--- a/UNIT 5.docx
+++ b/UNIT 5.docx
@@ -127,7 +127,31 @@
           <w:szCs w:val="24"/>
           <w:lang w:eastAsia="en-IN" w:bidi="mr-IN"/>
         </w:rPr>
-        <w:t>store Bitcoin on the internet</w:t>
+        <w:t xml:space="preserve">store </w:t>
+      </w:r>
+      <w:proofErr w:type="spellStart"/>
+      <w:r>
+        <w:rPr>
+          <w:rFonts w:ascii="Times New Roman" w:eastAsia="Times New Roman" w:hAnsi="Times New Roman" w:cs="Times New Roman"/>
+          <w:b/>
+          <w:bCs/>
+          <w:sz w:val="24"/>
+          <w:szCs w:val="24"/>
+          <w:lang w:eastAsia="en-IN" w:bidi="mr-IN"/>
+        </w:rPr>
+        <w:t>Bitcoin</w:t>
+      </w:r>
+      <w:proofErr w:type="spellEnd"/>
+      <w:r>
+        <w:rPr>
+          <w:rFonts w:ascii="Times New Roman" w:eastAsia="Times New Roman" w:hAnsi="Times New Roman" w:cs="Times New Roman"/>
+          <w:b/>
+          <w:bCs/>
+          <w:sz w:val="24"/>
+          <w:szCs w:val="24"/>
+          <w:lang w:eastAsia="en-IN" w:bidi="mr-IN"/>
+        </w:rPr>
+        <w:t xml:space="preserve"> on the internet</w:t>
       </w:r>
       <w:r>
         <w:rPr>
@@ -192,7 +216,31 @@
           <w:szCs w:val="24"/>
           <w:lang w:eastAsia="en-IN" w:bidi="mr-IN"/>
         </w:rPr>
-        <w:t>buy and sell Bitcoin using money (₹)</w:t>
+        <w:t xml:space="preserve">buy and sell </w:t>
+      </w:r>
+      <w:proofErr w:type="spellStart"/>
+      <w:r>
+        <w:rPr>
+          <w:rFonts w:ascii="Times New Roman" w:eastAsia="Times New Roman" w:hAnsi="Times New Roman" w:cs="Times New Roman"/>
+          <w:b/>
+          <w:bCs/>
+          <w:sz w:val="24"/>
+          <w:szCs w:val="24"/>
+          <w:lang w:eastAsia="en-IN" w:bidi="mr-IN"/>
+        </w:rPr>
+        <w:t>Bitcoin</w:t>
+      </w:r>
+      <w:proofErr w:type="spellEnd"/>
+      <w:r>
+        <w:rPr>
+          <w:rFonts w:ascii="Times New Roman" w:eastAsia="Times New Roman" w:hAnsi="Times New Roman" w:cs="Times New Roman"/>
+          <w:b/>
+          <w:bCs/>
+          <w:sz w:val="24"/>
+          <w:szCs w:val="24"/>
+          <w:lang w:eastAsia="en-IN" w:bidi="mr-IN"/>
+        </w:rPr>
+        <w:t xml:space="preserve"> using money (₹)</w:t>
       </w:r>
       <w:r>
         <w:rPr>
@@ -330,8 +378,21 @@
           <w:szCs w:val="24"/>
           <w:lang w:eastAsia="en-IN" w:bidi="mr-IN"/>
         </w:rPr>
-        <w:t>bank account for Bitcoin</w:t>
-      </w:r>
+        <w:t xml:space="preserve">bank account for </w:t>
+      </w:r>
+      <w:proofErr w:type="spellStart"/>
+      <w:r>
+        <w:rPr>
+          <w:rFonts w:ascii="Times New Roman" w:eastAsia="Times New Roman" w:hAnsi="Times New Roman" w:cs="Times New Roman"/>
+          <w:b/>
+          <w:bCs/>
+          <w:sz w:val="24"/>
+          <w:szCs w:val="24"/>
+          <w:lang w:eastAsia="en-IN" w:bidi="mr-IN"/>
+        </w:rPr>
+        <w:t>Bitcoin</w:t>
+      </w:r>
+      <w:proofErr w:type="spellEnd"/>
       <w:r>
         <w:rPr>
           <w:rFonts w:ascii="Times New Roman" w:eastAsia="Times New Roman" w:hAnsi="Times New Roman" w:cs="Times New Roman"/>
@@ -363,7 +424,27 @@
           <w:szCs w:val="24"/>
           <w:lang w:eastAsia="en-IN" w:bidi="mr-IN"/>
         </w:rPr>
-        <w:t>We deposit Bitcoin into the wallet and withdraw it when needed.</w:t>
+        <w:t xml:space="preserve">We deposit </w:t>
+      </w:r>
+      <w:proofErr w:type="spellStart"/>
+      <w:r>
+        <w:rPr>
+          <w:rFonts w:ascii="Times New Roman" w:eastAsia="Times New Roman" w:hAnsi="Times New Roman" w:cs="Times New Roman"/>
+          <w:sz w:val="24"/>
+          <w:szCs w:val="24"/>
+          <w:lang w:eastAsia="en-IN" w:bidi="mr-IN"/>
+        </w:rPr>
+        <w:t>Bitcoin</w:t>
+      </w:r>
+      <w:proofErr w:type="spellEnd"/>
+      <w:r>
+        <w:rPr>
+          <w:rFonts w:ascii="Times New Roman" w:eastAsia="Times New Roman" w:hAnsi="Times New Roman" w:cs="Times New Roman"/>
+          <w:sz w:val="24"/>
+          <w:szCs w:val="24"/>
+          <w:lang w:eastAsia="en-IN" w:bidi="mr-IN"/>
+        </w:rPr>
+        <w:t xml:space="preserve"> into the wallet and withdraw it when needed.</w:t>
       </w:r>
     </w:p>
     <w:p>
@@ -387,7 +468,27 @@
           <w:szCs w:val="24"/>
           <w:lang w:eastAsia="en-IN" w:bidi="mr-IN"/>
         </w:rPr>
-        <w:t xml:space="preserve">But the Bitcoin we withdraw is </w:t>
+        <w:t xml:space="preserve">But the </w:t>
+      </w:r>
+      <w:proofErr w:type="spellStart"/>
+      <w:r>
+        <w:rPr>
+          <w:rFonts w:ascii="Times New Roman" w:eastAsia="Times New Roman" w:hAnsi="Times New Roman" w:cs="Times New Roman"/>
+          <w:sz w:val="24"/>
+          <w:szCs w:val="24"/>
+          <w:lang w:eastAsia="en-IN" w:bidi="mr-IN"/>
+        </w:rPr>
+        <w:t>Bitcoin</w:t>
+      </w:r>
+      <w:proofErr w:type="spellEnd"/>
+      <w:r>
+        <w:rPr>
+          <w:rFonts w:ascii="Times New Roman" w:eastAsia="Times New Roman" w:hAnsi="Times New Roman" w:cs="Times New Roman"/>
+          <w:sz w:val="24"/>
+          <w:szCs w:val="24"/>
+          <w:lang w:eastAsia="en-IN" w:bidi="mr-IN"/>
+        </w:rPr>
+        <w:t xml:space="preserve"> we withdraw is </w:t>
       </w:r>
       <w:r>
         <w:rPr>
@@ -398,7 +499,31 @@
           <w:szCs w:val="24"/>
           <w:lang w:eastAsia="en-IN" w:bidi="mr-IN"/>
         </w:rPr>
-        <w:t>not always the same Bitcoin we deposited</w:t>
+        <w:t xml:space="preserve">not always the same </w:t>
+      </w:r>
+      <w:proofErr w:type="spellStart"/>
+      <w:r>
+        <w:rPr>
+          <w:rFonts w:ascii="Times New Roman" w:eastAsia="Times New Roman" w:hAnsi="Times New Roman" w:cs="Times New Roman"/>
+          <w:b/>
+          <w:bCs/>
+          <w:sz w:val="24"/>
+          <w:szCs w:val="24"/>
+          <w:lang w:eastAsia="en-IN" w:bidi="mr-IN"/>
+        </w:rPr>
+        <w:t>Bitcoin</w:t>
+      </w:r>
+      <w:proofErr w:type="spellEnd"/>
+      <w:r>
+        <w:rPr>
+          <w:rFonts w:ascii="Times New Roman" w:eastAsia="Times New Roman" w:hAnsi="Times New Roman" w:cs="Times New Roman"/>
+          <w:b/>
+          <w:bCs/>
+          <w:sz w:val="24"/>
+          <w:szCs w:val="24"/>
+          <w:lang w:eastAsia="en-IN" w:bidi="mr-IN"/>
+        </w:rPr>
+        <w:t xml:space="preserve"> we deposited</w:t>
       </w:r>
       <w:r>
         <w:rPr>
@@ -436,7 +561,27 @@
           <w:szCs w:val="24"/>
           <w:lang w:eastAsia="en-IN" w:bidi="mr-IN"/>
         </w:rPr>
-        <w:t xml:space="preserve"> This happens because wallets </w:t>
+        <w:t xml:space="preserve"> </w:t>
+      </w:r>
+      <w:proofErr w:type="gramStart"/>
+      <w:r>
+        <w:rPr>
+          <w:rFonts w:ascii="Times New Roman" w:eastAsia="Times New Roman" w:hAnsi="Times New Roman" w:cs="Times New Roman"/>
+          <w:sz w:val="24"/>
+          <w:szCs w:val="24"/>
+          <w:lang w:eastAsia="en-IN" w:bidi="mr-IN"/>
+        </w:rPr>
+        <w:t>This</w:t>
+      </w:r>
+      <w:proofErr w:type="gramEnd"/>
+      <w:r>
+        <w:rPr>
+          <w:rFonts w:ascii="Times New Roman" w:eastAsia="Times New Roman" w:hAnsi="Times New Roman" w:cs="Times New Roman"/>
+          <w:sz w:val="24"/>
+          <w:szCs w:val="24"/>
+          <w:lang w:eastAsia="en-IN" w:bidi="mr-IN"/>
+        </w:rPr>
+        <w:t xml:space="preserve"> happens because wallets </w:t>
       </w:r>
       <w:r>
         <w:rPr>
@@ -528,8 +673,21 @@
           <w:szCs w:val="24"/>
           <w:lang w:eastAsia="en-IN" w:bidi="mr-IN"/>
         </w:rPr>
-        <w:t>Step 1: Deposit Bitcoin</w:t>
-      </w:r>
+        <w:t xml:space="preserve">Step 1: Deposit </w:t>
+      </w:r>
+      <w:proofErr w:type="spellStart"/>
+      <w:r>
+        <w:rPr>
+          <w:rFonts w:ascii="Times New Roman" w:eastAsia="Times New Roman" w:hAnsi="Times New Roman" w:cs="Times New Roman"/>
+          <w:b/>
+          <w:bCs/>
+          <w:sz w:val="24"/>
+          <w:szCs w:val="24"/>
+          <w:lang w:eastAsia="en-IN" w:bidi="mr-IN"/>
+        </w:rPr>
+        <w:t>Bitcoin</w:t>
+      </w:r>
+      <w:proofErr w:type="spellEnd"/>
     </w:p>
     <w:p>
       <w:pPr>
@@ -548,7 +706,27 @@
           <w:szCs w:val="24"/>
           <w:lang w:eastAsia="en-IN" w:bidi="mr-IN"/>
         </w:rPr>
-        <w:t>You send Bitcoin to the online wallet.</w:t>
+        <w:t xml:space="preserve">You send </w:t>
+      </w:r>
+      <w:proofErr w:type="spellStart"/>
+      <w:r>
+        <w:rPr>
+          <w:rFonts w:ascii="Times New Roman" w:eastAsia="Times New Roman" w:hAnsi="Times New Roman" w:cs="Times New Roman"/>
+          <w:sz w:val="24"/>
+          <w:szCs w:val="24"/>
+          <w:lang w:eastAsia="en-IN" w:bidi="mr-IN"/>
+        </w:rPr>
+        <w:t>Bitcoin</w:t>
+      </w:r>
+      <w:proofErr w:type="spellEnd"/>
+      <w:r>
+        <w:rPr>
+          <w:rFonts w:ascii="Times New Roman" w:eastAsia="Times New Roman" w:hAnsi="Times New Roman" w:cs="Times New Roman"/>
+          <w:sz w:val="24"/>
+          <w:szCs w:val="24"/>
+          <w:lang w:eastAsia="en-IN" w:bidi="mr-IN"/>
+        </w:rPr>
+        <w:t xml:space="preserve"> to the online wallet.</w:t>
       </w:r>
     </w:p>
     <w:p>
@@ -586,7 +764,27 @@
           <w:szCs w:val="20"/>
           <w:lang w:eastAsia="en-IN" w:bidi="mr-IN"/>
         </w:rPr>
-        <w:t>Your Bitcoin → Wallet</w:t>
+        <w:t xml:space="preserve">Your </w:t>
+      </w:r>
+      <w:proofErr w:type="spellStart"/>
+      <w:r>
+        <w:rPr>
+          <w:rFonts w:ascii="Courier New" w:eastAsia="Times New Roman" w:hAnsi="Courier New" w:cs="Courier New"/>
+          <w:sz w:val="20"/>
+          <w:szCs w:val="20"/>
+          <w:lang w:eastAsia="en-IN" w:bidi="mr-IN"/>
+        </w:rPr>
+        <w:t>Bitcoin</w:t>
+      </w:r>
+      <w:proofErr w:type="spellEnd"/>
+      <w:r>
+        <w:rPr>
+          <w:rFonts w:ascii="Courier New" w:eastAsia="Times New Roman" w:hAnsi="Courier New" w:cs="Courier New"/>
+          <w:sz w:val="20"/>
+          <w:szCs w:val="20"/>
+          <w:lang w:eastAsia="en-IN" w:bidi="mr-IN"/>
+        </w:rPr>
+        <w:t xml:space="preserve"> → Wallet</w:t>
       </w:r>
     </w:p>
     <w:p>
@@ -631,7 +829,47 @@
           <w:szCs w:val="24"/>
           <w:lang w:eastAsia="en-IN" w:bidi="mr-IN"/>
         </w:rPr>
-        <w:t>Wallet combines your Bitcoin with other users’ Bitcoin.</w:t>
+        <w:t xml:space="preserve">Wallet combines your </w:t>
+      </w:r>
+      <w:proofErr w:type="spellStart"/>
+      <w:r>
+        <w:rPr>
+          <w:rFonts w:ascii="Times New Roman" w:eastAsia="Times New Roman" w:hAnsi="Times New Roman" w:cs="Times New Roman"/>
+          <w:sz w:val="24"/>
+          <w:szCs w:val="24"/>
+          <w:lang w:eastAsia="en-IN" w:bidi="mr-IN"/>
+        </w:rPr>
+        <w:t>Bitcoin</w:t>
+      </w:r>
+      <w:proofErr w:type="spellEnd"/>
+      <w:r>
+        <w:rPr>
+          <w:rFonts w:ascii="Times New Roman" w:eastAsia="Times New Roman" w:hAnsi="Times New Roman" w:cs="Times New Roman"/>
+          <w:sz w:val="24"/>
+          <w:szCs w:val="24"/>
+          <w:lang w:eastAsia="en-IN" w:bidi="mr-IN"/>
+        </w:rPr>
+        <w:t xml:space="preserve"> with other users’ </w:t>
+      </w:r>
+      <w:proofErr w:type="spellStart"/>
+      <w:r>
+        <w:rPr>
+          <w:rFonts w:ascii="Times New Roman" w:eastAsia="Times New Roman" w:hAnsi="Times New Roman" w:cs="Times New Roman"/>
+          <w:sz w:val="24"/>
+          <w:szCs w:val="24"/>
+          <w:lang w:eastAsia="en-IN" w:bidi="mr-IN"/>
+        </w:rPr>
+        <w:t>Bitcoin</w:t>
+      </w:r>
+      <w:proofErr w:type="spellEnd"/>
+      <w:r>
+        <w:rPr>
+          <w:rFonts w:ascii="Times New Roman" w:eastAsia="Times New Roman" w:hAnsi="Times New Roman" w:cs="Times New Roman"/>
+          <w:sz w:val="24"/>
+          <w:szCs w:val="24"/>
+          <w:lang w:eastAsia="en-IN" w:bidi="mr-IN"/>
+        </w:rPr>
+        <w:t>.</w:t>
       </w:r>
     </w:p>
     <w:p>
@@ -714,7 +952,47 @@
           <w:szCs w:val="24"/>
           <w:lang w:eastAsia="en-IN" w:bidi="mr-IN"/>
         </w:rPr>
-        <w:t>When you withdraw Bitcoin, you get Bitcoin from the mixed pool.</w:t>
+        <w:t xml:space="preserve">When you withdraw </w:t>
+      </w:r>
+      <w:proofErr w:type="spellStart"/>
+      <w:r>
+        <w:rPr>
+          <w:rFonts w:ascii="Times New Roman" w:eastAsia="Times New Roman" w:hAnsi="Times New Roman" w:cs="Times New Roman"/>
+          <w:sz w:val="24"/>
+          <w:szCs w:val="24"/>
+          <w:lang w:eastAsia="en-IN" w:bidi="mr-IN"/>
+        </w:rPr>
+        <w:t>Bitcoin</w:t>
+      </w:r>
+      <w:proofErr w:type="spellEnd"/>
+      <w:r>
+        <w:rPr>
+          <w:rFonts w:ascii="Times New Roman" w:eastAsia="Times New Roman" w:hAnsi="Times New Roman" w:cs="Times New Roman"/>
+          <w:sz w:val="24"/>
+          <w:szCs w:val="24"/>
+          <w:lang w:eastAsia="en-IN" w:bidi="mr-IN"/>
+        </w:rPr>
+        <w:t xml:space="preserve">, you get </w:t>
+      </w:r>
+      <w:proofErr w:type="spellStart"/>
+      <w:r>
+        <w:rPr>
+          <w:rFonts w:ascii="Times New Roman" w:eastAsia="Times New Roman" w:hAnsi="Times New Roman" w:cs="Times New Roman"/>
+          <w:sz w:val="24"/>
+          <w:szCs w:val="24"/>
+          <w:lang w:eastAsia="en-IN" w:bidi="mr-IN"/>
+        </w:rPr>
+        <w:t>Bitcoin</w:t>
+      </w:r>
+      <w:proofErr w:type="spellEnd"/>
+      <w:r>
+        <w:rPr>
+          <w:rFonts w:ascii="Times New Roman" w:eastAsia="Times New Roman" w:hAnsi="Times New Roman" w:cs="Times New Roman"/>
+          <w:sz w:val="24"/>
+          <w:szCs w:val="24"/>
+          <w:lang w:eastAsia="en-IN" w:bidi="mr-IN"/>
+        </w:rPr>
+        <w:t xml:space="preserve"> from the mixed pool.</w:t>
       </w:r>
     </w:p>
     <w:p>
@@ -744,7 +1022,27 @@
           <w:szCs w:val="24"/>
           <w:lang w:eastAsia="en-IN" w:bidi="mr-IN"/>
         </w:rPr>
-        <w:t xml:space="preserve"> The value is the same (1 BTC), but the coin is different.</w:t>
+        <w:t xml:space="preserve"> </w:t>
+      </w:r>
+      <w:proofErr w:type="gramStart"/>
+      <w:r>
+        <w:rPr>
+          <w:rFonts w:ascii="Times New Roman" w:eastAsia="Times New Roman" w:hAnsi="Times New Roman" w:cs="Times New Roman"/>
+          <w:sz w:val="24"/>
+          <w:szCs w:val="24"/>
+          <w:lang w:eastAsia="en-IN" w:bidi="mr-IN"/>
+        </w:rPr>
+        <w:t>The</w:t>
+      </w:r>
+      <w:proofErr w:type="gramEnd"/>
+      <w:r>
+        <w:rPr>
+          <w:rFonts w:ascii="Times New Roman" w:eastAsia="Times New Roman" w:hAnsi="Times New Roman" w:cs="Times New Roman"/>
+          <w:sz w:val="24"/>
+          <w:szCs w:val="24"/>
+          <w:lang w:eastAsia="en-IN" w:bidi="mr-IN"/>
+        </w:rPr>
+        <w:t xml:space="preserve"> value is the same (1 BTC), but the coin is different.</w:t>
       </w:r>
     </w:p>
     <w:p>
@@ -932,7 +1230,27 @@
           <w:szCs w:val="24"/>
           <w:lang w:eastAsia="en-IN" w:bidi="mr-IN"/>
         </w:rPr>
-        <w:t xml:space="preserve"> It is not the same coin, but same value.</w:t>
+        <w:t xml:space="preserve"> </w:t>
+      </w:r>
+      <w:proofErr w:type="gramStart"/>
+      <w:r>
+        <w:rPr>
+          <w:rFonts w:ascii="Times New Roman" w:eastAsia="Times New Roman" w:hAnsi="Times New Roman" w:cs="Times New Roman"/>
+          <w:sz w:val="24"/>
+          <w:szCs w:val="24"/>
+          <w:lang w:eastAsia="en-IN" w:bidi="mr-IN"/>
+        </w:rPr>
+        <w:t>It</w:t>
+      </w:r>
+      <w:proofErr w:type="gramEnd"/>
+      <w:r>
+        <w:rPr>
+          <w:rFonts w:ascii="Times New Roman" w:eastAsia="Times New Roman" w:hAnsi="Times New Roman" w:cs="Times New Roman"/>
+          <w:sz w:val="24"/>
+          <w:szCs w:val="24"/>
+          <w:lang w:eastAsia="en-IN" w:bidi="mr-IN"/>
+        </w:rPr>
+        <w:t xml:space="preserve"> is not the same coin, but same value.</w:t>
       </w:r>
     </w:p>
     <w:p>
@@ -1146,7 +1464,27 @@
           <w:szCs w:val="24"/>
           <w:lang w:eastAsia="en-IN" w:bidi="mr-IN"/>
         </w:rPr>
-        <w:t>You can buy Bitcoin using money (₹)</w:t>
+        <w:t xml:space="preserve">You can buy </w:t>
+      </w:r>
+      <w:proofErr w:type="spellStart"/>
+      <w:r>
+        <w:rPr>
+          <w:rFonts w:ascii="Times New Roman" w:eastAsia="Times New Roman" w:hAnsi="Times New Roman" w:cs="Times New Roman"/>
+          <w:sz w:val="24"/>
+          <w:szCs w:val="24"/>
+          <w:lang w:eastAsia="en-IN" w:bidi="mr-IN"/>
+        </w:rPr>
+        <w:t>Bitcoin</w:t>
+      </w:r>
+      <w:proofErr w:type="spellEnd"/>
+      <w:r>
+        <w:rPr>
+          <w:rFonts w:ascii="Times New Roman" w:eastAsia="Times New Roman" w:hAnsi="Times New Roman" w:cs="Times New Roman"/>
+          <w:sz w:val="24"/>
+          <w:szCs w:val="24"/>
+          <w:lang w:eastAsia="en-IN" w:bidi="mr-IN"/>
+        </w:rPr>
+        <w:t xml:space="preserve"> using money (₹)</w:t>
       </w:r>
     </w:p>
     <w:p>
@@ -1170,7 +1508,27 @@
           <w:szCs w:val="24"/>
           <w:lang w:eastAsia="en-IN" w:bidi="mr-IN"/>
         </w:rPr>
-        <w:t>You can sell Bitcoin and get money (₹)</w:t>
+        <w:t xml:space="preserve">You can sell </w:t>
+      </w:r>
+      <w:proofErr w:type="spellStart"/>
+      <w:r>
+        <w:rPr>
+          <w:rFonts w:ascii="Times New Roman" w:eastAsia="Times New Roman" w:hAnsi="Times New Roman" w:cs="Times New Roman"/>
+          <w:sz w:val="24"/>
+          <w:szCs w:val="24"/>
+          <w:lang w:eastAsia="en-IN" w:bidi="mr-IN"/>
+        </w:rPr>
+        <w:t>Bitcoin</w:t>
+      </w:r>
+      <w:proofErr w:type="spellEnd"/>
+      <w:r>
+        <w:rPr>
+          <w:rFonts w:ascii="Times New Roman" w:eastAsia="Times New Roman" w:hAnsi="Times New Roman" w:cs="Times New Roman"/>
+          <w:sz w:val="24"/>
+          <w:szCs w:val="24"/>
+          <w:lang w:eastAsia="en-IN" w:bidi="mr-IN"/>
+        </w:rPr>
+        <w:t xml:space="preserve"> and get money (₹)</w:t>
       </w:r>
     </w:p>
     <w:p>
@@ -1242,8 +1600,21 @@
           <w:szCs w:val="24"/>
           <w:lang w:eastAsia="en-IN" w:bidi="mr-IN"/>
         </w:rPr>
-        <w:t>Case 1: Buying Bitcoin</w:t>
-      </w:r>
+        <w:t xml:space="preserve">Case 1: Buying </w:t>
+      </w:r>
+      <w:proofErr w:type="spellStart"/>
+      <w:r>
+        <w:rPr>
+          <w:rFonts w:ascii="Times New Roman" w:eastAsia="Times New Roman" w:hAnsi="Times New Roman" w:cs="Times New Roman"/>
+          <w:b/>
+          <w:bCs/>
+          <w:sz w:val="24"/>
+          <w:szCs w:val="24"/>
+          <w:lang w:eastAsia="en-IN" w:bidi="mr-IN"/>
+        </w:rPr>
+        <w:t>Bitcoin</w:t>
+      </w:r>
+      <w:proofErr w:type="spellEnd"/>
     </w:p>
     <w:p>
       <w:pPr>
@@ -1290,8 +1661,19 @@
           <w:szCs w:val="24"/>
           <w:lang w:eastAsia="en-IN" w:bidi="mr-IN"/>
         </w:rPr>
-        <w:t>The exchange gives you Bitcoin</w:t>
-      </w:r>
+        <w:t xml:space="preserve">The exchange gives you </w:t>
+      </w:r>
+      <w:proofErr w:type="spellStart"/>
+      <w:r>
+        <w:rPr>
+          <w:rFonts w:ascii="Times New Roman" w:eastAsia="Times New Roman" w:hAnsi="Times New Roman" w:cs="Times New Roman"/>
+          <w:sz w:val="24"/>
+          <w:szCs w:val="24"/>
+          <w:lang w:eastAsia="en-IN" w:bidi="mr-IN"/>
+        </w:rPr>
+        <w:t>Bitcoin</w:t>
+      </w:r>
+      <w:proofErr w:type="spellEnd"/>
     </w:p>
     <w:p>
       <w:pPr>
@@ -1328,8 +1710,19 @@
           <w:szCs w:val="20"/>
           <w:lang w:eastAsia="en-IN" w:bidi="mr-IN"/>
         </w:rPr>
-        <w:t>₹ → Exchange → Bitcoin</w:t>
-      </w:r>
+        <w:t xml:space="preserve">₹ → Exchange → </w:t>
+      </w:r>
+      <w:proofErr w:type="spellStart"/>
+      <w:r>
+        <w:rPr>
+          <w:rFonts w:ascii="Courier New" w:eastAsia="Times New Roman" w:hAnsi="Courier New" w:cs="Courier New"/>
+          <w:sz w:val="20"/>
+          <w:szCs w:val="20"/>
+          <w:lang w:eastAsia="en-IN" w:bidi="mr-IN"/>
+        </w:rPr>
+        <w:t>Bitcoin</w:t>
+      </w:r>
+      <w:proofErr w:type="spellEnd"/>
     </w:p>
     <w:p>
       <w:pPr>
@@ -1405,8 +1798,19 @@
           <w:szCs w:val="24"/>
           <w:lang w:eastAsia="en-IN" w:bidi="mr-IN"/>
         </w:rPr>
-        <w:t>You get Bitcoin</w:t>
-      </w:r>
+        <w:t xml:space="preserve">You get </w:t>
+      </w:r>
+      <w:proofErr w:type="spellStart"/>
+      <w:r>
+        <w:rPr>
+          <w:rFonts w:ascii="Times New Roman" w:eastAsia="Times New Roman" w:hAnsi="Times New Roman" w:cs="Times New Roman"/>
+          <w:sz w:val="24"/>
+          <w:szCs w:val="24"/>
+          <w:lang w:eastAsia="en-IN" w:bidi="mr-IN"/>
+        </w:rPr>
+        <w:t>Bitcoin</w:t>
+      </w:r>
+      <w:proofErr w:type="spellEnd"/>
     </w:p>
     <w:p>
       <w:pPr>
@@ -1452,8 +1856,21 @@
           <w:szCs w:val="24"/>
           <w:lang w:eastAsia="en-IN" w:bidi="mr-IN"/>
         </w:rPr>
-        <w:t>Case 2: Selling Bitcoin</w:t>
-      </w:r>
+        <w:t xml:space="preserve">Case 2: Selling </w:t>
+      </w:r>
+      <w:proofErr w:type="spellStart"/>
+      <w:r>
+        <w:rPr>
+          <w:rFonts w:ascii="Times New Roman" w:eastAsia="Times New Roman" w:hAnsi="Times New Roman" w:cs="Times New Roman"/>
+          <w:b/>
+          <w:bCs/>
+          <w:sz w:val="24"/>
+          <w:szCs w:val="24"/>
+          <w:lang w:eastAsia="en-IN" w:bidi="mr-IN"/>
+        </w:rPr>
+        <w:t>Bitcoin</w:t>
+      </w:r>
+      <w:proofErr w:type="spellEnd"/>
     </w:p>
     <w:p>
       <w:pPr>
@@ -1477,7 +1894,27 @@
           <w:lang w:eastAsia="en-IN" w:bidi="mr-IN"/>
         </w:rPr>
         <w:lastRenderedPageBreak/>
-        <w:t>You give Bitcoin to the exchange</w:t>
+        <w:t xml:space="preserve">You give </w:t>
+      </w:r>
+      <w:proofErr w:type="spellStart"/>
+      <w:r>
+        <w:rPr>
+          <w:rFonts w:ascii="Times New Roman" w:eastAsia="Times New Roman" w:hAnsi="Times New Roman" w:cs="Times New Roman"/>
+          <w:sz w:val="24"/>
+          <w:szCs w:val="24"/>
+          <w:lang w:eastAsia="en-IN" w:bidi="mr-IN"/>
+        </w:rPr>
+        <w:t>Bitcoin</w:t>
+      </w:r>
+      <w:proofErr w:type="spellEnd"/>
+      <w:r>
+        <w:rPr>
+          <w:rFonts w:ascii="Times New Roman" w:eastAsia="Times New Roman" w:hAnsi="Times New Roman" w:cs="Times New Roman"/>
+          <w:sz w:val="24"/>
+          <w:szCs w:val="24"/>
+          <w:lang w:eastAsia="en-IN" w:bidi="mr-IN"/>
+        </w:rPr>
+        <w:t xml:space="preserve"> to the exchange</w:t>
       </w:r>
     </w:p>
     <w:p>
@@ -1532,6 +1969,7 @@
           <w:lang w:eastAsia="en-IN" w:bidi="mr-IN"/>
         </w:rPr>
       </w:pPr>
+      <w:proofErr w:type="spellStart"/>
       <w:r>
         <w:rPr>
           <w:rFonts w:ascii="Courier New" w:eastAsia="Times New Roman" w:hAnsi="Courier New" w:cs="Courier New"/>
@@ -1539,7 +1977,17 @@
           <w:szCs w:val="20"/>
           <w:lang w:eastAsia="en-IN" w:bidi="mr-IN"/>
         </w:rPr>
-        <w:t>Bitcoin → Exchange → ₹</w:t>
+        <w:t>Bitcoin</w:t>
+      </w:r>
+      <w:proofErr w:type="spellEnd"/>
+      <w:r>
+        <w:rPr>
+          <w:rFonts w:ascii="Courier New" w:eastAsia="Times New Roman" w:hAnsi="Courier New" w:cs="Courier New"/>
+          <w:sz w:val="20"/>
+          <w:szCs w:val="20"/>
+          <w:lang w:eastAsia="en-IN" w:bidi="mr-IN"/>
+        </w:rPr>
+        <w:t xml:space="preserve"> → Exchange → ₹</w:t>
       </w:r>
     </w:p>
     <w:p>
@@ -1688,7 +2136,31 @@
           <w:szCs w:val="27"/>
           <w:lang w:eastAsia="en-IN" w:bidi="mr-IN"/>
         </w:rPr>
-        <w:t>1. Like a Wallet</w:t>
+        <w:t xml:space="preserve">1. </w:t>
+      </w:r>
+      <w:proofErr w:type="gramStart"/>
+      <w:r>
+        <w:rPr>
+          <w:rFonts w:ascii="Times New Roman" w:eastAsia="Times New Roman" w:hAnsi="Times New Roman" w:cs="Times New Roman"/>
+          <w:b/>
+          <w:bCs/>
+          <w:sz w:val="27"/>
+          <w:szCs w:val="27"/>
+          <w:lang w:eastAsia="en-IN" w:bidi="mr-IN"/>
+        </w:rPr>
+        <w:t>Like</w:t>
+      </w:r>
+      <w:proofErr w:type="gramEnd"/>
+      <w:r>
+        <w:rPr>
+          <w:rFonts w:ascii="Times New Roman" w:eastAsia="Times New Roman" w:hAnsi="Times New Roman" w:cs="Times New Roman"/>
+          <w:b/>
+          <w:bCs/>
+          <w:sz w:val="27"/>
+          <w:szCs w:val="27"/>
+          <w:lang w:eastAsia="en-IN" w:bidi="mr-IN"/>
+        </w:rPr>
+        <w:t xml:space="preserve"> a Wallet</w:t>
       </w:r>
     </w:p>
     <w:p>
@@ -1712,7 +2184,27 @@
           <w:szCs w:val="24"/>
           <w:lang w:eastAsia="en-IN" w:bidi="mr-IN"/>
         </w:rPr>
-        <w:t>Exchange stores your Bitcoin temporarily.</w:t>
+        <w:t xml:space="preserve">Exchange stores your </w:t>
+      </w:r>
+      <w:proofErr w:type="spellStart"/>
+      <w:r>
+        <w:rPr>
+          <w:rFonts w:ascii="Times New Roman" w:eastAsia="Times New Roman" w:hAnsi="Times New Roman" w:cs="Times New Roman"/>
+          <w:sz w:val="24"/>
+          <w:szCs w:val="24"/>
+          <w:lang w:eastAsia="en-IN" w:bidi="mr-IN"/>
+        </w:rPr>
+        <w:t>Bitcoin</w:t>
+      </w:r>
+      <w:proofErr w:type="spellEnd"/>
+      <w:r>
+        <w:rPr>
+          <w:rFonts w:ascii="Times New Roman" w:eastAsia="Times New Roman" w:hAnsi="Times New Roman" w:cs="Times New Roman"/>
+          <w:sz w:val="24"/>
+          <w:szCs w:val="24"/>
+          <w:lang w:eastAsia="en-IN" w:bidi="mr-IN"/>
+        </w:rPr>
+        <w:t xml:space="preserve"> temporarily.</w:t>
       </w:r>
     </w:p>
     <w:p>
@@ -1775,7 +2267,31 @@
           <w:szCs w:val="27"/>
           <w:lang w:eastAsia="en-IN" w:bidi="mr-IN"/>
         </w:rPr>
-        <w:t>2. Like a Trading System</w:t>
+        <w:t xml:space="preserve">2. </w:t>
+      </w:r>
+      <w:proofErr w:type="gramStart"/>
+      <w:r>
+        <w:rPr>
+          <w:rFonts w:ascii="Times New Roman" w:eastAsia="Times New Roman" w:hAnsi="Times New Roman" w:cs="Times New Roman"/>
+          <w:b/>
+          <w:bCs/>
+          <w:sz w:val="27"/>
+          <w:szCs w:val="27"/>
+          <w:lang w:eastAsia="en-IN" w:bidi="mr-IN"/>
+        </w:rPr>
+        <w:t>Like</w:t>
+      </w:r>
+      <w:proofErr w:type="gramEnd"/>
+      <w:r>
+        <w:rPr>
+          <w:rFonts w:ascii="Times New Roman" w:eastAsia="Times New Roman" w:hAnsi="Times New Roman" w:cs="Times New Roman"/>
+          <w:b/>
+          <w:bCs/>
+          <w:sz w:val="27"/>
+          <w:szCs w:val="27"/>
+          <w:lang w:eastAsia="en-IN" w:bidi="mr-IN"/>
+        </w:rPr>
+        <w:t xml:space="preserve"> a Trading System</w:t>
       </w:r>
     </w:p>
     <w:p>
@@ -1799,7 +2315,27 @@
           <w:szCs w:val="24"/>
           <w:lang w:eastAsia="en-IN" w:bidi="mr-IN"/>
         </w:rPr>
-        <w:t>You can buy and sell Bitcoin anytime.</w:t>
+        <w:t xml:space="preserve">You can buy and sell </w:t>
+      </w:r>
+      <w:proofErr w:type="spellStart"/>
+      <w:r>
+        <w:rPr>
+          <w:rFonts w:ascii="Times New Roman" w:eastAsia="Times New Roman" w:hAnsi="Times New Roman" w:cs="Times New Roman"/>
+          <w:sz w:val="24"/>
+          <w:szCs w:val="24"/>
+          <w:lang w:eastAsia="en-IN" w:bidi="mr-IN"/>
+        </w:rPr>
+        <w:t>Bitcoin</w:t>
+      </w:r>
+      <w:proofErr w:type="spellEnd"/>
+      <w:r>
+        <w:rPr>
+          <w:rFonts w:ascii="Times New Roman" w:eastAsia="Times New Roman" w:hAnsi="Times New Roman" w:cs="Times New Roman"/>
+          <w:sz w:val="24"/>
+          <w:szCs w:val="24"/>
+          <w:lang w:eastAsia="en-IN" w:bidi="mr-IN"/>
+        </w:rPr>
+        <w:t xml:space="preserve"> anytime.</w:t>
       </w:r>
     </w:p>
     <w:p>
@@ -2011,7 +2547,27 @@
           <w:szCs w:val="24"/>
           <w:lang w:eastAsia="en-IN" w:bidi="mr-IN"/>
         </w:rPr>
-        <w:t>You give money → You get goods (Bitcoin)</w:t>
+        <w:t>You give money → You get goods (</w:t>
+      </w:r>
+      <w:proofErr w:type="spellStart"/>
+      <w:r>
+        <w:rPr>
+          <w:rFonts w:ascii="Times New Roman" w:eastAsia="Times New Roman" w:hAnsi="Times New Roman" w:cs="Times New Roman"/>
+          <w:sz w:val="24"/>
+          <w:szCs w:val="24"/>
+          <w:lang w:eastAsia="en-IN" w:bidi="mr-IN"/>
+        </w:rPr>
+        <w:t>Bitcoin</w:t>
+      </w:r>
+      <w:proofErr w:type="spellEnd"/>
+      <w:r>
+        <w:rPr>
+          <w:rFonts w:ascii="Times New Roman" w:eastAsia="Times New Roman" w:hAnsi="Times New Roman" w:cs="Times New Roman"/>
+          <w:sz w:val="24"/>
+          <w:szCs w:val="24"/>
+          <w:lang w:eastAsia="en-IN" w:bidi="mr-IN"/>
+        </w:rPr>
+        <w:t>)</w:t>
       </w:r>
     </w:p>
     <w:p>
@@ -2073,7 +2629,27 @@
           <w:szCs w:val="20"/>
           <w:lang w:eastAsia="en-IN" w:bidi="mr-IN"/>
         </w:rPr>
-        <w:t xml:space="preserve">Money → Market → Bitcoin  </w:t>
+        <w:t xml:space="preserve">Money → Market → </w:t>
+      </w:r>
+      <w:proofErr w:type="spellStart"/>
+      <w:r>
+        <w:rPr>
+          <w:rFonts w:ascii="Courier New" w:eastAsia="Times New Roman" w:hAnsi="Courier New" w:cs="Courier New"/>
+          <w:sz w:val="20"/>
+          <w:szCs w:val="20"/>
+          <w:lang w:eastAsia="en-IN" w:bidi="mr-IN"/>
+        </w:rPr>
+        <w:t>Bitcoin</w:t>
+      </w:r>
+      <w:proofErr w:type="spellEnd"/>
+      <w:r>
+        <w:rPr>
+          <w:rFonts w:ascii="Courier New" w:eastAsia="Times New Roman" w:hAnsi="Courier New" w:cs="Courier New"/>
+          <w:sz w:val="20"/>
+          <w:szCs w:val="20"/>
+          <w:lang w:eastAsia="en-IN" w:bidi="mr-IN"/>
+        </w:rPr>
+        <w:t xml:space="preserve">  </w:t>
       </w:r>
     </w:p>
     <w:p>
@@ -2104,6 +2680,7 @@
           <w:lang w:eastAsia="en-IN" w:bidi="mr-IN"/>
         </w:rPr>
       </w:pPr>
+      <w:proofErr w:type="spellStart"/>
       <w:r>
         <w:rPr>
           <w:rFonts w:ascii="Courier New" w:eastAsia="Times New Roman" w:hAnsi="Courier New" w:cs="Courier New"/>
@@ -2111,7 +2688,17 @@
           <w:szCs w:val="20"/>
           <w:lang w:eastAsia="en-IN" w:bidi="mr-IN"/>
         </w:rPr>
-        <w:t>Bitcoin → Market → Money</w:t>
+        <w:t>Bitcoin</w:t>
+      </w:r>
+      <w:proofErr w:type="spellEnd"/>
+      <w:r>
+        <w:rPr>
+          <w:rFonts w:ascii="Courier New" w:eastAsia="Times New Roman" w:hAnsi="Courier New" w:cs="Courier New"/>
+          <w:sz w:val="20"/>
+          <w:szCs w:val="20"/>
+          <w:lang w:eastAsia="en-IN" w:bidi="mr-IN"/>
+        </w:rPr>
+        <w:t xml:space="preserve"> → Market → Money</w:t>
       </w:r>
     </w:p>
     <w:p>
@@ -2193,7 +2780,27 @@
           <w:szCs w:val="24"/>
           <w:lang w:eastAsia="en-IN" w:bidi="mr-IN"/>
         </w:rPr>
-        <w:t xml:space="preserve"> help store Bitcoin, but coins get mixed and are not directly controlled by users.</w:t>
+        <w:t xml:space="preserve"> help store </w:t>
+      </w:r>
+      <w:proofErr w:type="spellStart"/>
+      <w:r>
+        <w:rPr>
+          <w:rFonts w:ascii="Times New Roman" w:eastAsia="Times New Roman" w:hAnsi="Times New Roman" w:cs="Times New Roman"/>
+          <w:sz w:val="24"/>
+          <w:szCs w:val="24"/>
+          <w:lang w:eastAsia="en-IN" w:bidi="mr-IN"/>
+        </w:rPr>
+        <w:t>Bitcoin</w:t>
+      </w:r>
+      <w:proofErr w:type="spellEnd"/>
+      <w:r>
+        <w:rPr>
+          <w:rFonts w:ascii="Times New Roman" w:eastAsia="Times New Roman" w:hAnsi="Times New Roman" w:cs="Times New Roman"/>
+          <w:sz w:val="24"/>
+          <w:szCs w:val="24"/>
+          <w:lang w:eastAsia="en-IN" w:bidi="mr-IN"/>
+        </w:rPr>
+        <w:t>, but coins get mixed and are not directly controlled by users.</w:t>
       </w:r>
     </w:p>
     <w:p>
@@ -2228,7 +2835,27 @@
           <w:szCs w:val="24"/>
           <w:lang w:eastAsia="en-IN" w:bidi="mr-IN"/>
         </w:rPr>
-        <w:t xml:space="preserve"> help in buying and selling Bitcoin easily.</w:t>
+        <w:t xml:space="preserve"> help in buying and selling </w:t>
+      </w:r>
+      <w:proofErr w:type="spellStart"/>
+      <w:r>
+        <w:rPr>
+          <w:rFonts w:ascii="Times New Roman" w:eastAsia="Times New Roman" w:hAnsi="Times New Roman" w:cs="Times New Roman"/>
+          <w:sz w:val="24"/>
+          <w:szCs w:val="24"/>
+          <w:lang w:eastAsia="en-IN" w:bidi="mr-IN"/>
+        </w:rPr>
+        <w:t>Bitcoin</w:t>
+      </w:r>
+      <w:proofErr w:type="spellEnd"/>
+      <w:r>
+        <w:rPr>
+          <w:rFonts w:ascii="Times New Roman" w:eastAsia="Times New Roman" w:hAnsi="Times New Roman" w:cs="Times New Roman"/>
+          <w:sz w:val="24"/>
+          <w:szCs w:val="24"/>
+          <w:lang w:eastAsia="en-IN" w:bidi="mr-IN"/>
+        </w:rPr>
+        <w:t xml:space="preserve"> easily.</w:t>
       </w:r>
     </w:p>
     <w:p>
@@ -2330,7 +2957,25 @@
           <w:b w:val="0"/>
           <w:bCs w:val="0"/>
         </w:rPr>
-        <w:t>Payment Services in Bitcoin (Beginner Level English Notes)</w:t>
+        <w:t xml:space="preserve">Payment Services in </w:t>
+      </w:r>
+      <w:proofErr w:type="spellStart"/>
+      <w:r>
+        <w:rPr>
+          <w:rStyle w:val="Strong"/>
+          <w:b w:val="0"/>
+          <w:bCs w:val="0"/>
+        </w:rPr>
+        <w:t>Bitcoin</w:t>
+      </w:r>
+      <w:proofErr w:type="spellEnd"/>
+      <w:r>
+        <w:rPr>
+          <w:rStyle w:val="Strong"/>
+          <w:b w:val="0"/>
+          <w:bCs w:val="0"/>
+        </w:rPr>
+        <w:t xml:space="preserve"> (Beginner Level English Notes)</w:t>
       </w:r>
     </w:p>
     <w:p>
@@ -2361,7 +3006,15 @@
         <w:pStyle w:val="NormalWeb"/>
       </w:pPr>
       <w:r>
-        <w:t xml:space="preserve">A Bitcoin Payment Service is a </w:t>
+        <w:t xml:space="preserve">A </w:t>
+      </w:r>
+      <w:proofErr w:type="spellStart"/>
+      <w:r>
+        <w:t>Bitcoin</w:t>
+      </w:r>
+      <w:proofErr w:type="spellEnd"/>
+      <w:r>
+        <w:t xml:space="preserve"> Payment Service is a </w:t>
       </w:r>
       <w:r>
         <w:rPr>
@@ -2370,7 +3023,15 @@
         <w:t>third-party system (middleman)</w:t>
       </w:r>
       <w:r>
-        <w:t xml:space="preserve"> that helps merchants accept Bitcoin payments and automatically convert them into normal money like </w:t>
+        <w:t xml:space="preserve"> that helps merchants accept </w:t>
+      </w:r>
+      <w:proofErr w:type="spellStart"/>
+      <w:r>
+        <w:t>Bitcoin</w:t>
+      </w:r>
+      <w:proofErr w:type="spellEnd"/>
+      <w:r>
+        <w:t xml:space="preserve"> payments and automatically convert them into normal money like </w:t>
       </w:r>
       <w:r>
         <w:rPr>
@@ -2401,7 +3062,15 @@
         <w:pStyle w:val="NormalWeb"/>
       </w:pPr>
       <w:r>
-        <w:t>It is a service that connects Bitcoin customers and merchants who want normal money.</w:t>
+        <w:t xml:space="preserve">It is a service that connects </w:t>
+      </w:r>
+      <w:proofErr w:type="spellStart"/>
+      <w:r>
+        <w:t>Bitcoin</w:t>
+      </w:r>
+      <w:proofErr w:type="spellEnd"/>
+      <w:r>
+        <w:t xml:space="preserve"> customers and merchants who want normal money.</w:t>
       </w:r>
     </w:p>
     <w:p>
@@ -2432,7 +3101,15 @@
         <w:pStyle w:val="NormalWeb"/>
       </w:pPr>
       <w:r>
-        <w:t>Merchants face some problems if they directly use Bitcoin:</w:t>
+        <w:t xml:space="preserve">Merchants face some problems if they directly use </w:t>
+      </w:r>
+      <w:proofErr w:type="spellStart"/>
+      <w:r>
+        <w:t>Bitcoin</w:t>
+      </w:r>
+      <w:proofErr w:type="spellEnd"/>
+      <w:r>
+        <w:t>:</w:t>
       </w:r>
     </w:p>
     <w:p>
@@ -2457,8 +3134,13 @@
           <w:numId w:val="14"/>
         </w:numPr>
       </w:pPr>
-      <w:r>
-        <w:t>Bitcoin price changes very fast (risk of loss)</w:t>
+      <w:proofErr w:type="spellStart"/>
+      <w:r>
+        <w:t>Bitcoin</w:t>
+      </w:r>
+      <w:proofErr w:type="spellEnd"/>
+      <w:r>
+        <w:t xml:space="preserve"> price changes very fast (risk of loss)</w:t>
       </w:r>
     </w:p>
     <w:p>
@@ -2470,7 +3152,15 @@
         </w:numPr>
       </w:pPr>
       <w:r>
-        <w:t>Storing Bitcoin is not safe for everyone</w:t>
+        <w:t xml:space="preserve">Storing </w:t>
+      </w:r>
+      <w:proofErr w:type="spellStart"/>
+      <w:r>
+        <w:t>Bitcoin</w:t>
+      </w:r>
+      <w:proofErr w:type="spellEnd"/>
+      <w:r>
+        <w:t xml:space="preserve"> is not safe for everyone</w:t>
       </w:r>
     </w:p>
     <w:p>
@@ -2482,7 +3172,15 @@
         </w:numPr>
       </w:pPr>
       <w:r>
-        <w:t>It is difficult to manage technical Bitcoin payments</w:t>
+        <w:t xml:space="preserve">It is difficult to manage technical </w:t>
+      </w:r>
+      <w:proofErr w:type="spellStart"/>
+      <w:r>
+        <w:t>Bitcoin</w:t>
+      </w:r>
+      <w:proofErr w:type="spellEnd"/>
+      <w:r>
+        <w:t xml:space="preserve"> payments</w:t>
       </w:r>
     </w:p>
     <w:p>
@@ -2523,7 +3221,15 @@
         </w:numPr>
       </w:pPr>
       <w:r>
-        <w:t>Accepting Bitcoin from customers</w:t>
+        <w:t xml:space="preserve">Accepting </w:t>
+      </w:r>
+      <w:proofErr w:type="spellStart"/>
+      <w:r>
+        <w:t>Bitcoin</w:t>
+      </w:r>
+      <w:proofErr w:type="spellEnd"/>
+      <w:r>
+        <w:t xml:space="preserve"> from customers</w:t>
       </w:r>
     </w:p>
     <w:p>
@@ -2535,7 +3241,15 @@
         </w:numPr>
       </w:pPr>
       <w:r>
-        <w:t>Converting Bitcoin into normal money</w:t>
+        <w:t xml:space="preserve">Converting </w:t>
+      </w:r>
+      <w:proofErr w:type="spellStart"/>
+      <w:r>
+        <w:t>Bitcoin</w:t>
+      </w:r>
+      <w:proofErr w:type="spellEnd"/>
+      <w:r>
+        <w:t xml:space="preserve"> into normal money</w:t>
       </w:r>
     </w:p>
     <w:p>
@@ -2621,7 +3335,15 @@
         </w:numPr>
       </w:pPr>
       <w:r>
-        <w:t>Creates a “Pay with Bitcoin” button</w:t>
+        <w:t xml:space="preserve">Creates a “Pay with </w:t>
+      </w:r>
+      <w:proofErr w:type="spellStart"/>
+      <w:r>
+        <w:t>Bitcoin</w:t>
+      </w:r>
+      <w:proofErr w:type="spellEnd"/>
+      <w:r>
+        <w:t>” button</w:t>
       </w:r>
     </w:p>
     <w:p>
@@ -2687,7 +3409,15 @@
         </w:numPr>
       </w:pPr>
       <w:r>
-        <w:t>Customer clicks “Pay with Bitcoin”</w:t>
+        <w:t xml:space="preserve">Customer clicks “Pay with </w:t>
+      </w:r>
+      <w:proofErr w:type="spellStart"/>
+      <w:r>
+        <w:t>Bitcoin</w:t>
+      </w:r>
+      <w:proofErr w:type="spellEnd"/>
+      <w:r>
+        <w:t>”</w:t>
       </w:r>
     </w:p>
     <w:p>
@@ -2714,7 +3444,15 @@
         <w:pStyle w:val="Heading3"/>
       </w:pPr>
       <w:r>
-        <w:t>🟣 Step 4: Bitcoin payment</w:t>
+        <w:t xml:space="preserve">🟣 Step 4: </w:t>
+      </w:r>
+      <w:proofErr w:type="spellStart"/>
+      <w:r>
+        <w:t>Bitcoin</w:t>
+      </w:r>
+      <w:proofErr w:type="spellEnd"/>
+      <w:r>
+        <w:t xml:space="preserve"> payment</w:t>
       </w:r>
     </w:p>
     <w:p>
@@ -2738,7 +3476,15 @@
         </w:numPr>
       </w:pPr>
       <w:r>
-        <w:t>Customer sends Bitcoin from their wallet</w:t>
+        <w:t xml:space="preserve">Customer sends </w:t>
+      </w:r>
+      <w:proofErr w:type="spellStart"/>
+      <w:r>
+        <w:t>Bitcoin</w:t>
+      </w:r>
+      <w:proofErr w:type="spellEnd"/>
+      <w:r>
+        <w:t xml:space="preserve"> from their wallet</w:t>
       </w:r>
     </w:p>
     <w:p>
@@ -2765,7 +3511,15 @@
         </w:numPr>
       </w:pPr>
       <w:r>
-        <w:t>Payment service checks the Bitcoin network</w:t>
+        <w:t xml:space="preserve">Payment service checks the </w:t>
+      </w:r>
+      <w:proofErr w:type="spellStart"/>
+      <w:r>
+        <w:t>Bitcoin</w:t>
+      </w:r>
+      <w:proofErr w:type="spellEnd"/>
+      <w:r>
+        <w:t xml:space="preserve"> network</w:t>
       </w:r>
     </w:p>
     <w:p>
@@ -2843,7 +3597,15 @@
         </w:numPr>
       </w:pPr>
       <w:r>
-        <w:t>After blockchain confirmation, payment is fully verified</w:t>
+        <w:t xml:space="preserve">After </w:t>
+      </w:r>
+      <w:proofErr w:type="spellStart"/>
+      <w:r>
+        <w:t>blockchain</w:t>
+      </w:r>
+      <w:proofErr w:type="spellEnd"/>
+      <w:r>
+        <w:t xml:space="preserve"> confirmation, payment is fully verified</w:t>
       </w:r>
     </w:p>
     <w:p>
@@ -2882,8 +3644,13 @@
           <w:numId w:val="23"/>
         </w:numPr>
       </w:pPr>
-      <w:r>
-        <w:t>Bitcoin is converted into fiat money (₹ / $)</w:t>
+      <w:proofErr w:type="spellStart"/>
+      <w:r>
+        <w:t>Bitcoin</w:t>
+      </w:r>
+      <w:proofErr w:type="spellEnd"/>
+      <w:r>
+        <w:t xml:space="preserve"> is converted into fiat money (₹ / $)</w:t>
       </w:r>
     </w:p>
     <w:p>
@@ -2968,16 +3735,26 @@
         </w:numPr>
       </w:pPr>
       <w:r>
-        <w:t>You pay using Bitcoin</w:t>
-      </w:r>
+        <w:t xml:space="preserve">You pay using </w:t>
+      </w:r>
+      <w:proofErr w:type="spellStart"/>
+      <w:r>
+        <w:t>Bitcoin</w:t>
+      </w:r>
+      <w:proofErr w:type="spellEnd"/>
     </w:p>
     <w:p>
       <w:pPr>
         <w:pStyle w:val="Heading3"/>
       </w:pPr>
       <w:r>
-        <w:t>What happens:</w:t>
-      </w:r>
+        <w:t xml:space="preserve">What </w:t>
+      </w:r>
+      <w:proofErr w:type="gramStart"/>
+      <w:r>
+        <w:t>happens:</w:t>
+      </w:r>
+      <w:proofErr w:type="gramEnd"/>
     </w:p>
     <w:p>
       <w:pPr>
@@ -2988,8 +3765,13 @@
         </w:numPr>
       </w:pPr>
       <w:r>
-        <w:t>You send Bitcoin</w:t>
-      </w:r>
+        <w:t xml:space="preserve">You send </w:t>
+      </w:r>
+      <w:proofErr w:type="spellStart"/>
+      <w:r>
+        <w:t>Bitcoin</w:t>
+      </w:r>
+      <w:proofErr w:type="spellEnd"/>
     </w:p>
     <w:p>
       <w:pPr>
@@ -3050,7 +3832,15 @@
         <w:t>👉</w:t>
       </w:r>
       <w:r>
-        <w:t xml:space="preserve"> Merchant does NOT handle Bitcoin directly</w:t>
+        <w:t xml:space="preserve"> Merchant does NOT handle </w:t>
+      </w:r>
+      <w:proofErr w:type="spellStart"/>
+      <w:r>
+        <w:t>Bitcoin</w:t>
+      </w:r>
+      <w:proofErr w:type="spellEnd"/>
+      <w:r>
+        <w:t xml:space="preserve"> directly</w:t>
       </w:r>
     </w:p>
     <w:p>
@@ -3097,8 +3887,13 @@
         </w:numPr>
       </w:pPr>
       <w:r>
-        <w:t>No need to store Bitcoin</w:t>
-      </w:r>
+        <w:t xml:space="preserve">No need to store </w:t>
+      </w:r>
+      <w:proofErr w:type="spellStart"/>
+      <w:r>
+        <w:t>Bitcoin</w:t>
+      </w:r>
+      <w:proofErr w:type="spellEnd"/>
     </w:p>
     <w:p>
       <w:pPr>
@@ -3133,7 +3928,15 @@
         </w:numPr>
       </w:pPr>
       <w:r>
-        <w:t>Converts Bitcoin into normal money automatically</w:t>
+        <w:t xml:space="preserve">Converts </w:t>
+      </w:r>
+      <w:proofErr w:type="spellStart"/>
+      <w:r>
+        <w:t>Bitcoin</w:t>
+      </w:r>
+      <w:proofErr w:type="spellEnd"/>
+      <w:r>
+        <w:t xml:space="preserve"> into normal money automatically</w:t>
       </w:r>
     </w:p>
     <w:p>
@@ -3200,7 +4003,15 @@
         <w:t>Security risk</w:t>
       </w:r>
       <w:r>
-        <w:t xml:space="preserve"> → protects Bitcoin funds</w:t>
+        <w:t xml:space="preserve"> → protects </w:t>
+      </w:r>
+      <w:proofErr w:type="spellStart"/>
+      <w:r>
+        <w:t>Bitcoin</w:t>
+      </w:r>
+      <w:proofErr w:type="spellEnd"/>
+      <w:r>
+        <w:t xml:space="preserve"> funds</w:t>
       </w:r>
     </w:p>
     <w:p>
@@ -3218,7 +4029,15 @@
         <w:t>Price risk</w:t>
       </w:r>
       <w:r>
-        <w:t xml:space="preserve"> → Bitcoin value changes</w:t>
+        <w:t xml:space="preserve"> → </w:t>
+      </w:r>
+      <w:proofErr w:type="spellStart"/>
+      <w:r>
+        <w:t>Bitcoin</w:t>
+      </w:r>
+      <w:proofErr w:type="spellEnd"/>
+      <w:r>
+        <w:t xml:space="preserve"> value changes</w:t>
       </w:r>
     </w:p>
     <w:p>
@@ -3294,7 +4113,21 @@
         <w:rPr>
           <w:rStyle w:val="HTMLCode"/>
         </w:rPr>
-        <w:t xml:space="preserve">   ↓ (Bitcoin payment)</w:t>
+        <w:t xml:space="preserve">   ↓ (</w:t>
+      </w:r>
+      <w:proofErr w:type="spellStart"/>
+      <w:r>
+        <w:rPr>
+          <w:rStyle w:val="HTMLCode"/>
+        </w:rPr>
+        <w:t>Bitcoin</w:t>
+      </w:r>
+      <w:proofErr w:type="spellEnd"/>
+      <w:r>
+        <w:rPr>
+          <w:rStyle w:val="HTMLCode"/>
+        </w:rPr>
+        <w:t xml:space="preserve"> payment)</w:t>
       </w:r>
     </w:p>
     <w:p>
@@ -3436,7 +4269,15 @@
         <w:pStyle w:val="NormalWeb"/>
       </w:pPr>
       <w:r>
-        <w:t>Payment services make Bitcoin payments very easy in real life.</w:t>
+        <w:t xml:space="preserve">Payment services make </w:t>
+      </w:r>
+      <w:proofErr w:type="spellStart"/>
+      <w:r>
+        <w:t>Bitcoin</w:t>
+      </w:r>
+      <w:proofErr w:type="spellEnd"/>
+      <w:r>
+        <w:t xml:space="preserve"> payments very easy in real life.</w:t>
       </w:r>
     </w:p>
     <w:p>
@@ -3450,7 +4291,15 @@
         <w:t>👉</w:t>
       </w:r>
       <w:r>
-        <w:t xml:space="preserve"> In simple words:</w:t>
+        <w:t xml:space="preserve"> </w:t>
+      </w:r>
+      <w:proofErr w:type="gramStart"/>
+      <w:r>
+        <w:t>In</w:t>
+      </w:r>
+      <w:proofErr w:type="gramEnd"/>
+      <w:r>
+        <w:t xml:space="preserve"> simple words:</w:t>
       </w:r>
     </w:p>
     <w:p>
@@ -3458,7 +4307,23 @@
         <w:pStyle w:val="NormalWeb"/>
       </w:pPr>
       <w:r>
-        <w:t>They act as a bridge between Bitcoin users and merchants and convert Bitcoin into normal money safely.</w:t>
+        <w:t xml:space="preserve">They act as a bridge between </w:t>
+      </w:r>
+      <w:proofErr w:type="spellStart"/>
+      <w:r>
+        <w:t>Bitcoin</w:t>
+      </w:r>
+      <w:proofErr w:type="spellEnd"/>
+      <w:r>
+        <w:t xml:space="preserve"> users and merchants and convert </w:t>
+      </w:r>
+      <w:proofErr w:type="spellStart"/>
+      <w:r>
+        <w:t>Bitcoin</w:t>
+      </w:r>
+      <w:proofErr w:type="spellEnd"/>
+      <w:r>
+        <w:t xml:space="preserve"> into normal money safely.</w:t>
       </w:r>
     </w:p>
     <w:p>
@@ -3482,8 +4347,13 @@
         <w:t>👍</w:t>
       </w:r>
       <w:r>
-        <w:t xml:space="preserve"> I can also give:</w:t>
-      </w:r>
+        <w:t xml:space="preserve"> I can also give</w:t>
+      </w:r>
+      <w:proofErr w:type="gramStart"/>
+      <w:r>
+        <w:t>:</w:t>
+      </w:r>
+      <w:proofErr w:type="gramEnd"/>
       <w:r>
         <w:br/>
       </w:r>
@@ -3543,7 +4413,31 @@
           <w:szCs w:val="36"/>
           <w:lang w:eastAsia="en-IN" w:bidi="mr-IN"/>
         </w:rPr>
-        <w:t>Transaction Fees in Bitcoin (DLT Unit V) – Simple Explanation in English</w:t>
+        <w:t xml:space="preserve">Transaction Fees in </w:t>
+      </w:r>
+      <w:proofErr w:type="spellStart"/>
+      <w:r>
+        <w:rPr>
+          <w:rFonts w:ascii="Times New Roman" w:eastAsia="Times New Roman" w:hAnsi="Times New Roman" w:cs="Times New Roman"/>
+          <w:b/>
+          <w:bCs/>
+          <w:sz w:val="36"/>
+          <w:szCs w:val="36"/>
+          <w:lang w:eastAsia="en-IN" w:bidi="mr-IN"/>
+        </w:rPr>
+        <w:t>Bitcoin</w:t>
+      </w:r>
+      <w:proofErr w:type="spellEnd"/>
+      <w:r>
+        <w:rPr>
+          <w:rFonts w:ascii="Times New Roman" w:eastAsia="Times New Roman" w:hAnsi="Times New Roman" w:cs="Times New Roman"/>
+          <w:b/>
+          <w:bCs/>
+          <w:sz w:val="36"/>
+          <w:szCs w:val="36"/>
+          <w:lang w:eastAsia="en-IN" w:bidi="mr-IN"/>
+        </w:rPr>
+        <w:t xml:space="preserve"> (DLT Unit V) – Simple Explanation in English</w:t>
       </w:r>
     </w:p>
     <w:p>
@@ -3634,7 +4528,27 @@
           <w:szCs w:val="24"/>
           <w:lang w:eastAsia="en-IN" w:bidi="mr-IN"/>
         </w:rPr>
-        <w:t xml:space="preserve"> in Bitcoin is a small extra amount paid by the sender while sending a transaction.</w:t>
+        <w:t xml:space="preserve"> in </w:t>
+      </w:r>
+      <w:proofErr w:type="spellStart"/>
+      <w:r>
+        <w:rPr>
+          <w:rFonts w:ascii="Times New Roman" w:eastAsia="Times New Roman" w:hAnsi="Times New Roman" w:cs="Times New Roman"/>
+          <w:sz w:val="24"/>
+          <w:szCs w:val="24"/>
+          <w:lang w:eastAsia="en-IN" w:bidi="mr-IN"/>
+        </w:rPr>
+        <w:t>Bitcoin</w:t>
+      </w:r>
+      <w:proofErr w:type="spellEnd"/>
+      <w:r>
+        <w:rPr>
+          <w:rFonts w:ascii="Times New Roman" w:eastAsia="Times New Roman" w:hAnsi="Times New Roman" w:cs="Times New Roman"/>
+          <w:sz w:val="24"/>
+          <w:szCs w:val="24"/>
+          <w:lang w:eastAsia="en-IN" w:bidi="mr-IN"/>
+        </w:rPr>
+        <w:t xml:space="preserve"> is a small extra amount paid by the sender while sending a transaction.</w:t>
       </w:r>
     </w:p>
     <w:p>
@@ -3735,7 +4649,47 @@
           <w:szCs w:val="24"/>
           <w:lang w:eastAsia="en-IN" w:bidi="mr-IN"/>
         </w:rPr>
-        <w:t xml:space="preserve"> This fee is given to the miner who adds the transaction to the blockchain.</w:t>
+        <w:t xml:space="preserve"> </w:t>
+      </w:r>
+      <w:proofErr w:type="gramStart"/>
+      <w:r>
+        <w:rPr>
+          <w:rFonts w:ascii="Times New Roman" w:eastAsia="Times New Roman" w:hAnsi="Times New Roman" w:cs="Times New Roman"/>
+          <w:sz w:val="24"/>
+          <w:szCs w:val="24"/>
+          <w:lang w:eastAsia="en-IN" w:bidi="mr-IN"/>
+        </w:rPr>
+        <w:t>This</w:t>
+      </w:r>
+      <w:proofErr w:type="gramEnd"/>
+      <w:r>
+        <w:rPr>
+          <w:rFonts w:ascii="Times New Roman" w:eastAsia="Times New Roman" w:hAnsi="Times New Roman" w:cs="Times New Roman"/>
+          <w:sz w:val="24"/>
+          <w:szCs w:val="24"/>
+          <w:lang w:eastAsia="en-IN" w:bidi="mr-IN"/>
+        </w:rPr>
+        <w:t xml:space="preserve"> fee is given to the miner who adds the transaction to the </w:t>
+      </w:r>
+      <w:proofErr w:type="spellStart"/>
+      <w:r>
+        <w:rPr>
+          <w:rFonts w:ascii="Times New Roman" w:eastAsia="Times New Roman" w:hAnsi="Times New Roman" w:cs="Times New Roman"/>
+          <w:sz w:val="24"/>
+          <w:szCs w:val="24"/>
+          <w:lang w:eastAsia="en-IN" w:bidi="mr-IN"/>
+        </w:rPr>
+        <w:t>blockchain</w:t>
+      </w:r>
+      <w:proofErr w:type="spellEnd"/>
+      <w:r>
+        <w:rPr>
+          <w:rFonts w:ascii="Times New Roman" w:eastAsia="Times New Roman" w:hAnsi="Times New Roman" w:cs="Times New Roman"/>
+          <w:sz w:val="24"/>
+          <w:szCs w:val="24"/>
+          <w:lang w:eastAsia="en-IN" w:bidi="mr-IN"/>
+        </w:rPr>
+        <w:t>.</w:t>
       </w:r>
     </w:p>
     <w:p>
@@ -3782,8 +4736,21 @@
           <w:szCs w:val="36"/>
           <w:lang w:eastAsia="en-IN" w:bidi="mr-IN"/>
         </w:rPr>
-        <w:t>2. Why Transaction Fees are Needed</w:t>
-      </w:r>
+        <w:t xml:space="preserve">2. Why Transaction Fees are </w:t>
+      </w:r>
+      <w:proofErr w:type="gramStart"/>
+      <w:r>
+        <w:rPr>
+          <w:rFonts w:ascii="Times New Roman" w:eastAsia="Times New Roman" w:hAnsi="Times New Roman" w:cs="Times New Roman"/>
+          <w:b/>
+          <w:bCs/>
+          <w:sz w:val="36"/>
+          <w:szCs w:val="36"/>
+          <w:lang w:eastAsia="en-IN" w:bidi="mr-IN"/>
+        </w:rPr>
+        <w:t>Needed</w:t>
+      </w:r>
+      <w:proofErr w:type="gramEnd"/>
     </w:p>
     <w:p>
       <w:pPr>
@@ -3824,14 +4791,25 @@
           <w:lang w:eastAsia="en-IN" w:bidi="mr-IN"/>
         </w:rPr>
       </w:pPr>
-      <w:r>
-        <w:rPr>
-          <w:rFonts w:ascii="Times New Roman" w:eastAsia="Times New Roman" w:hAnsi="Times New Roman" w:cs="Times New Roman"/>
-          <w:sz w:val="24"/>
-          <w:szCs w:val="24"/>
-          <w:lang w:eastAsia="en-IN" w:bidi="mr-IN"/>
-        </w:rPr>
-        <w:t>Bitcoin transactions must be:</w:t>
+      <w:proofErr w:type="spellStart"/>
+      <w:r>
+        <w:rPr>
+          <w:rFonts w:ascii="Times New Roman" w:eastAsia="Times New Roman" w:hAnsi="Times New Roman" w:cs="Times New Roman"/>
+          <w:sz w:val="24"/>
+          <w:szCs w:val="24"/>
+          <w:lang w:eastAsia="en-IN" w:bidi="mr-IN"/>
+        </w:rPr>
+        <w:t>Bitcoin</w:t>
+      </w:r>
+      <w:proofErr w:type="spellEnd"/>
+      <w:r>
+        <w:rPr>
+          <w:rFonts w:ascii="Times New Roman" w:eastAsia="Times New Roman" w:hAnsi="Times New Roman" w:cs="Times New Roman"/>
+          <w:sz w:val="24"/>
+          <w:szCs w:val="24"/>
+          <w:lang w:eastAsia="en-IN" w:bidi="mr-IN"/>
+        </w:rPr>
+        <w:t xml:space="preserve"> transactions must be:</w:t>
       </w:r>
     </w:p>
     <w:p>
@@ -3879,7 +4857,27 @@
           <w:szCs w:val="24"/>
           <w:lang w:eastAsia="en-IN" w:bidi="mr-IN"/>
         </w:rPr>
-        <w:t>Stored in the blockchain by miners</w:t>
+        <w:t xml:space="preserve">Stored in the </w:t>
+      </w:r>
+      <w:proofErr w:type="spellStart"/>
+      <w:r>
+        <w:rPr>
+          <w:rFonts w:ascii="Times New Roman" w:eastAsia="Times New Roman" w:hAnsi="Times New Roman" w:cs="Times New Roman"/>
+          <w:sz w:val="24"/>
+          <w:szCs w:val="24"/>
+          <w:lang w:eastAsia="en-IN" w:bidi="mr-IN"/>
+        </w:rPr>
+        <w:t>blockchain</w:t>
+      </w:r>
+      <w:proofErr w:type="spellEnd"/>
+      <w:r>
+        <w:rPr>
+          <w:rFonts w:ascii="Times New Roman" w:eastAsia="Times New Roman" w:hAnsi="Times New Roman" w:cs="Times New Roman"/>
+          <w:sz w:val="24"/>
+          <w:szCs w:val="24"/>
+          <w:lang w:eastAsia="en-IN" w:bidi="mr-IN"/>
+        </w:rPr>
+        <w:t xml:space="preserve"> by miners</w:t>
       </w:r>
     </w:p>
     <w:p>
@@ -4029,7 +5027,47 @@
           <w:szCs w:val="24"/>
           <w:lang w:eastAsia="en-IN" w:bidi="mr-IN"/>
         </w:rPr>
-        <w:t xml:space="preserve"> When you order food on Zomato:</w:t>
+        <w:t xml:space="preserve"> </w:t>
+      </w:r>
+      <w:proofErr w:type="gramStart"/>
+      <w:r>
+        <w:rPr>
+          <w:rFonts w:ascii="Times New Roman" w:eastAsia="Times New Roman" w:hAnsi="Times New Roman" w:cs="Times New Roman"/>
+          <w:sz w:val="24"/>
+          <w:szCs w:val="24"/>
+          <w:lang w:eastAsia="en-IN" w:bidi="mr-IN"/>
+        </w:rPr>
+        <w:t>When</w:t>
+      </w:r>
+      <w:proofErr w:type="gramEnd"/>
+      <w:r>
+        <w:rPr>
+          <w:rFonts w:ascii="Times New Roman" w:eastAsia="Times New Roman" w:hAnsi="Times New Roman" w:cs="Times New Roman"/>
+          <w:sz w:val="24"/>
+          <w:szCs w:val="24"/>
+          <w:lang w:eastAsia="en-IN" w:bidi="mr-IN"/>
+        </w:rPr>
+        <w:t xml:space="preserve"> you order food on </w:t>
+      </w:r>
+      <w:proofErr w:type="spellStart"/>
+      <w:r>
+        <w:rPr>
+          <w:rFonts w:ascii="Times New Roman" w:eastAsia="Times New Roman" w:hAnsi="Times New Roman" w:cs="Times New Roman"/>
+          <w:sz w:val="24"/>
+          <w:szCs w:val="24"/>
+          <w:lang w:eastAsia="en-IN" w:bidi="mr-IN"/>
+        </w:rPr>
+        <w:t>Zomato</w:t>
+      </w:r>
+      <w:proofErr w:type="spellEnd"/>
+      <w:r>
+        <w:rPr>
+          <w:rFonts w:ascii="Times New Roman" w:eastAsia="Times New Roman" w:hAnsi="Times New Roman" w:cs="Times New Roman"/>
+          <w:sz w:val="24"/>
+          <w:szCs w:val="24"/>
+          <w:lang w:eastAsia="en-IN" w:bidi="mr-IN"/>
+        </w:rPr>
+        <w:t>:</w:t>
       </w:r>
     </w:p>
     <w:p>
@@ -4082,7 +5120,27 @@
           <w:szCs w:val="24"/>
           <w:lang w:eastAsia="en-IN" w:bidi="mr-IN"/>
         </w:rPr>
-        <w:t xml:space="preserve"> Similarly in Bitcoin:</w:t>
+        <w:t xml:space="preserve"> Similarly in </w:t>
+      </w:r>
+      <w:proofErr w:type="spellStart"/>
+      <w:r>
+        <w:rPr>
+          <w:rFonts w:ascii="Times New Roman" w:eastAsia="Times New Roman" w:hAnsi="Times New Roman" w:cs="Times New Roman"/>
+          <w:sz w:val="24"/>
+          <w:szCs w:val="24"/>
+          <w:lang w:eastAsia="en-IN" w:bidi="mr-IN"/>
+        </w:rPr>
+        <w:t>Bitcoin</w:t>
+      </w:r>
+      <w:proofErr w:type="spellEnd"/>
+      <w:r>
+        <w:rPr>
+          <w:rFonts w:ascii="Times New Roman" w:eastAsia="Times New Roman" w:hAnsi="Times New Roman" w:cs="Times New Roman"/>
+          <w:sz w:val="24"/>
+          <w:szCs w:val="24"/>
+          <w:lang w:eastAsia="en-IN" w:bidi="mr-IN"/>
+        </w:rPr>
+        <w:t>:</w:t>
       </w:r>
     </w:p>
     <w:p>
@@ -4487,8 +5545,21 @@
           <w:szCs w:val="36"/>
           <w:lang w:eastAsia="en-IN" w:bidi="mr-IN"/>
         </w:rPr>
-        <w:t>4. Who Receives the Fee</w:t>
-      </w:r>
+        <w:t xml:space="preserve">4. Who Receives the </w:t>
+      </w:r>
+      <w:proofErr w:type="gramStart"/>
+      <w:r>
+        <w:rPr>
+          <w:rFonts w:ascii="Times New Roman" w:eastAsia="Times New Roman" w:hAnsi="Times New Roman" w:cs="Times New Roman"/>
+          <w:b/>
+          <w:bCs/>
+          <w:sz w:val="36"/>
+          <w:szCs w:val="36"/>
+          <w:lang w:eastAsia="en-IN" w:bidi="mr-IN"/>
+        </w:rPr>
+        <w:t>Fee</w:t>
+      </w:r>
+      <w:proofErr w:type="gramEnd"/>
     </w:p>
     <w:p>
       <w:pPr>
@@ -4590,8 +5661,19 @@
           <w:szCs w:val="24"/>
           <w:lang w:eastAsia="en-IN" w:bidi="mr-IN"/>
         </w:rPr>
-        <w:t xml:space="preserve"> Like a delivery boy getting a tip for delivering your parcel,</w:t>
-      </w:r>
+        <w:t xml:space="preserve"> Like a delivery boy getting a tip for delivering your parcel</w:t>
+      </w:r>
+      <w:proofErr w:type="gramStart"/>
+      <w:r>
+        <w:rPr>
+          <w:rFonts w:ascii="Times New Roman" w:eastAsia="Times New Roman" w:hAnsi="Times New Roman" w:cs="Times New Roman"/>
+          <w:sz w:val="24"/>
+          <w:szCs w:val="24"/>
+          <w:lang w:eastAsia="en-IN" w:bidi="mr-IN"/>
+        </w:rPr>
+        <w:t>,</w:t>
+      </w:r>
+      <w:proofErr w:type="gramEnd"/>
       <w:r>
         <w:rPr>
           <w:rFonts w:ascii="Times New Roman" w:eastAsia="Times New Roman" w:hAnsi="Times New Roman" w:cs="Times New Roman"/>
@@ -4664,7 +5746,31 @@
           <w:szCs w:val="36"/>
           <w:lang w:eastAsia="en-IN" w:bidi="mr-IN"/>
         </w:rPr>
-        <w:t>5. When Fee is Not Required</w:t>
+        <w:t xml:space="preserve">5. When Fee is </w:t>
+      </w:r>
+      <w:proofErr w:type="gramStart"/>
+      <w:r>
+        <w:rPr>
+          <w:rFonts w:ascii="Times New Roman" w:eastAsia="Times New Roman" w:hAnsi="Times New Roman" w:cs="Times New Roman"/>
+          <w:b/>
+          <w:bCs/>
+          <w:sz w:val="36"/>
+          <w:szCs w:val="36"/>
+          <w:lang w:eastAsia="en-IN" w:bidi="mr-IN"/>
+        </w:rPr>
+        <w:t>Not</w:t>
+      </w:r>
+      <w:proofErr w:type="gramEnd"/>
+      <w:r>
+        <w:rPr>
+          <w:rFonts w:ascii="Times New Roman" w:eastAsia="Times New Roman" w:hAnsi="Times New Roman" w:cs="Times New Roman"/>
+          <w:b/>
+          <w:bCs/>
+          <w:sz w:val="36"/>
+          <w:szCs w:val="36"/>
+          <w:lang w:eastAsia="en-IN" w:bidi="mr-IN"/>
+        </w:rPr>
+        <w:t xml:space="preserve"> Required</w:t>
       </w:r>
     </w:p>
     <w:p>
@@ -4956,7 +6062,47 @@
           <w:szCs w:val="24"/>
           <w:lang w:eastAsia="en-IN" w:bidi="mr-IN"/>
         </w:rPr>
-        <w:t xml:space="preserve"> If you use Bitcoin stored for many years:</w:t>
+        <w:t xml:space="preserve"> </w:t>
+      </w:r>
+      <w:proofErr w:type="gramStart"/>
+      <w:r>
+        <w:rPr>
+          <w:rFonts w:ascii="Times New Roman" w:eastAsia="Times New Roman" w:hAnsi="Times New Roman" w:cs="Times New Roman"/>
+          <w:sz w:val="24"/>
+          <w:szCs w:val="24"/>
+          <w:lang w:eastAsia="en-IN" w:bidi="mr-IN"/>
+        </w:rPr>
+        <w:t>If</w:t>
+      </w:r>
+      <w:proofErr w:type="gramEnd"/>
+      <w:r>
+        <w:rPr>
+          <w:rFonts w:ascii="Times New Roman" w:eastAsia="Times New Roman" w:hAnsi="Times New Roman" w:cs="Times New Roman"/>
+          <w:sz w:val="24"/>
+          <w:szCs w:val="24"/>
+          <w:lang w:eastAsia="en-IN" w:bidi="mr-IN"/>
+        </w:rPr>
+        <w:t xml:space="preserve"> you use </w:t>
+      </w:r>
+      <w:proofErr w:type="spellStart"/>
+      <w:r>
+        <w:rPr>
+          <w:rFonts w:ascii="Times New Roman" w:eastAsia="Times New Roman" w:hAnsi="Times New Roman" w:cs="Times New Roman"/>
+          <w:sz w:val="24"/>
+          <w:szCs w:val="24"/>
+          <w:lang w:eastAsia="en-IN" w:bidi="mr-IN"/>
+        </w:rPr>
+        <w:t>Bitcoin</w:t>
+      </w:r>
+      <w:proofErr w:type="spellEnd"/>
+      <w:r>
+        <w:rPr>
+          <w:rFonts w:ascii="Times New Roman" w:eastAsia="Times New Roman" w:hAnsi="Times New Roman" w:cs="Times New Roman"/>
+          <w:sz w:val="24"/>
+          <w:szCs w:val="24"/>
+          <w:lang w:eastAsia="en-IN" w:bidi="mr-IN"/>
+        </w:rPr>
+        <w:t xml:space="preserve"> stored for many years:</w:t>
       </w:r>
     </w:p>
     <w:p>
@@ -5668,8 +6814,19 @@
           <w:szCs w:val="20"/>
           <w:lang w:eastAsia="en-IN" w:bidi="mr-IN"/>
         </w:rPr>
-        <w:t xml:space="preserve">     v</w:t>
-      </w:r>
+        <w:t xml:space="preserve">     </w:t>
+      </w:r>
+      <w:proofErr w:type="gramStart"/>
+      <w:r>
+        <w:rPr>
+          <w:rFonts w:ascii="Courier New" w:eastAsia="Times New Roman" w:hAnsi="Courier New" w:cs="Courier New"/>
+          <w:sz w:val="20"/>
+          <w:szCs w:val="20"/>
+          <w:lang w:eastAsia="en-IN" w:bidi="mr-IN"/>
+        </w:rPr>
+        <w:t>v</w:t>
+      </w:r>
+      <w:proofErr w:type="gramEnd"/>
     </w:p>
     <w:p>
       <w:pPr>
@@ -5896,8 +7053,19 @@
           <w:szCs w:val="20"/>
           <w:lang w:eastAsia="en-IN" w:bidi="mr-IN"/>
         </w:rPr>
-        <w:t xml:space="preserve">     v</w:t>
-      </w:r>
+        <w:t xml:space="preserve">     </w:t>
+      </w:r>
+      <w:proofErr w:type="gramStart"/>
+      <w:r>
+        <w:rPr>
+          <w:rFonts w:ascii="Courier New" w:eastAsia="Times New Roman" w:hAnsi="Courier New" w:cs="Courier New"/>
+          <w:sz w:val="20"/>
+          <w:szCs w:val="20"/>
+          <w:lang w:eastAsia="en-IN" w:bidi="mr-IN"/>
+        </w:rPr>
+        <w:t>v</w:t>
+      </w:r>
+      <w:proofErr w:type="gramEnd"/>
     </w:p>
     <w:p>
       <w:pPr>
@@ -5927,6 +7095,7 @@
           <w:lang w:eastAsia="en-IN" w:bidi="mr-IN"/>
         </w:rPr>
       </w:pPr>
+      <w:proofErr w:type="spellStart"/>
       <w:r>
         <w:rPr>
           <w:rFonts w:ascii="Courier New" w:eastAsia="Times New Roman" w:hAnsi="Courier New" w:cs="Courier New"/>
@@ -5934,7 +7103,17 @@
           <w:szCs w:val="20"/>
           <w:lang w:eastAsia="en-IN" w:bidi="mr-IN"/>
         </w:rPr>
-        <w:t>Blockchain (Transaction recorded)</w:t>
+        <w:t>Blockchain</w:t>
+      </w:r>
+      <w:proofErr w:type="spellEnd"/>
+      <w:r>
+        <w:rPr>
+          <w:rFonts w:ascii="Courier New" w:eastAsia="Times New Roman" w:hAnsi="Courier New" w:cs="Courier New"/>
+          <w:sz w:val="20"/>
+          <w:szCs w:val="20"/>
+          <w:lang w:eastAsia="en-IN" w:bidi="mr-IN"/>
+        </w:rPr>
+        <w:t xml:space="preserve"> (Transaction recorded)</w:t>
       </w:r>
     </w:p>
     <w:p>
@@ -6005,7 +7184,27 @@
           <w:szCs w:val="24"/>
           <w:lang w:eastAsia="en-IN" w:bidi="mr-IN"/>
         </w:rPr>
-        <w:t>Transaction fees in Bitcoin are small charges paid by users to miners.</w:t>
+        <w:t xml:space="preserve">Transaction fees in </w:t>
+      </w:r>
+      <w:proofErr w:type="spellStart"/>
+      <w:r>
+        <w:rPr>
+          <w:rFonts w:ascii="Times New Roman" w:eastAsia="Times New Roman" w:hAnsi="Times New Roman" w:cs="Times New Roman"/>
+          <w:sz w:val="24"/>
+          <w:szCs w:val="24"/>
+          <w:lang w:eastAsia="en-IN" w:bidi="mr-IN"/>
+        </w:rPr>
+        <w:t>Bitcoin</w:t>
+      </w:r>
+      <w:proofErr w:type="spellEnd"/>
+      <w:r>
+        <w:rPr>
+          <w:rFonts w:ascii="Times New Roman" w:eastAsia="Times New Roman" w:hAnsi="Times New Roman" w:cs="Times New Roman"/>
+          <w:sz w:val="24"/>
+          <w:szCs w:val="24"/>
+          <w:lang w:eastAsia="en-IN" w:bidi="mr-IN"/>
+        </w:rPr>
+        <w:t xml:space="preserve"> are small charges paid by users to miners.</w:t>
       </w:r>
     </w:p>
     <w:p>
@@ -6029,7 +7228,27 @@
           <w:szCs w:val="24"/>
           <w:lang w:eastAsia="en-IN" w:bidi="mr-IN"/>
         </w:rPr>
-        <w:t>They help maintain the Bitcoin network by rewarding miners for processing transactions.</w:t>
+        <w:t xml:space="preserve">They help maintain the </w:t>
+      </w:r>
+      <w:proofErr w:type="spellStart"/>
+      <w:r>
+        <w:rPr>
+          <w:rFonts w:ascii="Times New Roman" w:eastAsia="Times New Roman" w:hAnsi="Times New Roman" w:cs="Times New Roman"/>
+          <w:sz w:val="24"/>
+          <w:szCs w:val="24"/>
+          <w:lang w:eastAsia="en-IN" w:bidi="mr-IN"/>
+        </w:rPr>
+        <w:t>Bitcoin</w:t>
+      </w:r>
+      <w:proofErr w:type="spellEnd"/>
+      <w:r>
+        <w:rPr>
+          <w:rFonts w:ascii="Times New Roman" w:eastAsia="Times New Roman" w:hAnsi="Times New Roman" w:cs="Times New Roman"/>
+          <w:sz w:val="24"/>
+          <w:szCs w:val="24"/>
+          <w:lang w:eastAsia="en-IN" w:bidi="mr-IN"/>
+        </w:rPr>
+        <w:t xml:space="preserve"> network by rewarding miners for processing transactions.</w:t>
       </w:r>
     </w:p>
     <w:p>
@@ -6137,7 +7356,25 @@
           <w:b w:val="0"/>
           <w:bCs w:val="0"/>
         </w:rPr>
-        <w:t>Currency Exchange Markets (Bitcoin and Fiat Currency Market)</w:t>
+        <w:t>Currency Exchange Markets (</w:t>
+      </w:r>
+      <w:proofErr w:type="spellStart"/>
+      <w:r>
+        <w:rPr>
+          <w:rStyle w:val="Strong"/>
+          <w:b w:val="0"/>
+          <w:bCs w:val="0"/>
+        </w:rPr>
+        <w:t>Bitcoin</w:t>
+      </w:r>
+      <w:proofErr w:type="spellEnd"/>
+      <w:r>
+        <w:rPr>
+          <w:rStyle w:val="Strong"/>
+          <w:b w:val="0"/>
+          <w:bCs w:val="0"/>
+        </w:rPr>
+        <w:t xml:space="preserve"> and Fiat Currency Market)</w:t>
       </w:r>
     </w:p>
     <w:p>
@@ -6167,11 +7404,19 @@
       <w:r>
         <w:t xml:space="preserve">A Currency Exchange Market is a place where </w:t>
       </w:r>
+      <w:proofErr w:type="spellStart"/>
       <w:r>
         <w:rPr>
           <w:rStyle w:val="Strong"/>
         </w:rPr>
-        <w:t>Bitcoin is bought and sold using normal money (fiat currency)</w:t>
+        <w:t>Bitcoin</w:t>
+      </w:r>
+      <w:proofErr w:type="spellEnd"/>
+      <w:r>
+        <w:rPr>
+          <w:rStyle w:val="Strong"/>
+        </w:rPr>
+        <w:t xml:space="preserve"> is bought and sold using normal money (fiat currency)</w:t>
       </w:r>
       <w:r>
         <w:t xml:space="preserve"> like rupees, dollars, or euros.</w:t>
@@ -6188,11 +7433,24 @@
         <w:t>👉</w:t>
       </w:r>
       <w:r>
-        <w:t xml:space="preserve"> Simple meaning:</w:t>
-      </w:r>
+        <w:t xml:space="preserve"> Simple meaning</w:t>
+      </w:r>
+      <w:proofErr w:type="gramStart"/>
+      <w:r>
+        <w:t>:</w:t>
+      </w:r>
+      <w:proofErr w:type="gramEnd"/>
       <w:r>
         <w:br/>
-        <w:t>It is a market where people exchange Bitcoin with real money.</w:t>
+        <w:t xml:space="preserve">It is a market where people exchange </w:t>
+      </w:r>
+      <w:proofErr w:type="spellStart"/>
+      <w:r>
+        <w:t>Bitcoin</w:t>
+      </w:r>
+      <w:proofErr w:type="spellEnd"/>
+      <w:r>
+        <w:t xml:space="preserve"> with real money.</w:t>
       </w:r>
     </w:p>
     <w:p>
@@ -6238,8 +7496,13 @@
         </w:numPr>
       </w:pPr>
       <w:r>
-        <w:t>Rahul wants to buy Bitcoin</w:t>
-      </w:r>
+        <w:t xml:space="preserve">Rahul wants to buy </w:t>
+      </w:r>
+      <w:proofErr w:type="spellStart"/>
+      <w:r>
+        <w:t>Bitcoin</w:t>
+      </w:r>
+      <w:proofErr w:type="spellEnd"/>
     </w:p>
     <w:p>
       <w:pPr>
@@ -6250,7 +7513,15 @@
         </w:numPr>
       </w:pPr>
       <w:r>
-        <w:t>Suresh has Bitcoin and wants to sell it</w:t>
+        <w:t xml:space="preserve">Suresh has </w:t>
+      </w:r>
+      <w:proofErr w:type="spellStart"/>
+      <w:r>
+        <w:t>Bitcoin</w:t>
+      </w:r>
+      <w:proofErr w:type="spellEnd"/>
+      <w:r>
+        <w:t xml:space="preserve"> and wants to sell it</w:t>
       </w:r>
     </w:p>
     <w:p>
@@ -6276,7 +7547,15 @@
         <w:t>👉</w:t>
       </w:r>
       <w:r>
-        <w:t xml:space="preserve"> Suresh gives Bitcoin to Rahul</w:t>
+        <w:t xml:space="preserve"> Suresh gives </w:t>
+      </w:r>
+      <w:proofErr w:type="spellStart"/>
+      <w:r>
+        <w:t>Bitcoin</w:t>
+      </w:r>
+      <w:proofErr w:type="spellEnd"/>
+      <w:r>
+        <w:t xml:space="preserve"> to Rahul</w:t>
       </w:r>
     </w:p>
     <w:p>
@@ -6290,7 +7569,15 @@
         <w:t>➡️</w:t>
       </w:r>
       <w:r>
-        <w:t xml:space="preserve"> This is a currency exchange.</w:t>
+        <w:t xml:space="preserve"> </w:t>
+      </w:r>
+      <w:proofErr w:type="gramStart"/>
+      <w:r>
+        <w:t>This</w:t>
+      </w:r>
+      <w:proofErr w:type="gramEnd"/>
+      <w:r>
+        <w:t xml:space="preserve"> is a currency exchange.</w:t>
       </w:r>
     </w:p>
     <w:p>
@@ -6334,8 +7621,13 @@
           <w:numId w:val="47"/>
         </w:numPr>
       </w:pPr>
-      <w:r>
-        <w:t>Bitcoin market works like a normal money market.</w:t>
+      <w:proofErr w:type="spellStart"/>
+      <w:r>
+        <w:t>Bitcoin</w:t>
+      </w:r>
+      <w:proofErr w:type="spellEnd"/>
+      <w:r>
+        <w:t xml:space="preserve"> market works like a normal money market.</w:t>
       </w:r>
     </w:p>
     <w:p>
@@ -6347,7 +7639,15 @@
         </w:numPr>
       </w:pPr>
       <w:r>
-        <w:t>People buy and sell Bitcoin all the time.</w:t>
+        <w:t xml:space="preserve">People buy and sell </w:t>
+      </w:r>
+      <w:proofErr w:type="spellStart"/>
+      <w:r>
+        <w:t>Bitcoin</w:t>
+      </w:r>
+      <w:proofErr w:type="spellEnd"/>
+      <w:r>
+        <w:t xml:space="preserve"> all the time.</w:t>
       </w:r>
     </w:p>
     <w:p>
@@ -6385,7 +7685,15 @@
         </w:numPr>
       </w:pPr>
       <w:r>
-        <w:t>If many people want to buy Bitcoin → price goes up</w:t>
+        <w:t xml:space="preserve">If many people want to buy </w:t>
+      </w:r>
+      <w:proofErr w:type="spellStart"/>
+      <w:r>
+        <w:t>Bitcoin</w:t>
+      </w:r>
+      <w:proofErr w:type="spellEnd"/>
+      <w:r>
+        <w:t xml:space="preserve"> → price goes up</w:t>
       </w:r>
     </w:p>
     <w:p>
@@ -6398,7 +7706,15 @@
       </w:pPr>
       <w:r>
         <w:lastRenderedPageBreak/>
-        <w:t>If many people want to sell Bitcoin → price goes down</w:t>
+        <w:t xml:space="preserve">If many people want to sell </w:t>
+      </w:r>
+      <w:proofErr w:type="spellStart"/>
+      <w:r>
+        <w:t>Bitcoin</w:t>
+      </w:r>
+      <w:proofErr w:type="spellEnd"/>
+      <w:r>
+        <w:t xml:space="preserve"> → price goes down</w:t>
       </w:r>
     </w:p>
     <w:p>
@@ -6429,8 +7745,13 @@
           <w:numId w:val="49"/>
         </w:numPr>
       </w:pPr>
-      <w:r>
-        <w:t>Bitcoin is mostly traded on websites or apps.</w:t>
+      <w:proofErr w:type="spellStart"/>
+      <w:r>
+        <w:t>Bitcoin</w:t>
+      </w:r>
+      <w:proofErr w:type="spellEnd"/>
+      <w:r>
+        <w:t xml:space="preserve"> is mostly traded on websites or apps.</w:t>
       </w:r>
     </w:p>
     <w:p>
@@ -6468,8 +7789,13 @@
         </w:numPr>
       </w:pPr>
       <w:r>
-        <w:t>Rahul opens an app and buys Bitcoin</w:t>
-      </w:r>
+        <w:t xml:space="preserve">Rahul opens an app and buys </w:t>
+      </w:r>
+      <w:proofErr w:type="spellStart"/>
+      <w:r>
+        <w:t>Bitcoin</w:t>
+      </w:r>
+      <w:proofErr w:type="spellEnd"/>
     </w:p>
     <w:p>
       <w:pPr>
@@ -6480,7 +7806,15 @@
         </w:numPr>
       </w:pPr>
       <w:r>
-        <w:t>Suresh sells Bitcoin on the same platform</w:t>
+        <w:t xml:space="preserve">Suresh sells </w:t>
+      </w:r>
+      <w:proofErr w:type="spellStart"/>
+      <w:r>
+        <w:t>Bitcoin</w:t>
+      </w:r>
+      <w:proofErr w:type="spellEnd"/>
+      <w:r>
+        <w:t xml:space="preserve"> on the same platform</w:t>
       </w:r>
     </w:p>
     <w:p>
@@ -6511,8 +7845,13 @@
           <w:numId w:val="51"/>
         </w:numPr>
       </w:pPr>
-      <w:r>
-        <w:t>Bitcoin price changes every second.</w:t>
+      <w:proofErr w:type="spellStart"/>
+      <w:r>
+        <w:t>Bitcoin</w:t>
+      </w:r>
+      <w:proofErr w:type="spellEnd"/>
+      <w:r>
+        <w:t xml:space="preserve"> price changes every second.</w:t>
       </w:r>
     </w:p>
     <w:p>
@@ -6594,7 +7933,15 @@
         </w:numPr>
       </w:pPr>
       <w:r>
-        <w:t>Sometimes people directly meet and trade Bitcoin.</w:t>
+        <w:t xml:space="preserve">Sometimes people directly meet and trade </w:t>
+      </w:r>
+      <w:proofErr w:type="spellStart"/>
+      <w:r>
+        <w:t>Bitcoin</w:t>
+      </w:r>
+      <w:proofErr w:type="spellEnd"/>
+      <w:r>
+        <w:t>.</w:t>
       </w:r>
     </w:p>
     <w:p>
@@ -6632,8 +7979,13 @@
         </w:numPr>
       </w:pPr>
       <w:r>
-        <w:t>Rahul gives cash, Suresh gives Bitcoin</w:t>
-      </w:r>
+        <w:t xml:space="preserve">Rahul gives cash, Suresh gives </w:t>
+      </w:r>
+      <w:proofErr w:type="spellStart"/>
+      <w:r>
+        <w:t>Bitcoin</w:t>
+      </w:r>
+      <w:proofErr w:type="spellEnd"/>
     </w:p>
     <w:p>
       <w:r>
@@ -6667,7 +8019,21 @@
         <w:rPr>
           <w:rStyle w:val="Strong"/>
         </w:rPr>
-        <w:t>Supply = how much Bitcoin is available</w:t>
+        <w:t xml:space="preserve">Supply = how much </w:t>
+      </w:r>
+      <w:proofErr w:type="spellStart"/>
+      <w:r>
+        <w:rPr>
+          <w:rStyle w:val="Strong"/>
+        </w:rPr>
+        <w:t>Bitcoin</w:t>
+      </w:r>
+      <w:proofErr w:type="spellEnd"/>
+      <w:r>
+        <w:rPr>
+          <w:rStyle w:val="Strong"/>
+        </w:rPr>
+        <w:t xml:space="preserve"> is available</w:t>
       </w:r>
     </w:p>
     <w:p>
@@ -6682,8 +8048,16 @@
         <w:rPr>
           <w:rStyle w:val="Strong"/>
         </w:rPr>
-        <w:t>Demand = how many people want Bitcoin</w:t>
-      </w:r>
+        <w:t xml:space="preserve">Demand = how many people want </w:t>
+      </w:r>
+      <w:proofErr w:type="spellStart"/>
+      <w:r>
+        <w:rPr>
+          <w:rStyle w:val="Strong"/>
+        </w:rPr>
+        <w:t>Bitcoin</w:t>
+      </w:r>
+      <w:proofErr w:type="spellEnd"/>
     </w:p>
     <w:p>
       <w:pPr>
@@ -6708,7 +8082,15 @@
         </w:numPr>
       </w:pPr>
       <w:r>
-        <w:t>More people want Bitcoin → demand increases → price increases</w:t>
+        <w:t xml:space="preserve">More people want </w:t>
+      </w:r>
+      <w:proofErr w:type="spellStart"/>
+      <w:r>
+        <w:t>Bitcoin</w:t>
+      </w:r>
+      <w:proofErr w:type="spellEnd"/>
+      <w:r>
+        <w:t xml:space="preserve"> → demand increases → price increases</w:t>
       </w:r>
     </w:p>
     <w:p>
@@ -6720,7 +8102,15 @@
         </w:numPr>
       </w:pPr>
       <w:r>
-        <w:t>More people sell Bitcoin → supply increases → price decreases</w:t>
+        <w:t xml:space="preserve">More people sell </w:t>
+      </w:r>
+      <w:proofErr w:type="spellStart"/>
+      <w:r>
+        <w:t>Bitcoin</w:t>
+      </w:r>
+      <w:proofErr w:type="spellEnd"/>
+      <w:r>
+        <w:t xml:space="preserve"> → supply increases → price decreases</w:t>
       </w:r>
     </w:p>
     <w:p>
@@ -6753,7 +8143,15 @@
         </w:numPr>
       </w:pPr>
       <w:r>
-        <w:t>Some people buy Bitcoin to earn profit later.</w:t>
+        <w:t xml:space="preserve">Some people buy </w:t>
+      </w:r>
+      <w:proofErr w:type="spellStart"/>
+      <w:r>
+        <w:t>Bitcoin</w:t>
+      </w:r>
+      <w:proofErr w:type="spellEnd"/>
+      <w:r>
+        <w:t xml:space="preserve"> to earn profit later.</w:t>
       </w:r>
     </w:p>
     <w:p>
@@ -6779,7 +8177,15 @@
         </w:numPr>
       </w:pPr>
       <w:r>
-        <w:t>Rahul buys Bitcoin at ₹50,000</w:t>
+        <w:t xml:space="preserve">Rahul buys </w:t>
+      </w:r>
+      <w:proofErr w:type="spellStart"/>
+      <w:r>
+        <w:t>Bitcoin</w:t>
+      </w:r>
+      <w:proofErr w:type="spellEnd"/>
+      <w:r>
+        <w:t xml:space="preserve"> at ₹50,000</w:t>
       </w:r>
     </w:p>
     <w:p>
@@ -6835,7 +8241,15 @@
         </w:numPr>
       </w:pPr>
       <w:r>
-        <w:t>Some people use Bitcoin to send money.</w:t>
+        <w:t xml:space="preserve">Some people use </w:t>
+      </w:r>
+      <w:proofErr w:type="spellStart"/>
+      <w:r>
+        <w:t>Bitcoin</w:t>
+      </w:r>
+      <w:proofErr w:type="spellEnd"/>
+      <w:r>
+        <w:t xml:space="preserve"> to send money.</w:t>
       </w:r>
     </w:p>
     <w:p>
@@ -6861,7 +8275,15 @@
         </w:numPr>
       </w:pPr>
       <w:r>
-        <w:t>Rahul sends Bitcoin to Suresh instead of using a bank</w:t>
+        <w:t xml:space="preserve">Rahul sends </w:t>
+      </w:r>
+      <w:proofErr w:type="spellStart"/>
+      <w:r>
+        <w:t>Bitcoin</w:t>
+      </w:r>
+      <w:proofErr w:type="spellEnd"/>
+      <w:r>
+        <w:t xml:space="preserve"> to Suresh instead of using a bank</w:t>
       </w:r>
     </w:p>
     <w:p>
@@ -6923,8 +8345,16 @@
         <w:rPr>
           <w:rStyle w:val="HTMLCode"/>
         </w:rPr>
-        <w:t xml:space="preserve">                                   | Bitcoin</w:t>
-      </w:r>
+        <w:t xml:space="preserve">                                   | </w:t>
+      </w:r>
+      <w:proofErr w:type="spellStart"/>
+      <w:r>
+        <w:rPr>
+          <w:rStyle w:val="HTMLCode"/>
+        </w:rPr>
+        <w:t>Bitcoin</w:t>
+      </w:r>
+      <w:proofErr w:type="spellEnd"/>
     </w:p>
     <w:p>
       <w:pPr>
@@ -6979,7 +8409,23 @@
         <w:pStyle w:val="NormalWeb"/>
       </w:pPr>
       <w:r>
-        <w:t>Currency Exchange Market is a place where Bitcoin is exchanged with normal money. The price changes based on demand and supply. People can trade Bitcoin using apps or by meeting directly.</w:t>
+        <w:t xml:space="preserve">Currency Exchange Market is a place where </w:t>
+      </w:r>
+      <w:proofErr w:type="spellStart"/>
+      <w:r>
+        <w:t>Bitcoin</w:t>
+      </w:r>
+      <w:proofErr w:type="spellEnd"/>
+      <w:r>
+        <w:t xml:space="preserve"> is exchanged with normal money. The price changes based on demand and supply. People can trade </w:t>
+      </w:r>
+      <w:proofErr w:type="spellStart"/>
+      <w:r>
+        <w:t>Bitcoin</w:t>
+      </w:r>
+      <w:proofErr w:type="spellEnd"/>
+      <w:r>
+        <w:t xml:space="preserve"> using apps or by meeting directly.</w:t>
       </w:r>
     </w:p>
     <w:p>
@@ -7000,7 +8446,21 @@
         <w:rPr>
           <w:rStyle w:val="Strong"/>
         </w:rPr>
-        <w:t>very short 5-mark exam answer or important points revision sheet</w:t>
+        <w:t xml:space="preserve">very short 5-mark exam answer or important </w:t>
+      </w:r>
+      <w:proofErr w:type="gramStart"/>
+      <w:r>
+        <w:rPr>
+          <w:rStyle w:val="Strong"/>
+        </w:rPr>
+        <w:t>points</w:t>
+      </w:r>
+      <w:proofErr w:type="gramEnd"/>
+      <w:r>
+        <w:rPr>
+          <w:rStyle w:val="Strong"/>
+        </w:rPr>
+        <w:t xml:space="preserve"> revision sheet</w:t>
       </w:r>
       <w:r>
         <w:t xml:space="preserve"> </w:t>
@@ -7022,7 +8482,25 @@
           <w:b w:val="0"/>
           <w:bCs w:val="0"/>
         </w:rPr>
-        <w:t>Hot and Cold Storage in Bitcoin (DLT) – Beginner Level</w:t>
+        <w:t xml:space="preserve">Hot and Cold Storage in </w:t>
+      </w:r>
+      <w:proofErr w:type="spellStart"/>
+      <w:r>
+        <w:rPr>
+          <w:rStyle w:val="Strong"/>
+          <w:b w:val="0"/>
+          <w:bCs w:val="0"/>
+        </w:rPr>
+        <w:t>Bitcoin</w:t>
+      </w:r>
+      <w:proofErr w:type="spellEnd"/>
+      <w:r>
+        <w:rPr>
+          <w:rStyle w:val="Strong"/>
+          <w:b w:val="0"/>
+          <w:bCs w:val="0"/>
+        </w:rPr>
+        <w:t xml:space="preserve"> (DLT) – Beginner Level</w:t>
       </w:r>
     </w:p>
     <w:p>
@@ -7061,7 +8539,15 @@
         <w:t>Hot Storage</w:t>
       </w:r>
       <w:r>
-        <w:t xml:space="preserve"> means storing bitcoins in a wallet that is </w:t>
+        <w:t xml:space="preserve"> means storing </w:t>
+      </w:r>
+      <w:proofErr w:type="spellStart"/>
+      <w:r>
+        <w:t>bitcoins</w:t>
+      </w:r>
+      <w:proofErr w:type="spellEnd"/>
+      <w:r>
+        <w:t xml:space="preserve"> in a wallet that is </w:t>
       </w:r>
       <w:r>
         <w:rPr>
@@ -7088,7 +8574,15 @@
         <w:t>Cold Storage</w:t>
       </w:r>
       <w:r>
-        <w:t xml:space="preserve"> means storing bitcoins in a wallet that is </w:t>
+        <w:t xml:space="preserve"> means storing </w:t>
+      </w:r>
+      <w:proofErr w:type="spellStart"/>
+      <w:r>
+        <w:t>bitcoins</w:t>
+      </w:r>
+      <w:proofErr w:type="spellEnd"/>
+      <w:r>
+        <w:t xml:space="preserve"> in a wallet that is </w:t>
       </w:r>
       <w:r>
         <w:rPr>
@@ -7185,7 +8679,21 @@
         <w:rPr>
           <w:rStyle w:val="Strong"/>
         </w:rPr>
-        <w:t>daily bitcoin transactions</w:t>
+        <w:t xml:space="preserve">daily </w:t>
+      </w:r>
+      <w:proofErr w:type="spellStart"/>
+      <w:r>
+        <w:rPr>
+          <w:rStyle w:val="Strong"/>
+        </w:rPr>
+        <w:t>bitcoin</w:t>
+      </w:r>
+      <w:proofErr w:type="spellEnd"/>
+      <w:r>
+        <w:rPr>
+          <w:rStyle w:val="Strong"/>
+        </w:rPr>
+        <w:t xml:space="preserve"> transactions</w:t>
       </w:r>
       <w:r>
         <w:t>.</w:t>
@@ -7200,7 +8708,15 @@
         </w:numPr>
       </w:pPr>
       <w:r>
-        <w:t>You can quickly send and receive bitcoins.</w:t>
+        <w:t xml:space="preserve">You can quickly send and receive </w:t>
+      </w:r>
+      <w:proofErr w:type="spellStart"/>
+      <w:r>
+        <w:t>bitcoins</w:t>
+      </w:r>
+      <w:proofErr w:type="spellEnd"/>
+      <w:r>
+        <w:t>.</w:t>
       </w:r>
     </w:p>
     <w:p>
@@ -7311,7 +8827,15 @@
         </w:numPr>
       </w:pPr>
       <w:r>
-        <w:t>Using a mobile wallet or crypto exchange app like Binance.</w:t>
+        <w:t xml:space="preserve">Using a mobile wallet or crypto exchange app like </w:t>
+      </w:r>
+      <w:proofErr w:type="spellStart"/>
+      <w:r>
+        <w:t>Binance</w:t>
+      </w:r>
+      <w:proofErr w:type="spellEnd"/>
+      <w:r>
+        <w:t>.</w:t>
       </w:r>
     </w:p>
     <w:p>
@@ -7376,7 +8900,15 @@
         </w:numPr>
       </w:pPr>
       <w:r>
-        <w:t xml:space="preserve">It is used to store bitcoins for a </w:t>
+        <w:t xml:space="preserve">It is used to store </w:t>
+      </w:r>
+      <w:proofErr w:type="spellStart"/>
+      <w:r>
+        <w:t>bitcoins</w:t>
+      </w:r>
+      <w:proofErr w:type="spellEnd"/>
+      <w:r>
+        <w:t xml:space="preserve"> for a </w:t>
       </w:r>
       <w:r>
         <w:rPr>
@@ -7529,7 +9061,25 @@
           <w:b/>
           <w:bCs/>
         </w:rPr>
-        <w:t>4. Hot vs Cold Storage (Comparison)</w:t>
+        <w:t xml:space="preserve">4. Hot </w:t>
+      </w:r>
+      <w:proofErr w:type="spellStart"/>
+      <w:r>
+        <w:rPr>
+          <w:rStyle w:val="Strong"/>
+          <w:b/>
+          <w:bCs/>
+        </w:rPr>
+        <w:t>vs</w:t>
+      </w:r>
+      <w:proofErr w:type="spellEnd"/>
+      <w:r>
+        <w:rPr>
+          <w:rStyle w:val="Strong"/>
+          <w:b/>
+          <w:bCs/>
+        </w:rPr>
+        <w:t xml:space="preserve"> Cold Storage (Comparison)</w:t>
       </w:r>
     </w:p>
     <w:p>
@@ -7631,7 +9181,15 @@
         <w:t>👉</w:t>
       </w:r>
       <w:r>
-        <w:t xml:space="preserve"> In Bitcoin also:</w:t>
+        <w:t xml:space="preserve"> In </w:t>
+      </w:r>
+      <w:proofErr w:type="spellStart"/>
+      <w:r>
+        <w:t>Bitcoin</w:t>
+      </w:r>
+      <w:proofErr w:type="spellEnd"/>
+      <w:r>
+        <w:t xml:space="preserve"> also:</w:t>
       </w:r>
     </w:p>
     <w:p>
@@ -7731,7 +9289,21 @@
         <w:rPr>
           <w:rStyle w:val="HTMLCode"/>
         </w:rPr>
-        <w:t xml:space="preserve">   | HOT WALLET    |  → Daily use (Online)</w:t>
+        <w:t xml:space="preserve">   | HOT WALLET    </w:t>
+      </w:r>
+      <w:proofErr w:type="gramStart"/>
+      <w:r>
+        <w:rPr>
+          <w:rStyle w:val="HTMLCode"/>
+        </w:rPr>
+        <w:t>|  →</w:t>
+      </w:r>
+      <w:proofErr w:type="gramEnd"/>
+      <w:r>
+        <w:rPr>
+          <w:rStyle w:val="HTMLCode"/>
+        </w:rPr>
+        <w:t xml:space="preserve"> Daily use (Online)</w:t>
       </w:r>
     </w:p>
     <w:p>
@@ -7815,7 +9387,21 @@
         <w:rPr>
           <w:rStyle w:val="HTMLCode"/>
         </w:rPr>
-        <w:t xml:space="preserve">   | COLD STORAGE  |  → Long-term saving (Offline)</w:t>
+        <w:t xml:space="preserve">   | COLD </w:t>
+      </w:r>
+      <w:proofErr w:type="gramStart"/>
+      <w:r>
+        <w:rPr>
+          <w:rStyle w:val="HTMLCode"/>
+        </w:rPr>
+        <w:t>STORAGE  |</w:t>
+      </w:r>
+      <w:proofErr w:type="gramEnd"/>
+      <w:r>
+        <w:rPr>
+          <w:rStyle w:val="HTMLCode"/>
+        </w:rPr>
+        <w:t xml:space="preserve">  → Long-term saving (Offline)</w:t>
       </w:r>
     </w:p>
     <w:p>
@@ -7930,7 +9516,25 @@
           <w:b w:val="0"/>
           <w:bCs w:val="0"/>
         </w:rPr>
-        <w:t>Three Goals for Storing and Managing Keys in Bitcoin (DLT)</w:t>
+        <w:t xml:space="preserve">Three Goals of Key Storage and Management in </w:t>
+      </w:r>
+      <w:proofErr w:type="spellStart"/>
+      <w:r>
+        <w:rPr>
+          <w:rStyle w:val="Strong"/>
+          <w:b w:val="0"/>
+          <w:bCs w:val="0"/>
+        </w:rPr>
+        <w:t>Bitcoin</w:t>
+      </w:r>
+      <w:proofErr w:type="spellEnd"/>
+      <w:r>
+        <w:rPr>
+          <w:rStyle w:val="Strong"/>
+          <w:b w:val="0"/>
+          <w:bCs w:val="0"/>
+        </w:rPr>
+        <w:t xml:space="preserve"> (DLT) – Beginner Level</w:t>
       </w:r>
     </w:p>
     <w:p>
@@ -7958,79 +9562,24 @@
         <w:pStyle w:val="NormalWeb"/>
       </w:pPr>
       <w:r>
-        <w:t xml:space="preserve">In Bitcoin, a </w:t>
+        <w:t xml:space="preserve">When we store and manage </w:t>
+      </w:r>
+      <w:proofErr w:type="spellStart"/>
+      <w:r>
+        <w:t>Bitcoin</w:t>
+      </w:r>
+      <w:proofErr w:type="spellEnd"/>
+      <w:r>
+        <w:t xml:space="preserve"> private keys, we must focus on </w:t>
       </w:r>
       <w:r>
         <w:rPr>
           <w:rStyle w:val="Strong"/>
         </w:rPr>
-        <w:t>private key</w:t>
-      </w:r>
-      <w:r>
-        <w:t xml:space="preserve"> is very important because it controls your bitcoins.</w:t>
-      </w:r>
-    </w:p>
-    <w:p>
-      <w:pPr>
-        <w:pStyle w:val="NormalWeb"/>
-      </w:pPr>
-      <w:r>
-        <w:rPr>
-          <w:rFonts w:ascii="Segoe UI Symbol" w:hAnsi="Segoe UI Symbol" w:cs="Segoe UI Symbol"/>
-        </w:rPr>
-        <w:t>👉</w:t>
-      </w:r>
-      <w:r>
-        <w:t xml:space="preserve"> So, while storing and managing keys, we must follow </w:t>
-      </w:r>
-      <w:r>
-        <w:rPr>
-          <w:rStyle w:val="Strong"/>
-        </w:rPr>
-        <w:t>three main goals</w:t>
-      </w:r>
-      <w:r>
-        <w:t xml:space="preserve"> to keep bitcoins safe and usable.</w:t>
-      </w:r>
-    </w:p>
-    <w:p>
-      <w:r>
-        <w:pict>
-          <v:rect id="_x0000_i1089" style="width:0;height:1.5pt" o:hralign="center" o:hrstd="t" o:hr="t" fillcolor="#a0a0a0" stroked="f"/>
-        </w:pict>
-      </w:r>
-    </w:p>
-    <w:p>
-      <w:pPr>
-        <w:pStyle w:val="Heading2"/>
-      </w:pPr>
-      <w:r>
-        <w:rPr>
-          <w:rStyle w:val="Strong"/>
-          <w:b/>
-          <w:bCs/>
-        </w:rPr>
-        <w:t>2. The Three Main Goals</w:t>
-      </w:r>
-    </w:p>
-    <w:p>
-      <w:r>
-        <w:pict>
-          <v:rect id="_x0000_i1090" style="width:0;height:1.5pt" o:hralign="center" o:hrstd="t" o:hr="t" fillcolor="#a0a0a0" stroked="f"/>
-        </w:pict>
-      </w:r>
-    </w:p>
-    <w:p>
-      <w:pPr>
-        <w:pStyle w:val="Heading2"/>
-      </w:pPr>
-      <w:r>
-        <w:rPr>
-          <w:rStyle w:val="Strong"/>
-          <w:b/>
-          <w:bCs/>
-        </w:rPr>
-        <w:t>(1) Security (Keeping Keys Safe)</w:t>
+        <w:t>three important goals</w:t>
+      </w:r>
+      <w:r>
+        <w:t>:</w:t>
       </w:r>
     </w:p>
     <w:p>
@@ -8042,16 +9591,10 @@
         </w:numPr>
       </w:pPr>
       <w:r>
-        <w:t xml:space="preserve">The private key must be kept </w:t>
-      </w:r>
-      <w:r>
         <w:rPr>
           <w:rStyle w:val="Strong"/>
         </w:rPr>
-        <w:t>secret at all times</w:t>
-      </w:r>
-      <w:r>
-        <w:t>.</w:t>
+        <w:t>Availability</w:t>
       </w:r>
     </w:p>
     <w:p>
@@ -8063,7 +9606,10 @@
         </w:numPr>
       </w:pPr>
       <w:r>
-        <w:t>No other person should see or use it.</w:t>
+        <w:rPr>
+          <w:rStyle w:val="Strong"/>
+        </w:rPr>
+        <w:t>Security</w:t>
       </w:r>
     </w:p>
     <w:p>
@@ -8075,20 +9621,10 @@
         </w:numPr>
       </w:pPr>
       <w:r>
-        <w:t>If someone gets your private key, they can steal your bitcoins.</w:t>
-      </w:r>
-    </w:p>
-    <w:p>
-      <w:pPr>
-        <w:pStyle w:val="Heading3"/>
-      </w:pPr>
-      <w:r>
         <w:rPr>
           <w:rStyle w:val="Strong"/>
-          <w:b/>
-          <w:bCs/>
-        </w:rPr>
-        <w:t>Simple meaning:</w:t>
+        </w:rPr>
+        <w:t>Convenience</w:t>
       </w:r>
     </w:p>
     <w:p>
@@ -8102,20 +9638,7 @@
         <w:t>👉</w:t>
       </w:r>
       <w:r>
-        <w:t xml:space="preserve"> Your key must be protected like your ATM PIN.</w:t>
-      </w:r>
-    </w:p>
-    <w:p>
-      <w:pPr>
-        <w:pStyle w:val="Heading3"/>
-      </w:pPr>
-      <w:r>
-        <w:rPr>
-          <w:rStyle w:val="Strong"/>
-          <w:b/>
-          <w:bCs/>
-        </w:rPr>
-        <w:t>Example:</w:t>
+        <w:t xml:space="preserve"> Simple meaning:</w:t>
       </w:r>
     </w:p>
     <w:p>
@@ -8127,7 +9650,15 @@
         </w:numPr>
       </w:pPr>
       <w:r>
-        <w:t>If someone knows your ATM PIN, they can take your money.</w:t>
+        <w:t xml:space="preserve">We should be able to use </w:t>
+      </w:r>
+      <w:proofErr w:type="spellStart"/>
+      <w:r>
+        <w:t>bitcoins</w:t>
+      </w:r>
+      <w:proofErr w:type="spellEnd"/>
+      <w:r>
+        <w:t xml:space="preserve"> anytime.</w:t>
       </w:r>
     </w:p>
     <w:p>
@@ -8139,13 +9670,25 @@
         </w:numPr>
       </w:pPr>
       <w:r>
-        <w:t>In the same way, if someone gets your private key, they can take your bitcoins.</w:t>
+        <w:t>No one else should steal them.</w:t>
+      </w:r>
+    </w:p>
+    <w:p>
+      <w:pPr>
+        <w:pStyle w:val="NormalWeb"/>
+        <w:numPr>
+          <w:ilvl w:val="0"/>
+          <w:numId w:val="76"/>
+        </w:numPr>
+      </w:pPr>
+      <w:r>
+        <w:t>It should be easy to use.</w:t>
       </w:r>
     </w:p>
     <w:p>
       <w:r>
         <w:pict>
-          <v:rect id="_x0000_i1091" style="width:0;height:1.5pt" o:hralign="center" o:hrstd="t" o:hr="t" fillcolor="#a0a0a0" stroked="f"/>
+          <v:rect id="_x0000_i1089" style="width:0;height:1.5pt" o:hralign="center" o:hrstd="t" o:hr="t" fillcolor="#a0a0a0" stroked="f"/>
         </w:pict>
       </w:r>
     </w:p>
@@ -8159,7 +9702,27 @@
           <w:b/>
           <w:bCs/>
         </w:rPr>
-        <w:t>(2) Availability (Easy Access to Keys)</w:t>
+        <w:t>2. The Three Goals (Simple Points)</w:t>
+      </w:r>
+    </w:p>
+    <w:p>
+      <w:r>
+        <w:pict>
+          <v:rect id="_x0000_i1090" style="width:0;height:1.5pt" o:hralign="center" o:hrstd="t" o:hr="t" fillcolor="#a0a0a0" stroked="f"/>
+        </w:pict>
+      </w:r>
+    </w:p>
+    <w:p>
+      <w:pPr>
+        <w:pStyle w:val="Heading2"/>
+      </w:pPr>
+      <w:r>
+        <w:rPr>
+          <w:rStyle w:val="Strong"/>
+          <w:b/>
+          <w:bCs/>
+        </w:rPr>
+        <w:t>(1) Availability</w:t>
       </w:r>
     </w:p>
     <w:p>
@@ -8171,13 +9734,27 @@
         </w:numPr>
       </w:pPr>
       <w:r>
-        <w:t xml:space="preserve">The key should be </w:t>
+        <w:t xml:space="preserve">Availability means you should be able to </w:t>
       </w:r>
       <w:r>
         <w:rPr>
           <w:rStyle w:val="Strong"/>
         </w:rPr>
-        <w:t>available whenever you need it</w:t>
+        <w:t xml:space="preserve">access your </w:t>
+      </w:r>
+      <w:proofErr w:type="spellStart"/>
+      <w:r>
+        <w:rPr>
+          <w:rStyle w:val="Strong"/>
+        </w:rPr>
+        <w:t>bitcoins</w:t>
+      </w:r>
+      <w:proofErr w:type="spellEnd"/>
+      <w:r>
+        <w:rPr>
+          <w:rStyle w:val="Strong"/>
+        </w:rPr>
+        <w:t xml:space="preserve"> anytime you want</w:t>
       </w:r>
       <w:r>
         <w:t>.</w:t>
@@ -8192,7 +9769,7 @@
         </w:numPr>
       </w:pPr>
       <w:r>
-        <w:t>You should not lose access to your bitcoins.</w:t>
+        <w:t>Your keys should not be lost or unreachable.</w:t>
       </w:r>
     </w:p>
     <w:p>
@@ -8204,35 +9781,15 @@
         </w:numPr>
       </w:pPr>
       <w:r>
-        <w:t>Even in emergencies, you must be able to use your wallet.</w:t>
-      </w:r>
-    </w:p>
-    <w:p>
-      <w:pPr>
-        <w:pStyle w:val="Heading3"/>
-      </w:pPr>
-      <w:r>
-        <w:rPr>
-          <w:rStyle w:val="Strong"/>
-          <w:b/>
-          <w:bCs/>
-        </w:rPr>
-        <w:lastRenderedPageBreak/>
-        <w:t>Simple meaning:</w:t>
-      </w:r>
-    </w:p>
-    <w:p>
-      <w:pPr>
-        <w:pStyle w:val="NormalWeb"/>
-      </w:pPr>
-      <w:r>
-        <w:rPr>
-          <w:rFonts w:ascii="Segoe UI Symbol" w:hAnsi="Segoe UI Symbol" w:cs="Segoe UI Symbol"/>
-        </w:rPr>
-        <w:t>👉</w:t>
-      </w:r>
-      <w:r>
-        <w:t xml:space="preserve"> The key should be safe but also easy for you to use.</w:t>
+        <w:t xml:space="preserve">If your phone or computer is lost, you may lose access to your </w:t>
+      </w:r>
+      <w:proofErr w:type="spellStart"/>
+      <w:r>
+        <w:t>bitcoins</w:t>
+      </w:r>
+      <w:proofErr w:type="spellEnd"/>
+      <w:r>
+        <w:t>.</w:t>
       </w:r>
     </w:p>
     <w:p>
@@ -8257,25 +9814,13 @@
         </w:numPr>
       </w:pPr>
       <w:r>
-        <w:t>If you lose your mobile and have no backup, you cannot access your wallet.</w:t>
-      </w:r>
-    </w:p>
-    <w:p>
-      <w:pPr>
-        <w:pStyle w:val="NormalWeb"/>
-        <w:numPr>
-          <w:ilvl w:val="0"/>
-          <w:numId w:val="78"/>
-        </w:numPr>
-      </w:pPr>
-      <w:r>
-        <w:t>Like losing your house key and not being able to enter your home.</w:t>
+        <w:t>Like ATM money – you can withdraw cash anytime when needed.</w:t>
       </w:r>
     </w:p>
     <w:p>
       <w:r>
         <w:pict>
-          <v:rect id="_x0000_i1092" style="width:0;height:1.5pt" o:hralign="center" o:hrstd="t" o:hr="t" fillcolor="#a0a0a0" stroked="f"/>
+          <v:rect id="_x0000_i1091" style="width:0;height:1.5pt" o:hralign="center" o:hrstd="t" o:hr="t" fillcolor="#a0a0a0" stroked="f"/>
         </w:pict>
       </w:r>
     </w:p>
@@ -8289,7 +9834,7 @@
           <w:b/>
           <w:bCs/>
         </w:rPr>
-        <w:t>(3) Backup and Recovery (Prevent Loss of Keys)</w:t>
+        <w:t>(2) Security</w:t>
       </w:r>
     </w:p>
     <w:p>
@@ -8301,14 +9846,22 @@
         </w:numPr>
       </w:pPr>
       <w:r>
-        <w:t xml:space="preserve">There should be a </w:t>
+        <w:t xml:space="preserve">Security means </w:t>
       </w:r>
       <w:r>
         <w:rPr>
           <w:rStyle w:val="Strong"/>
         </w:rPr>
-        <w:t>backup of your keys</w:t>
-      </w:r>
+        <w:t xml:space="preserve">no one else should be able to steal or use your </w:t>
+      </w:r>
+      <w:proofErr w:type="spellStart"/>
+      <w:r>
+        <w:rPr>
+          <w:rStyle w:val="Strong"/>
+        </w:rPr>
+        <w:t>bitcoins</w:t>
+      </w:r>
+      <w:proofErr w:type="spellEnd"/>
       <w:r>
         <w:t>.</w:t>
       </w:r>
@@ -8322,7 +9875,8 @@
         </w:numPr>
       </w:pPr>
       <w:r>
-        <w:t>If your device is lost or damaged, you should still be able to recover your bitcoins.</w:t>
+        <w:lastRenderedPageBreak/>
+        <w:t>Your private key must be protected from hackers or theft.</w:t>
       </w:r>
     </w:p>
     <w:p>
@@ -8334,34 +9888,15 @@
         </w:numPr>
       </w:pPr>
       <w:r>
-        <w:t>This helps to avoid permanent loss.</w:t>
-      </w:r>
-    </w:p>
-    <w:p>
-      <w:pPr>
-        <w:pStyle w:val="Heading3"/>
-      </w:pPr>
-      <w:r>
-        <w:rPr>
-          <w:rStyle w:val="Strong"/>
-          <w:b/>
-          <w:bCs/>
-        </w:rPr>
-        <w:t>Simple meaning:</w:t>
-      </w:r>
-    </w:p>
-    <w:p>
-      <w:pPr>
-        <w:pStyle w:val="NormalWeb"/>
-      </w:pPr>
-      <w:r>
-        <w:rPr>
-          <w:rFonts w:ascii="Segoe UI Symbol" w:hAnsi="Segoe UI Symbol" w:cs="Segoe UI Symbol"/>
-        </w:rPr>
-        <w:t>👉</w:t>
-      </w:r>
-      <w:r>
-        <w:t xml:space="preserve"> Always keep a safe copy of your key.</w:t>
+        <w:t xml:space="preserve">If someone gets your key, they can take all your </w:t>
+      </w:r>
+      <w:proofErr w:type="spellStart"/>
+      <w:r>
+        <w:t>bitcoins</w:t>
+      </w:r>
+      <w:proofErr w:type="spellEnd"/>
+      <w:r>
+        <w:t>.</w:t>
       </w:r>
     </w:p>
     <w:p>
@@ -8386,25 +9921,13 @@
         </w:numPr>
       </w:pPr>
       <w:r>
-        <w:t>If your mobile is lost but you have a recovery phrase, you can restore your wallet.</w:t>
-      </w:r>
-    </w:p>
-    <w:p>
-      <w:pPr>
-        <w:pStyle w:val="NormalWeb"/>
-        <w:numPr>
-          <w:ilvl w:val="0"/>
-          <w:numId w:val="80"/>
-        </w:numPr>
-      </w:pPr>
-      <w:r>
-        <w:t>Like keeping a spare house key in a safe place.</w:t>
+        <w:t>Like keeping money in a locked safe at home.</w:t>
       </w:r>
     </w:p>
     <w:p>
       <w:r>
         <w:pict>
-          <v:rect id="_x0000_i1093" style="width:0;height:1.5pt" o:hralign="center" o:hrstd="t" o:hr="t" fillcolor="#a0a0a0" stroked="f"/>
+          <v:rect id="_x0000_i1092" style="width:0;height:1.5pt" o:hralign="center" o:hrstd="t" o:hr="t" fillcolor="#a0a0a0" stroked="f"/>
         </w:pict>
       </w:r>
     </w:p>
@@ -8418,15 +9941,7 @@
           <w:b/>
           <w:bCs/>
         </w:rPr>
-        <w:t>3. Simple Real-Life Example</w:t>
-      </w:r>
-    </w:p>
-    <w:p>
-      <w:pPr>
-        <w:pStyle w:val="NormalWeb"/>
-      </w:pPr>
-      <w:r>
-        <w:t>Think about your house:</w:t>
+        <w:t>(3) Convenience</w:t>
       </w:r>
     </w:p>
     <w:p>
@@ -8438,7 +9953,24 @@
         </w:numPr>
       </w:pPr>
       <w:r>
-        <w:t>Security → Only you have the house key</w:t>
+        <w:t xml:space="preserve">Convenience means </w:t>
+      </w:r>
+      <w:r>
+        <w:rPr>
+          <w:rStyle w:val="Strong"/>
+        </w:rPr>
+        <w:t xml:space="preserve">it should be easy to use and manage your </w:t>
+      </w:r>
+      <w:proofErr w:type="spellStart"/>
+      <w:r>
+        <w:rPr>
+          <w:rStyle w:val="Strong"/>
+        </w:rPr>
+        <w:t>bitcoins</w:t>
+      </w:r>
+      <w:proofErr w:type="spellEnd"/>
+      <w:r>
+        <w:t>.</w:t>
       </w:r>
     </w:p>
     <w:p>
@@ -8450,7 +9982,15 @@
         </w:numPr>
       </w:pPr>
       <w:r>
-        <w:t>Availability → You can open the door whenever needed</w:t>
+        <w:t xml:space="preserve">Sending and receiving </w:t>
+      </w:r>
+      <w:proofErr w:type="spellStart"/>
+      <w:r>
+        <w:t>bitcoins</w:t>
+      </w:r>
+      <w:proofErr w:type="spellEnd"/>
+      <w:r>
+        <w:t xml:space="preserve"> should be simple.</w:t>
       </w:r>
     </w:p>
     <w:p>
@@ -8462,33 +10002,12 @@
         </w:numPr>
       </w:pPr>
       <w:r>
-        <w:t>Backup → You keep a spare key for safety</w:t>
-      </w:r>
-    </w:p>
-    <w:p>
-      <w:pPr>
-        <w:pStyle w:val="NormalWeb"/>
-      </w:pPr>
-      <w:r>
-        <w:rPr>
-          <w:rFonts w:ascii="Segoe UI Symbol" w:hAnsi="Segoe UI Symbol" w:cs="Segoe UI Symbol"/>
-        </w:rPr>
-        <w:t>👉</w:t>
-      </w:r>
-      <w:r>
-        <w:t xml:space="preserve"> Bitcoin keys work in the same way.</w:t>
-      </w:r>
-    </w:p>
-    <w:p>
-      <w:r>
-        <w:pict>
-          <v:rect id="_x0000_i1094" style="width:0;height:1.5pt" o:hralign="center" o:hrstd="t" o:hr="t" fillcolor="#a0a0a0" stroked="f"/>
-        </w:pict>
-      </w:r>
-    </w:p>
-    <w:p>
-      <w:pPr>
-        <w:pStyle w:val="Heading2"/>
+        <w:t>Users should not deal with difficult technical steps.</w:t>
+      </w:r>
+    </w:p>
+    <w:p>
+      <w:pPr>
+        <w:pStyle w:val="Heading3"/>
       </w:pPr>
       <w:r>
         <w:rPr>
@@ -8496,140 +10015,7 @@
           <w:b/>
           <w:bCs/>
         </w:rPr>
-        <w:t>4. Simple Diagram</w:t>
-      </w:r>
-    </w:p>
-    <w:p>
-      <w:pPr>
-        <w:pStyle w:val="HTMLPreformatted"/>
-        <w:rPr>
-          <w:rStyle w:val="HTMLCode"/>
-        </w:rPr>
-      </w:pPr>
-      <w:r>
-        <w:rPr>
-          <w:rStyle w:val="HTMLCode"/>
-        </w:rPr>
-        <w:t xml:space="preserve">        KEY MANAGEMENT GOALS</w:t>
-      </w:r>
-    </w:p>
-    <w:p>
-      <w:pPr>
-        <w:pStyle w:val="HTMLPreformatted"/>
-        <w:rPr>
-          <w:rStyle w:val="HTMLCode"/>
-        </w:rPr>
-      </w:pPr>
-      <w:r>
-        <w:rPr>
-          <w:rStyle w:val="HTMLCode"/>
-        </w:rPr>
-        <w:t xml:space="preserve">                 |</w:t>
-      </w:r>
-    </w:p>
-    <w:p>
-      <w:pPr>
-        <w:pStyle w:val="HTMLPreformatted"/>
-        <w:rPr>
-          <w:rStyle w:val="HTMLCode"/>
-        </w:rPr>
-      </w:pPr>
-      <w:r>
-        <w:rPr>
-          <w:rStyle w:val="HTMLCode"/>
-        </w:rPr>
-        <w:t xml:space="preserve">   --------------------------------</w:t>
-      </w:r>
-    </w:p>
-    <w:p>
-      <w:pPr>
-        <w:pStyle w:val="HTMLPreformatted"/>
-        <w:rPr>
-          <w:rStyle w:val="HTMLCode"/>
-        </w:rPr>
-      </w:pPr>
-      <w:r>
-        <w:rPr>
-          <w:rStyle w:val="HTMLCode"/>
-        </w:rPr>
-        <w:t xml:space="preserve">   |              |              |</w:t>
-      </w:r>
-    </w:p>
-    <w:p>
-      <w:pPr>
-        <w:pStyle w:val="HTMLPreformatted"/>
-        <w:rPr>
-          <w:rStyle w:val="HTMLCode"/>
-        </w:rPr>
-      </w:pPr>
-      <w:r>
-        <w:rPr>
-          <w:rStyle w:val="HTMLCode"/>
-        </w:rPr>
-        <w:t>Security     Availability   Backup &amp; Recovery</w:t>
-      </w:r>
-    </w:p>
-    <w:p>
-      <w:pPr>
-        <w:pStyle w:val="HTMLPreformatted"/>
-        <w:rPr>
-          <w:rStyle w:val="HTMLCode"/>
-        </w:rPr>
-      </w:pPr>
-      <w:r>
-        <w:rPr>
-          <w:rStyle w:val="HTMLCode"/>
-        </w:rPr>
-        <w:t>(secret)       (access)         (safety copy)</w:t>
-      </w:r>
-    </w:p>
-    <w:p>
-      <w:pPr>
-        <w:pStyle w:val="HTMLPreformatted"/>
-        <w:rPr>
-          <w:rStyle w:val="HTMLCode"/>
-        </w:rPr>
-      </w:pPr>
-      <w:r>
-        <w:rPr>
-          <w:rStyle w:val="HTMLCode"/>
-        </w:rPr>
-        <w:lastRenderedPageBreak/>
-        <w:t xml:space="preserve">   |              |              |</w:t>
-      </w:r>
-    </w:p>
-    <w:p>
-      <w:pPr>
-        <w:pStyle w:val="HTMLPreformatted"/>
-        <w:rPr>
-          <w:rStyle w:val="HTMLCode"/>
-        </w:rPr>
-      </w:pPr>
-      <w:r>
-        <w:rPr>
-          <w:rStyle w:val="HTMLCode"/>
-        </w:rPr>
-        <w:t>No theft     Easy access     Safe recovery</w:t>
-      </w:r>
-    </w:p>
-    <w:p>
-      <w:r>
-        <w:pict>
-          <v:rect id="_x0000_i1095" style="width:0;height:1.5pt" o:hralign="center" o:hrstd="t" o:hr="t" fillcolor="#a0a0a0" stroked="f"/>
-        </w:pict>
-      </w:r>
-    </w:p>
-    <w:p>
-      <w:pPr>
-        <w:pStyle w:val="Heading2"/>
-      </w:pPr>
-      <w:r>
-        <w:rPr>
-          <w:rStyle w:val="Strong"/>
-          <w:b/>
-          <w:bCs/>
-        </w:rPr>
-        <w:t>5. Conclusion</w:t>
+        <w:t>Example:</w:t>
       </w:r>
     </w:p>
     <w:p>
@@ -8641,7 +10027,71 @@
         </w:numPr>
       </w:pPr>
       <w:r>
-        <w:t>There are three important goals in managing Bitcoin keys:</w:t>
+        <w:t xml:space="preserve">Like using Google Pay or </w:t>
+      </w:r>
+      <w:proofErr w:type="spellStart"/>
+      <w:r>
+        <w:t>PhonePe</w:t>
+      </w:r>
+      <w:proofErr w:type="spellEnd"/>
+      <w:r>
+        <w:t>, where sending money is very easy.</w:t>
+      </w:r>
+    </w:p>
+    <w:p>
+      <w:r>
+        <w:pict>
+          <v:rect id="_x0000_i1093" style="width:0;height:1.5pt" o:hralign="center" o:hrstd="t" o:hr="t" fillcolor="#a0a0a0" stroked="f"/>
+        </w:pict>
+      </w:r>
+    </w:p>
+    <w:p>
+      <w:pPr>
+        <w:pStyle w:val="Heading2"/>
+      </w:pPr>
+      <w:r>
+        <w:rPr>
+          <w:rStyle w:val="Strong"/>
+          <w:b/>
+          <w:bCs/>
+        </w:rPr>
+        <w:t>3. Key Points</w:t>
+      </w:r>
+    </w:p>
+    <w:p>
+      <w:pPr>
+        <w:pStyle w:val="NormalWeb"/>
+        <w:numPr>
+          <w:ilvl w:val="0"/>
+          <w:numId w:val="83"/>
+        </w:numPr>
+      </w:pPr>
+      <w:r>
+        <w:t>These three goals are all important.</w:t>
+      </w:r>
+    </w:p>
+    <w:p>
+      <w:pPr>
+        <w:pStyle w:val="NormalWeb"/>
+        <w:numPr>
+          <w:ilvl w:val="0"/>
+          <w:numId w:val="83"/>
+        </w:numPr>
+      </w:pPr>
+      <w:r>
+        <w:t>But it is difficult to achieve all of them at the same time.</w:t>
+      </w:r>
+    </w:p>
+    <w:p>
+      <w:pPr>
+        <w:pStyle w:val="NormalWeb"/>
+        <w:numPr>
+          <w:ilvl w:val="0"/>
+          <w:numId w:val="83"/>
+        </w:numPr>
+      </w:pPr>
+      <w:r>
+        <w:t>If we improve one goal, another may become weaker.</w:t>
       </w:r>
     </w:p>
     <w:p>
@@ -8649,17 +10099,11 @@
         <w:pStyle w:val="NormalWeb"/>
         <w:numPr>
           <w:ilvl w:val="1"/>
-          <w:numId w:val="82"/>
+          <w:numId w:val="83"/>
         </w:numPr>
       </w:pPr>
       <w:r>
-        <w:t xml:space="preserve">Keep keys </w:t>
-      </w:r>
-      <w:r>
-        <w:rPr>
-          <w:rStyle w:val="Strong"/>
-        </w:rPr>
-        <w:t>safe (Security)</w:t>
+        <w:t>More security → less convenience</w:t>
       </w:r>
     </w:p>
     <w:p>
@@ -8667,17 +10111,300 @@
         <w:pStyle w:val="NormalWeb"/>
         <w:numPr>
           <w:ilvl w:val="1"/>
-          <w:numId w:val="82"/>
+          <w:numId w:val="83"/>
         </w:numPr>
       </w:pPr>
       <w:r>
-        <w:t xml:space="preserve">Make keys </w:t>
-      </w:r>
+        <w:t>More convenience → less security</w:t>
+      </w:r>
+    </w:p>
+    <w:p>
+      <w:r>
+        <w:pict>
+          <v:rect id="_x0000_i1094" style="width:0;height:1.5pt" o:hralign="center" o:hrstd="t" o:hr="t" fillcolor="#a0a0a0" stroked="f"/>
+        </w:pict>
+      </w:r>
+    </w:p>
+    <w:p>
+      <w:pPr>
+        <w:pStyle w:val="Heading2"/>
+      </w:pPr>
       <w:r>
         <w:rPr>
           <w:rStyle w:val="Strong"/>
-        </w:rPr>
-        <w:t>easy to use (Availability)</w:t>
+          <w:b/>
+          <w:bCs/>
+        </w:rPr>
+        <w:t>4. Common Real-Life Example</w:t>
+      </w:r>
+    </w:p>
+    <w:p>
+      <w:pPr>
+        <w:pStyle w:val="NormalWeb"/>
+      </w:pPr>
+      <w:r>
+        <w:t>Think about your money:</w:t>
+      </w:r>
+    </w:p>
+    <w:p>
+      <w:pPr>
+        <w:pStyle w:val="NormalWeb"/>
+        <w:numPr>
+          <w:ilvl w:val="0"/>
+          <w:numId w:val="84"/>
+        </w:numPr>
+      </w:pPr>
+      <w:r>
+        <w:t>You keep ₹500 in your pocket → easy to use (</w:t>
+      </w:r>
+      <w:r>
+        <w:rPr>
+          <w:rStyle w:val="Strong"/>
+        </w:rPr>
+        <w:t>availability + convenience</w:t>
+      </w:r>
+      <w:r>
+        <w:t>)</w:t>
+      </w:r>
+    </w:p>
+    <w:p>
+      <w:pPr>
+        <w:pStyle w:val="NormalWeb"/>
+        <w:numPr>
+          <w:ilvl w:val="0"/>
+          <w:numId w:val="84"/>
+        </w:numPr>
+      </w:pPr>
+      <w:r>
+        <w:t>You keep ₹50,000 in a bank locker → very safe (</w:t>
+      </w:r>
+      <w:r>
+        <w:rPr>
+          <w:rStyle w:val="Strong"/>
+        </w:rPr>
+        <w:t>security</w:t>
+      </w:r>
+      <w:r>
+        <w:t>)</w:t>
+      </w:r>
+    </w:p>
+    <w:p>
+      <w:pPr>
+        <w:pStyle w:val="NormalWeb"/>
+      </w:pPr>
+      <w:r>
+        <w:rPr>
+          <w:rFonts w:ascii="Segoe UI Symbol" w:hAnsi="Segoe UI Symbol" w:cs="Segoe UI Symbol"/>
+        </w:rPr>
+        <w:t>👉</w:t>
+      </w:r>
+      <w:r>
+        <w:t xml:space="preserve"> In </w:t>
+      </w:r>
+      <w:proofErr w:type="spellStart"/>
+      <w:r>
+        <w:t>Bitcoin</w:t>
+      </w:r>
+      <w:proofErr w:type="spellEnd"/>
+      <w:r>
+        <w:t xml:space="preserve"> also:</w:t>
+      </w:r>
+    </w:p>
+    <w:p>
+      <w:pPr>
+        <w:pStyle w:val="NormalWeb"/>
+        <w:numPr>
+          <w:ilvl w:val="0"/>
+          <w:numId w:val="85"/>
+        </w:numPr>
+      </w:pPr>
+      <w:r>
+        <w:t>Hot wallet = easy to use but less secure</w:t>
+      </w:r>
+    </w:p>
+    <w:p>
+      <w:pPr>
+        <w:pStyle w:val="NormalWeb"/>
+        <w:numPr>
+          <w:ilvl w:val="0"/>
+          <w:numId w:val="85"/>
+        </w:numPr>
+      </w:pPr>
+      <w:r>
+        <w:t>Cold wallet = very secure but less convenient</w:t>
+      </w:r>
+    </w:p>
+    <w:p>
+      <w:r>
+        <w:pict>
+          <v:rect id="_x0000_i1095" style="width:0;height:1.5pt" o:hralign="center" o:hrstd="t" o:hr="t" fillcolor="#a0a0a0" stroked="f"/>
+        </w:pict>
+      </w:r>
+    </w:p>
+    <w:p>
+      <w:pPr>
+        <w:pStyle w:val="Heading2"/>
+      </w:pPr>
+      <w:r>
+        <w:rPr>
+          <w:rStyle w:val="Strong"/>
+          <w:b/>
+          <w:bCs/>
+        </w:rPr>
+        <w:t>5. Simple Diagram</w:t>
+      </w:r>
+    </w:p>
+    <w:p>
+      <w:pPr>
+        <w:pStyle w:val="HTMLPreformatted"/>
+        <w:rPr>
+          <w:rStyle w:val="HTMLCode"/>
+        </w:rPr>
+      </w:pPr>
+      <w:r>
+        <w:rPr>
+          <w:rStyle w:val="HTMLCode"/>
+        </w:rPr>
+        <w:lastRenderedPageBreak/>
+        <w:t xml:space="preserve">        KEY MANAGEMENT GOALS</w:t>
+      </w:r>
+    </w:p>
+    <w:p>
+      <w:pPr>
+        <w:pStyle w:val="HTMLPreformatted"/>
+        <w:rPr>
+          <w:rStyle w:val="HTMLCode"/>
+        </w:rPr>
+      </w:pPr>
+      <w:r>
+        <w:rPr>
+          <w:rStyle w:val="HTMLCode"/>
+        </w:rPr>
+        <w:t xml:space="preserve">               |</w:t>
+      </w:r>
+    </w:p>
+    <w:p>
+      <w:pPr>
+        <w:pStyle w:val="HTMLPreformatted"/>
+        <w:rPr>
+          <w:rStyle w:val="HTMLCode"/>
+        </w:rPr>
+      </w:pPr>
+      <w:r>
+        <w:rPr>
+          <w:rStyle w:val="HTMLCode"/>
+        </w:rPr>
+        <w:t xml:space="preserve">   -----------------------------</w:t>
+      </w:r>
+    </w:p>
+    <w:p>
+      <w:pPr>
+        <w:pStyle w:val="HTMLPreformatted"/>
+        <w:rPr>
+          <w:rStyle w:val="HTMLCode"/>
+        </w:rPr>
+      </w:pPr>
+      <w:r>
+        <w:rPr>
+          <w:rStyle w:val="HTMLCode"/>
+        </w:rPr>
+        <w:t xml:space="preserve">   |           |              |</w:t>
+      </w:r>
+    </w:p>
+    <w:p>
+      <w:pPr>
+        <w:pStyle w:val="HTMLPreformatted"/>
+        <w:rPr>
+          <w:rStyle w:val="HTMLCode"/>
+        </w:rPr>
+      </w:pPr>
+      <w:proofErr w:type="gramStart"/>
+      <w:r>
+        <w:rPr>
+          <w:rStyle w:val="HTMLCode"/>
+        </w:rPr>
+        <w:t>Availability  Security</w:t>
+      </w:r>
+      <w:proofErr w:type="gramEnd"/>
+      <w:r>
+        <w:rPr>
+          <w:rStyle w:val="HTMLCode"/>
+        </w:rPr>
+        <w:t xml:space="preserve">   Convenience</w:t>
+      </w:r>
+    </w:p>
+    <w:p>
+      <w:pPr>
+        <w:pStyle w:val="HTMLPreformatted"/>
+        <w:rPr>
+          <w:rStyle w:val="HTMLCode"/>
+        </w:rPr>
+      </w:pPr>
+      <w:r>
+        <w:rPr>
+          <w:rStyle w:val="HTMLCode"/>
+        </w:rPr>
+        <w:t xml:space="preserve">   |           |              |</w:t>
+      </w:r>
+    </w:p>
+    <w:p>
+      <w:pPr>
+        <w:pStyle w:val="HTMLPreformatted"/>
+        <w:rPr>
+          <w:rStyle w:val="HTMLCode"/>
+        </w:rPr>
+      </w:pPr>
+      <w:r>
+        <w:rPr>
+          <w:rStyle w:val="HTMLCode"/>
+        </w:rPr>
+        <w:t xml:space="preserve">Use </w:t>
+      </w:r>
+      <w:proofErr w:type="gramStart"/>
+      <w:r>
+        <w:rPr>
+          <w:rStyle w:val="HTMLCode"/>
+        </w:rPr>
+        <w:t>anytime  No</w:t>
+      </w:r>
+      <w:proofErr w:type="gramEnd"/>
+      <w:r>
+        <w:rPr>
+          <w:rStyle w:val="HTMLCode"/>
+        </w:rPr>
+        <w:t xml:space="preserve"> theft     Easy use</w:t>
+      </w:r>
+    </w:p>
+    <w:p>
+      <w:r>
+        <w:pict>
+          <v:rect id="_x0000_i1096" style="width:0;height:1.5pt" o:hralign="center" o:hrstd="t" o:hr="t" fillcolor="#a0a0a0" stroked="f"/>
+        </w:pict>
+      </w:r>
+    </w:p>
+    <w:p>
+      <w:pPr>
+        <w:pStyle w:val="Heading2"/>
+      </w:pPr>
+      <w:r>
+        <w:rPr>
+          <w:rStyle w:val="Strong"/>
+          <w:b/>
+          <w:bCs/>
+        </w:rPr>
+        <w:t>6. Conclusion</w:t>
+      </w:r>
+    </w:p>
+    <w:p>
+      <w:pPr>
+        <w:pStyle w:val="NormalWeb"/>
+        <w:numPr>
+          <w:ilvl w:val="0"/>
+          <w:numId w:val="86"/>
+        </w:numPr>
+      </w:pPr>
+      <w:r>
+        <w:t>The three main goals of key management are:</w:t>
       </w:r>
     </w:p>
     <w:p>
@@ -8685,17 +10412,35 @@
         <w:pStyle w:val="NormalWeb"/>
         <w:numPr>
           <w:ilvl w:val="1"/>
-          <w:numId w:val="82"/>
+          <w:numId w:val="86"/>
         </w:numPr>
       </w:pPr>
       <w:r>
-        <w:t xml:space="preserve">Keep a </w:t>
-      </w:r>
-      <w:r>
-        <w:rPr>
-          <w:rStyle w:val="Strong"/>
-        </w:rPr>
-        <w:t>backup for recovery</w:t>
+        <w:t>Availability (use anytime)</w:t>
+      </w:r>
+    </w:p>
+    <w:p>
+      <w:pPr>
+        <w:pStyle w:val="NormalWeb"/>
+        <w:numPr>
+          <w:ilvl w:val="1"/>
+          <w:numId w:val="86"/>
+        </w:numPr>
+      </w:pPr>
+      <w:r>
+        <w:t>Security (safe from theft)</w:t>
+      </w:r>
+    </w:p>
+    <w:p>
+      <w:pPr>
+        <w:pStyle w:val="NormalWeb"/>
+        <w:numPr>
+          <w:ilvl w:val="1"/>
+          <w:numId w:val="86"/>
+        </w:numPr>
+      </w:pPr>
+      <w:r>
+        <w:t>Convenience (easy to use)</w:t>
       </w:r>
     </w:p>
     <w:p>
@@ -8703,21 +10448,24 @@
         <w:pStyle w:val="NormalWeb"/>
         <w:numPr>
           <w:ilvl w:val="0"/>
-          <w:numId w:val="82"/>
+          <w:numId w:val="86"/>
         </w:numPr>
       </w:pPr>
       <w:r>
-        <w:t>These goals help protect bitcoins and prevent loss.</w:t>
+        <w:t>A good system tries to balance all three goals.</w:t>
       </w:r>
     </w:p>
     <w:p>
       <w:r>
         <w:pict>
-          <v:rect id="_x0000_i1096" style="width:0;height:1.5pt" o:hralign="center" o:hrstd="t" o:hr="t" fillcolor="#a0a0a0" stroked="f"/>
+          <v:rect id="_x0000_i1097" style="width:0;height:1.5pt" o:hralign="center" o:hrstd="t" o:hr="t" fillcolor="#a0a0a0" stroked="f"/>
         </w:pict>
       </w:r>
     </w:p>
     <w:p>
+      <w:pPr>
+        <w:pStyle w:val="Heading1"/>
+      </w:pPr>
       <w:bookmarkStart w:id="0" w:name="_GoBack"/>
       <w:bookmarkEnd w:id="0"/>
     </w:p>
@@ -8734,155 +10482,6 @@
 <file path=word/numbering.xml><?xml version="1.0" encoding="utf-8"?>
 <w:numbering xmlns:wpc="http://schemas.microsoft.com/office/word/2010/wordprocessingCanvas" xmlns:mc="http://schemas.openxmlformats.org/markup-compatibility/2006" xmlns:o="urn:schemas-microsoft-com:office:office" xmlns:r="http://schemas.openxmlformats.org/officeDocument/2006/relationships" xmlns:m="http://schemas.openxmlformats.org/officeDocument/2006/math" xmlns:v="urn:schemas-microsoft-com:vml" xmlns:wp14="http://schemas.microsoft.com/office/word/2010/wordprocessingDrawing" xmlns:wp="http://schemas.openxmlformats.org/drawingml/2006/wordprocessingDrawing" xmlns:w10="urn:schemas-microsoft-com:office:word" xmlns:w="http://schemas.openxmlformats.org/wordprocessingml/2006/main" xmlns:w14="http://schemas.microsoft.com/office/word/2010/wordml" xmlns:w15="http://schemas.microsoft.com/office/word/2012/wordml" xmlns:wpg="http://schemas.microsoft.com/office/word/2010/wordprocessingGroup" xmlns:wpi="http://schemas.microsoft.com/office/word/2010/wordprocessingInk" xmlns:wne="http://schemas.microsoft.com/office/word/2006/wordml" xmlns:wps="http://schemas.microsoft.com/office/word/2010/wordprocessingShape" mc:Ignorable="w14 w15 wp14">
   <w:abstractNum w:abstractNumId="0">
-    <w:nsid w:val="013D427C"/>
-    <w:multiLevelType w:val="multilevel"/>
-    <w:tmpl w:val="B798B796"/>
-    <w:lvl w:ilvl="0">
-      <w:start w:val="1"/>
-      <w:numFmt w:val="bullet"/>
-      <w:lvlText w:val=""/>
-      <w:lvlJc w:val="left"/>
-      <w:pPr>
-        <w:tabs>
-          <w:tab w:val="num" w:pos="720"/>
-        </w:tabs>
-        <w:ind w:left="720" w:hanging="360"/>
-      </w:pPr>
-      <w:rPr>
-        <w:rFonts w:ascii="Symbol" w:hAnsi="Symbol" w:hint="default"/>
-        <w:sz w:val="20"/>
-      </w:rPr>
-    </w:lvl>
-    <w:lvl w:ilvl="1" w:tentative="1">
-      <w:start w:val="1"/>
-      <w:numFmt w:val="bullet"/>
-      <w:lvlText w:val="o"/>
-      <w:lvlJc w:val="left"/>
-      <w:pPr>
-        <w:tabs>
-          <w:tab w:val="num" w:pos="1440"/>
-        </w:tabs>
-        <w:ind w:left="1440" w:hanging="360"/>
-      </w:pPr>
-      <w:rPr>
-        <w:rFonts w:ascii="Courier New" w:hAnsi="Courier New" w:hint="default"/>
-        <w:sz w:val="20"/>
-      </w:rPr>
-    </w:lvl>
-    <w:lvl w:ilvl="2" w:tentative="1">
-      <w:start w:val="1"/>
-      <w:numFmt w:val="bullet"/>
-      <w:lvlText w:val=""/>
-      <w:lvlJc w:val="left"/>
-      <w:pPr>
-        <w:tabs>
-          <w:tab w:val="num" w:pos="2160"/>
-        </w:tabs>
-        <w:ind w:left="2160" w:hanging="360"/>
-      </w:pPr>
-      <w:rPr>
-        <w:rFonts w:ascii="Wingdings" w:hAnsi="Wingdings" w:hint="default"/>
-        <w:sz w:val="20"/>
-      </w:rPr>
-    </w:lvl>
-    <w:lvl w:ilvl="3" w:tentative="1">
-      <w:start w:val="1"/>
-      <w:numFmt w:val="bullet"/>
-      <w:lvlText w:val=""/>
-      <w:lvlJc w:val="left"/>
-      <w:pPr>
-        <w:tabs>
-          <w:tab w:val="num" w:pos="2880"/>
-        </w:tabs>
-        <w:ind w:left="2880" w:hanging="360"/>
-      </w:pPr>
-      <w:rPr>
-        <w:rFonts w:ascii="Wingdings" w:hAnsi="Wingdings" w:hint="default"/>
-        <w:sz w:val="20"/>
-      </w:rPr>
-    </w:lvl>
-    <w:lvl w:ilvl="4" w:tentative="1">
-      <w:start w:val="1"/>
-      <w:numFmt w:val="bullet"/>
-      <w:lvlText w:val=""/>
-      <w:lvlJc w:val="left"/>
-      <w:pPr>
-        <w:tabs>
-          <w:tab w:val="num" w:pos="3600"/>
-        </w:tabs>
-        <w:ind w:left="3600" w:hanging="360"/>
-      </w:pPr>
-      <w:rPr>
-        <w:rFonts w:ascii="Wingdings" w:hAnsi="Wingdings" w:hint="default"/>
-        <w:sz w:val="20"/>
-      </w:rPr>
-    </w:lvl>
-    <w:lvl w:ilvl="5" w:tentative="1">
-      <w:start w:val="1"/>
-      <w:numFmt w:val="bullet"/>
-      <w:lvlText w:val=""/>
-      <w:lvlJc w:val="left"/>
-      <w:pPr>
-        <w:tabs>
-          <w:tab w:val="num" w:pos="4320"/>
-        </w:tabs>
-        <w:ind w:left="4320" w:hanging="360"/>
-      </w:pPr>
-      <w:rPr>
-        <w:rFonts w:ascii="Wingdings" w:hAnsi="Wingdings" w:hint="default"/>
-        <w:sz w:val="20"/>
-      </w:rPr>
-    </w:lvl>
-    <w:lvl w:ilvl="6" w:tentative="1">
-      <w:start w:val="1"/>
-      <w:numFmt w:val="bullet"/>
-      <w:lvlText w:val=""/>
-      <w:lvlJc w:val="left"/>
-      <w:pPr>
-        <w:tabs>
-          <w:tab w:val="num" w:pos="5040"/>
-        </w:tabs>
-        <w:ind w:left="5040" w:hanging="360"/>
-      </w:pPr>
-      <w:rPr>
-        <w:rFonts w:ascii="Wingdings" w:hAnsi="Wingdings" w:hint="default"/>
-        <w:sz w:val="20"/>
-      </w:rPr>
-    </w:lvl>
-    <w:lvl w:ilvl="7" w:tentative="1">
-      <w:start w:val="1"/>
-      <w:numFmt w:val="bullet"/>
-      <w:lvlText w:val=""/>
-      <w:lvlJc w:val="left"/>
-      <w:pPr>
-        <w:tabs>
-          <w:tab w:val="num" w:pos="5760"/>
-        </w:tabs>
-        <w:ind w:left="5760" w:hanging="360"/>
-      </w:pPr>
-      <w:rPr>
-        <w:rFonts w:ascii="Wingdings" w:hAnsi="Wingdings" w:hint="default"/>
-        <w:sz w:val="20"/>
-      </w:rPr>
-    </w:lvl>
-    <w:lvl w:ilvl="8" w:tentative="1">
-      <w:start w:val="1"/>
-      <w:numFmt w:val="bullet"/>
-      <w:lvlText w:val=""/>
-      <w:lvlJc w:val="left"/>
-      <w:pPr>
-        <w:tabs>
-          <w:tab w:val="num" w:pos="6480"/>
-        </w:tabs>
-        <w:ind w:left="6480" w:hanging="360"/>
-      </w:pPr>
-      <w:rPr>
-        <w:rFonts w:ascii="Wingdings" w:hAnsi="Wingdings" w:hint="default"/>
-        <w:sz w:val="20"/>
-      </w:rPr>
-    </w:lvl>
-  </w:abstractNum>
-  <w:abstractNum w:abstractNumId="1">
     <w:nsid w:val="02691AE8"/>
     <w:multiLevelType w:val="multilevel"/>
     <w:tmpl w:val="F7122B04"/>
@@ -9031,7 +10630,7 @@
       </w:rPr>
     </w:lvl>
   </w:abstractNum>
-  <w:abstractNum w:abstractNumId="2">
+  <w:abstractNum w:abstractNumId="1">
     <w:nsid w:val="02867E3E"/>
     <w:multiLevelType w:val="multilevel"/>
     <w:tmpl w:val="B6DC8632"/>
@@ -9180,7 +10779,7 @@
       </w:rPr>
     </w:lvl>
   </w:abstractNum>
-  <w:abstractNum w:abstractNumId="3">
+  <w:abstractNum w:abstractNumId="2">
     <w:nsid w:val="039E7B51"/>
     <w:multiLevelType w:val="multilevel"/>
     <w:tmpl w:val="633C5E6A"/>
@@ -9329,7 +10928,7 @@
       </w:rPr>
     </w:lvl>
   </w:abstractNum>
-  <w:abstractNum w:abstractNumId="4">
+  <w:abstractNum w:abstractNumId="3">
     <w:nsid w:val="0424065A"/>
     <w:multiLevelType w:val="multilevel"/>
     <w:tmpl w:val="A9AA817A"/>
@@ -9442,7 +11041,7 @@
       </w:pPr>
     </w:lvl>
   </w:abstractNum>
-  <w:abstractNum w:abstractNumId="5">
+  <w:abstractNum w:abstractNumId="4">
     <w:nsid w:val="05542339"/>
     <w:multiLevelType w:val="multilevel"/>
     <w:tmpl w:val="EA405B06"/>
@@ -9591,10 +11190,159 @@
       </w:rPr>
     </w:lvl>
   </w:abstractNum>
-  <w:abstractNum w:abstractNumId="6">
+  <w:abstractNum w:abstractNumId="5">
     <w:nsid w:val="056107CC"/>
     <w:multiLevelType w:val="multilevel"/>
     <w:tmpl w:val="A94A0D50"/>
+    <w:lvl w:ilvl="0">
+      <w:start w:val="1"/>
+      <w:numFmt w:val="bullet"/>
+      <w:lvlText w:val=""/>
+      <w:lvlJc w:val="left"/>
+      <w:pPr>
+        <w:tabs>
+          <w:tab w:val="num" w:pos="720"/>
+        </w:tabs>
+        <w:ind w:left="720" w:hanging="360"/>
+      </w:pPr>
+      <w:rPr>
+        <w:rFonts w:ascii="Symbol" w:hAnsi="Symbol" w:hint="default"/>
+        <w:sz w:val="20"/>
+      </w:rPr>
+    </w:lvl>
+    <w:lvl w:ilvl="1" w:tentative="1">
+      <w:start w:val="1"/>
+      <w:numFmt w:val="bullet"/>
+      <w:lvlText w:val="o"/>
+      <w:lvlJc w:val="left"/>
+      <w:pPr>
+        <w:tabs>
+          <w:tab w:val="num" w:pos="1440"/>
+        </w:tabs>
+        <w:ind w:left="1440" w:hanging="360"/>
+      </w:pPr>
+      <w:rPr>
+        <w:rFonts w:ascii="Courier New" w:hAnsi="Courier New" w:hint="default"/>
+        <w:sz w:val="20"/>
+      </w:rPr>
+    </w:lvl>
+    <w:lvl w:ilvl="2" w:tentative="1">
+      <w:start w:val="1"/>
+      <w:numFmt w:val="bullet"/>
+      <w:lvlText w:val=""/>
+      <w:lvlJc w:val="left"/>
+      <w:pPr>
+        <w:tabs>
+          <w:tab w:val="num" w:pos="2160"/>
+        </w:tabs>
+        <w:ind w:left="2160" w:hanging="360"/>
+      </w:pPr>
+      <w:rPr>
+        <w:rFonts w:ascii="Wingdings" w:hAnsi="Wingdings" w:hint="default"/>
+        <w:sz w:val="20"/>
+      </w:rPr>
+    </w:lvl>
+    <w:lvl w:ilvl="3" w:tentative="1">
+      <w:start w:val="1"/>
+      <w:numFmt w:val="bullet"/>
+      <w:lvlText w:val=""/>
+      <w:lvlJc w:val="left"/>
+      <w:pPr>
+        <w:tabs>
+          <w:tab w:val="num" w:pos="2880"/>
+        </w:tabs>
+        <w:ind w:left="2880" w:hanging="360"/>
+      </w:pPr>
+      <w:rPr>
+        <w:rFonts w:ascii="Wingdings" w:hAnsi="Wingdings" w:hint="default"/>
+        <w:sz w:val="20"/>
+      </w:rPr>
+    </w:lvl>
+    <w:lvl w:ilvl="4" w:tentative="1">
+      <w:start w:val="1"/>
+      <w:numFmt w:val="bullet"/>
+      <w:lvlText w:val=""/>
+      <w:lvlJc w:val="left"/>
+      <w:pPr>
+        <w:tabs>
+          <w:tab w:val="num" w:pos="3600"/>
+        </w:tabs>
+        <w:ind w:left="3600" w:hanging="360"/>
+      </w:pPr>
+      <w:rPr>
+        <w:rFonts w:ascii="Wingdings" w:hAnsi="Wingdings" w:hint="default"/>
+        <w:sz w:val="20"/>
+      </w:rPr>
+    </w:lvl>
+    <w:lvl w:ilvl="5" w:tentative="1">
+      <w:start w:val="1"/>
+      <w:numFmt w:val="bullet"/>
+      <w:lvlText w:val=""/>
+      <w:lvlJc w:val="left"/>
+      <w:pPr>
+        <w:tabs>
+          <w:tab w:val="num" w:pos="4320"/>
+        </w:tabs>
+        <w:ind w:left="4320" w:hanging="360"/>
+      </w:pPr>
+      <w:rPr>
+        <w:rFonts w:ascii="Wingdings" w:hAnsi="Wingdings" w:hint="default"/>
+        <w:sz w:val="20"/>
+      </w:rPr>
+    </w:lvl>
+    <w:lvl w:ilvl="6" w:tentative="1">
+      <w:start w:val="1"/>
+      <w:numFmt w:val="bullet"/>
+      <w:lvlText w:val=""/>
+      <w:lvlJc w:val="left"/>
+      <w:pPr>
+        <w:tabs>
+          <w:tab w:val="num" w:pos="5040"/>
+        </w:tabs>
+        <w:ind w:left="5040" w:hanging="360"/>
+      </w:pPr>
+      <w:rPr>
+        <w:rFonts w:ascii="Wingdings" w:hAnsi="Wingdings" w:hint="default"/>
+        <w:sz w:val="20"/>
+      </w:rPr>
+    </w:lvl>
+    <w:lvl w:ilvl="7" w:tentative="1">
+      <w:start w:val="1"/>
+      <w:numFmt w:val="bullet"/>
+      <w:lvlText w:val=""/>
+      <w:lvlJc w:val="left"/>
+      <w:pPr>
+        <w:tabs>
+          <w:tab w:val="num" w:pos="5760"/>
+        </w:tabs>
+        <w:ind w:left="5760" w:hanging="360"/>
+      </w:pPr>
+      <w:rPr>
+        <w:rFonts w:ascii="Wingdings" w:hAnsi="Wingdings" w:hint="default"/>
+        <w:sz w:val="20"/>
+      </w:rPr>
+    </w:lvl>
+    <w:lvl w:ilvl="8" w:tentative="1">
+      <w:start w:val="1"/>
+      <w:numFmt w:val="bullet"/>
+      <w:lvlText w:val=""/>
+      <w:lvlJc w:val="left"/>
+      <w:pPr>
+        <w:tabs>
+          <w:tab w:val="num" w:pos="6480"/>
+        </w:tabs>
+        <w:ind w:left="6480" w:hanging="360"/>
+      </w:pPr>
+      <w:rPr>
+        <w:rFonts w:ascii="Wingdings" w:hAnsi="Wingdings" w:hint="default"/>
+        <w:sz w:val="20"/>
+      </w:rPr>
+    </w:lvl>
+  </w:abstractNum>
+  <w:abstractNum w:abstractNumId="6">
+    <w:nsid w:val="07323B27"/>
+    <w:multiLevelType w:val="multilevel"/>
+    <w:tmpl w:val="ED100D7A"/>
     <w:lvl w:ilvl="0">
       <w:start w:val="1"/>
       <w:numFmt w:val="bullet"/>
@@ -10897,155 +12645,6 @@
     </w:lvl>
   </w:abstractNum>
   <w:abstractNum w:abstractNumId="15">
-    <w:nsid w:val="16EE6818"/>
-    <w:multiLevelType w:val="multilevel"/>
-    <w:tmpl w:val="46E2BC42"/>
-    <w:lvl w:ilvl="0">
-      <w:start w:val="1"/>
-      <w:numFmt w:val="bullet"/>
-      <w:lvlText w:val=""/>
-      <w:lvlJc w:val="left"/>
-      <w:pPr>
-        <w:tabs>
-          <w:tab w:val="num" w:pos="720"/>
-        </w:tabs>
-        <w:ind w:left="720" w:hanging="360"/>
-      </w:pPr>
-      <w:rPr>
-        <w:rFonts w:ascii="Symbol" w:hAnsi="Symbol" w:hint="default"/>
-        <w:sz w:val="20"/>
-      </w:rPr>
-    </w:lvl>
-    <w:lvl w:ilvl="1" w:tentative="1">
-      <w:start w:val="1"/>
-      <w:numFmt w:val="bullet"/>
-      <w:lvlText w:val="o"/>
-      <w:lvlJc w:val="left"/>
-      <w:pPr>
-        <w:tabs>
-          <w:tab w:val="num" w:pos="1440"/>
-        </w:tabs>
-        <w:ind w:left="1440" w:hanging="360"/>
-      </w:pPr>
-      <w:rPr>
-        <w:rFonts w:ascii="Courier New" w:hAnsi="Courier New" w:hint="default"/>
-        <w:sz w:val="20"/>
-      </w:rPr>
-    </w:lvl>
-    <w:lvl w:ilvl="2" w:tentative="1">
-      <w:start w:val="1"/>
-      <w:numFmt w:val="bullet"/>
-      <w:lvlText w:val=""/>
-      <w:lvlJc w:val="left"/>
-      <w:pPr>
-        <w:tabs>
-          <w:tab w:val="num" w:pos="2160"/>
-        </w:tabs>
-        <w:ind w:left="2160" w:hanging="360"/>
-      </w:pPr>
-      <w:rPr>
-        <w:rFonts w:ascii="Wingdings" w:hAnsi="Wingdings" w:hint="default"/>
-        <w:sz w:val="20"/>
-      </w:rPr>
-    </w:lvl>
-    <w:lvl w:ilvl="3" w:tentative="1">
-      <w:start w:val="1"/>
-      <w:numFmt w:val="bullet"/>
-      <w:lvlText w:val=""/>
-      <w:lvlJc w:val="left"/>
-      <w:pPr>
-        <w:tabs>
-          <w:tab w:val="num" w:pos="2880"/>
-        </w:tabs>
-        <w:ind w:left="2880" w:hanging="360"/>
-      </w:pPr>
-      <w:rPr>
-        <w:rFonts w:ascii="Wingdings" w:hAnsi="Wingdings" w:hint="default"/>
-        <w:sz w:val="20"/>
-      </w:rPr>
-    </w:lvl>
-    <w:lvl w:ilvl="4" w:tentative="1">
-      <w:start w:val="1"/>
-      <w:numFmt w:val="bullet"/>
-      <w:lvlText w:val=""/>
-      <w:lvlJc w:val="left"/>
-      <w:pPr>
-        <w:tabs>
-          <w:tab w:val="num" w:pos="3600"/>
-        </w:tabs>
-        <w:ind w:left="3600" w:hanging="360"/>
-      </w:pPr>
-      <w:rPr>
-        <w:rFonts w:ascii="Wingdings" w:hAnsi="Wingdings" w:hint="default"/>
-        <w:sz w:val="20"/>
-      </w:rPr>
-    </w:lvl>
-    <w:lvl w:ilvl="5" w:tentative="1">
-      <w:start w:val="1"/>
-      <w:numFmt w:val="bullet"/>
-      <w:lvlText w:val=""/>
-      <w:lvlJc w:val="left"/>
-      <w:pPr>
-        <w:tabs>
-          <w:tab w:val="num" w:pos="4320"/>
-        </w:tabs>
-        <w:ind w:left="4320" w:hanging="360"/>
-      </w:pPr>
-      <w:rPr>
-        <w:rFonts w:ascii="Wingdings" w:hAnsi="Wingdings" w:hint="default"/>
-        <w:sz w:val="20"/>
-      </w:rPr>
-    </w:lvl>
-    <w:lvl w:ilvl="6" w:tentative="1">
-      <w:start w:val="1"/>
-      <w:numFmt w:val="bullet"/>
-      <w:lvlText w:val=""/>
-      <w:lvlJc w:val="left"/>
-      <w:pPr>
-        <w:tabs>
-          <w:tab w:val="num" w:pos="5040"/>
-        </w:tabs>
-        <w:ind w:left="5040" w:hanging="360"/>
-      </w:pPr>
-      <w:rPr>
-        <w:rFonts w:ascii="Wingdings" w:hAnsi="Wingdings" w:hint="default"/>
-        <w:sz w:val="20"/>
-      </w:rPr>
-    </w:lvl>
-    <w:lvl w:ilvl="7" w:tentative="1">
-      <w:start w:val="1"/>
-      <w:numFmt w:val="bullet"/>
-      <w:lvlText w:val=""/>
-      <w:lvlJc w:val="left"/>
-      <w:pPr>
-        <w:tabs>
-          <w:tab w:val="num" w:pos="5760"/>
-        </w:tabs>
-        <w:ind w:left="5760" w:hanging="360"/>
-      </w:pPr>
-      <w:rPr>
-        <w:rFonts w:ascii="Wingdings" w:hAnsi="Wingdings" w:hint="default"/>
-        <w:sz w:val="20"/>
-      </w:rPr>
-    </w:lvl>
-    <w:lvl w:ilvl="8" w:tentative="1">
-      <w:start w:val="1"/>
-      <w:numFmt w:val="bullet"/>
-      <w:lvlText w:val=""/>
-      <w:lvlJc w:val="left"/>
-      <w:pPr>
-        <w:tabs>
-          <w:tab w:val="num" w:pos="6480"/>
-        </w:tabs>
-        <w:ind w:left="6480" w:hanging="360"/>
-      </w:pPr>
-      <w:rPr>
-        <w:rFonts w:ascii="Wingdings" w:hAnsi="Wingdings" w:hint="default"/>
-        <w:sz w:val="20"/>
-      </w:rPr>
-    </w:lvl>
-  </w:abstractNum>
-  <w:abstractNum w:abstractNumId="16">
     <w:nsid w:val="184B225B"/>
     <w:multiLevelType w:val="multilevel"/>
     <w:tmpl w:val="7E8C3FCC"/>
@@ -11194,7 +12793,7 @@
       </w:rPr>
     </w:lvl>
   </w:abstractNum>
-  <w:abstractNum w:abstractNumId="17">
+  <w:abstractNum w:abstractNumId="16">
     <w:nsid w:val="19AB79D5"/>
     <w:multiLevelType w:val="multilevel"/>
     <w:tmpl w:val="6540C296"/>
@@ -11343,7 +12942,7 @@
       </w:rPr>
     </w:lvl>
   </w:abstractNum>
-  <w:abstractNum w:abstractNumId="18">
+  <w:abstractNum w:abstractNumId="17">
     <w:nsid w:val="19FC2041"/>
     <w:multiLevelType w:val="multilevel"/>
     <w:tmpl w:val="0712BA3C"/>
@@ -11492,7 +13091,7 @@
       </w:rPr>
     </w:lvl>
   </w:abstractNum>
-  <w:abstractNum w:abstractNumId="19">
+  <w:abstractNum w:abstractNumId="18">
     <w:nsid w:val="1CB75D8F"/>
     <w:multiLevelType w:val="multilevel"/>
     <w:tmpl w:val="E7B6BC10"/>
@@ -11641,7 +13240,7 @@
       </w:rPr>
     </w:lvl>
   </w:abstractNum>
-  <w:abstractNum w:abstractNumId="20">
+  <w:abstractNum w:abstractNumId="19">
     <w:nsid w:val="1DF87808"/>
     <w:multiLevelType w:val="multilevel"/>
     <w:tmpl w:val="3FB804EE"/>
@@ -11754,7 +13353,7 @@
       </w:pPr>
     </w:lvl>
   </w:abstractNum>
-  <w:abstractNum w:abstractNumId="21">
+  <w:abstractNum w:abstractNumId="20">
     <w:nsid w:val="1F374685"/>
     <w:multiLevelType w:val="multilevel"/>
     <w:tmpl w:val="50DC6E4E"/>
@@ -11903,7 +13502,7 @@
       </w:rPr>
     </w:lvl>
   </w:abstractNum>
-  <w:abstractNum w:abstractNumId="22">
+  <w:abstractNum w:abstractNumId="21">
     <w:nsid w:val="1F511541"/>
     <w:multiLevelType w:val="multilevel"/>
     <w:tmpl w:val="0F160088"/>
@@ -12052,7 +13651,7 @@
       </w:rPr>
     </w:lvl>
   </w:abstractNum>
-  <w:abstractNum w:abstractNumId="23">
+  <w:abstractNum w:abstractNumId="22">
     <w:nsid w:val="216F60FA"/>
     <w:multiLevelType w:val="multilevel"/>
     <w:tmpl w:val="2ED61B98"/>
@@ -12201,7 +13800,7 @@
       </w:rPr>
     </w:lvl>
   </w:abstractNum>
-  <w:abstractNum w:abstractNumId="24">
+  <w:abstractNum w:abstractNumId="23">
     <w:nsid w:val="2238024C"/>
     <w:multiLevelType w:val="multilevel"/>
     <w:tmpl w:val="BB901CD2"/>
@@ -12350,7 +13949,7 @@
       </w:rPr>
     </w:lvl>
   </w:abstractNum>
-  <w:abstractNum w:abstractNumId="25">
+  <w:abstractNum w:abstractNumId="24">
     <w:nsid w:val="23674F35"/>
     <w:multiLevelType w:val="multilevel"/>
     <w:tmpl w:val="C3D2C702"/>
@@ -12499,7 +14098,7 @@
       </w:rPr>
     </w:lvl>
   </w:abstractNum>
-  <w:abstractNum w:abstractNumId="26">
+  <w:abstractNum w:abstractNumId="25">
     <w:nsid w:val="275D564B"/>
     <w:multiLevelType w:val="multilevel"/>
     <w:tmpl w:val="6ADE4CAC"/>
@@ -12648,7 +14247,7 @@
       </w:rPr>
     </w:lvl>
   </w:abstractNum>
-  <w:abstractNum w:abstractNumId="27">
+  <w:abstractNum w:abstractNumId="26">
     <w:nsid w:val="29A2617A"/>
     <w:multiLevelType w:val="multilevel"/>
     <w:tmpl w:val="8BE20476"/>
@@ -12797,159 +14396,308 @@
       </w:rPr>
     </w:lvl>
   </w:abstractNum>
+  <w:abstractNum w:abstractNumId="27">
+    <w:nsid w:val="2B02260A"/>
+    <w:multiLevelType w:val="multilevel"/>
+    <w:tmpl w:val="F3F6E604"/>
+    <w:lvl w:ilvl="0">
+      <w:start w:val="1"/>
+      <w:numFmt w:val="bullet"/>
+      <w:lvlText w:val=""/>
+      <w:lvlJc w:val="left"/>
+      <w:pPr>
+        <w:tabs>
+          <w:tab w:val="num" w:pos="720"/>
+        </w:tabs>
+        <w:ind w:left="720" w:hanging="360"/>
+      </w:pPr>
+      <w:rPr>
+        <w:rFonts w:ascii="Symbol" w:hAnsi="Symbol" w:hint="default"/>
+        <w:sz w:val="20"/>
+      </w:rPr>
+    </w:lvl>
+    <w:lvl w:ilvl="1">
+      <w:start w:val="1"/>
+      <w:numFmt w:val="bullet"/>
+      <w:lvlText w:val="o"/>
+      <w:lvlJc w:val="left"/>
+      <w:pPr>
+        <w:tabs>
+          <w:tab w:val="num" w:pos="1440"/>
+        </w:tabs>
+        <w:ind w:left="1440" w:hanging="360"/>
+      </w:pPr>
+      <w:rPr>
+        <w:rFonts w:ascii="Courier New" w:hAnsi="Courier New" w:hint="default"/>
+        <w:sz w:val="20"/>
+      </w:rPr>
+    </w:lvl>
+    <w:lvl w:ilvl="2" w:tentative="1">
+      <w:start w:val="1"/>
+      <w:numFmt w:val="bullet"/>
+      <w:lvlText w:val=""/>
+      <w:lvlJc w:val="left"/>
+      <w:pPr>
+        <w:tabs>
+          <w:tab w:val="num" w:pos="2160"/>
+        </w:tabs>
+        <w:ind w:left="2160" w:hanging="360"/>
+      </w:pPr>
+      <w:rPr>
+        <w:rFonts w:ascii="Wingdings" w:hAnsi="Wingdings" w:hint="default"/>
+        <w:sz w:val="20"/>
+      </w:rPr>
+    </w:lvl>
+    <w:lvl w:ilvl="3" w:tentative="1">
+      <w:start w:val="1"/>
+      <w:numFmt w:val="bullet"/>
+      <w:lvlText w:val=""/>
+      <w:lvlJc w:val="left"/>
+      <w:pPr>
+        <w:tabs>
+          <w:tab w:val="num" w:pos="2880"/>
+        </w:tabs>
+        <w:ind w:left="2880" w:hanging="360"/>
+      </w:pPr>
+      <w:rPr>
+        <w:rFonts w:ascii="Wingdings" w:hAnsi="Wingdings" w:hint="default"/>
+        <w:sz w:val="20"/>
+      </w:rPr>
+    </w:lvl>
+    <w:lvl w:ilvl="4" w:tentative="1">
+      <w:start w:val="1"/>
+      <w:numFmt w:val="bullet"/>
+      <w:lvlText w:val=""/>
+      <w:lvlJc w:val="left"/>
+      <w:pPr>
+        <w:tabs>
+          <w:tab w:val="num" w:pos="3600"/>
+        </w:tabs>
+        <w:ind w:left="3600" w:hanging="360"/>
+      </w:pPr>
+      <w:rPr>
+        <w:rFonts w:ascii="Wingdings" w:hAnsi="Wingdings" w:hint="default"/>
+        <w:sz w:val="20"/>
+      </w:rPr>
+    </w:lvl>
+    <w:lvl w:ilvl="5" w:tentative="1">
+      <w:start w:val="1"/>
+      <w:numFmt w:val="bullet"/>
+      <w:lvlText w:val=""/>
+      <w:lvlJc w:val="left"/>
+      <w:pPr>
+        <w:tabs>
+          <w:tab w:val="num" w:pos="4320"/>
+        </w:tabs>
+        <w:ind w:left="4320" w:hanging="360"/>
+      </w:pPr>
+      <w:rPr>
+        <w:rFonts w:ascii="Wingdings" w:hAnsi="Wingdings" w:hint="default"/>
+        <w:sz w:val="20"/>
+      </w:rPr>
+    </w:lvl>
+    <w:lvl w:ilvl="6" w:tentative="1">
+      <w:start w:val="1"/>
+      <w:numFmt w:val="bullet"/>
+      <w:lvlText w:val=""/>
+      <w:lvlJc w:val="left"/>
+      <w:pPr>
+        <w:tabs>
+          <w:tab w:val="num" w:pos="5040"/>
+        </w:tabs>
+        <w:ind w:left="5040" w:hanging="360"/>
+      </w:pPr>
+      <w:rPr>
+        <w:rFonts w:ascii="Wingdings" w:hAnsi="Wingdings" w:hint="default"/>
+        <w:sz w:val="20"/>
+      </w:rPr>
+    </w:lvl>
+    <w:lvl w:ilvl="7" w:tentative="1">
+      <w:start w:val="1"/>
+      <w:numFmt w:val="bullet"/>
+      <w:lvlText w:val=""/>
+      <w:lvlJc w:val="left"/>
+      <w:pPr>
+        <w:tabs>
+          <w:tab w:val="num" w:pos="5760"/>
+        </w:tabs>
+        <w:ind w:left="5760" w:hanging="360"/>
+      </w:pPr>
+      <w:rPr>
+        <w:rFonts w:ascii="Wingdings" w:hAnsi="Wingdings" w:hint="default"/>
+        <w:sz w:val="20"/>
+      </w:rPr>
+    </w:lvl>
+    <w:lvl w:ilvl="8" w:tentative="1">
+      <w:start w:val="1"/>
+      <w:numFmt w:val="bullet"/>
+      <w:lvlText w:val=""/>
+      <w:lvlJc w:val="left"/>
+      <w:pPr>
+        <w:tabs>
+          <w:tab w:val="num" w:pos="6480"/>
+        </w:tabs>
+        <w:ind w:left="6480" w:hanging="360"/>
+      </w:pPr>
+      <w:rPr>
+        <w:rFonts w:ascii="Wingdings" w:hAnsi="Wingdings" w:hint="default"/>
+        <w:sz w:val="20"/>
+      </w:rPr>
+    </w:lvl>
+  </w:abstractNum>
   <w:abstractNum w:abstractNumId="28">
-    <w:nsid w:val="2EA6589C"/>
-    <w:multiLevelType w:val="multilevel"/>
-    <w:tmpl w:val="29DC66C8"/>
-    <w:lvl w:ilvl="0">
-      <w:start w:val="1"/>
-      <w:numFmt w:val="bullet"/>
-      <w:lvlText w:val=""/>
-      <w:lvlJc w:val="left"/>
-      <w:pPr>
-        <w:tabs>
-          <w:tab w:val="num" w:pos="720"/>
-        </w:tabs>
-        <w:ind w:left="720" w:hanging="360"/>
-      </w:pPr>
-      <w:rPr>
-        <w:rFonts w:ascii="Symbol" w:hAnsi="Symbol" w:hint="default"/>
-        <w:sz w:val="20"/>
-      </w:rPr>
-    </w:lvl>
-    <w:lvl w:ilvl="1" w:tentative="1">
-      <w:start w:val="1"/>
-      <w:numFmt w:val="bullet"/>
-      <w:lvlText w:val="o"/>
-      <w:lvlJc w:val="left"/>
-      <w:pPr>
-        <w:tabs>
-          <w:tab w:val="num" w:pos="1440"/>
-        </w:tabs>
-        <w:ind w:left="1440" w:hanging="360"/>
-      </w:pPr>
-      <w:rPr>
-        <w:rFonts w:ascii="Courier New" w:hAnsi="Courier New" w:hint="default"/>
-        <w:sz w:val="20"/>
-      </w:rPr>
-    </w:lvl>
-    <w:lvl w:ilvl="2" w:tentative="1">
-      <w:start w:val="1"/>
-      <w:numFmt w:val="bullet"/>
-      <w:lvlText w:val=""/>
-      <w:lvlJc w:val="left"/>
-      <w:pPr>
-        <w:tabs>
-          <w:tab w:val="num" w:pos="2160"/>
-        </w:tabs>
-        <w:ind w:left="2160" w:hanging="360"/>
-      </w:pPr>
-      <w:rPr>
-        <w:rFonts w:ascii="Wingdings" w:hAnsi="Wingdings" w:hint="default"/>
-        <w:sz w:val="20"/>
-      </w:rPr>
-    </w:lvl>
-    <w:lvl w:ilvl="3" w:tentative="1">
-      <w:start w:val="1"/>
-      <w:numFmt w:val="bullet"/>
-      <w:lvlText w:val=""/>
-      <w:lvlJc w:val="left"/>
-      <w:pPr>
-        <w:tabs>
-          <w:tab w:val="num" w:pos="2880"/>
-        </w:tabs>
-        <w:ind w:left="2880" w:hanging="360"/>
-      </w:pPr>
-      <w:rPr>
-        <w:rFonts w:ascii="Wingdings" w:hAnsi="Wingdings" w:hint="default"/>
-        <w:sz w:val="20"/>
-      </w:rPr>
-    </w:lvl>
-    <w:lvl w:ilvl="4" w:tentative="1">
-      <w:start w:val="1"/>
-      <w:numFmt w:val="bullet"/>
-      <w:lvlText w:val=""/>
-      <w:lvlJc w:val="left"/>
-      <w:pPr>
-        <w:tabs>
-          <w:tab w:val="num" w:pos="3600"/>
-        </w:tabs>
-        <w:ind w:left="3600" w:hanging="360"/>
-      </w:pPr>
-      <w:rPr>
-        <w:rFonts w:ascii="Wingdings" w:hAnsi="Wingdings" w:hint="default"/>
-        <w:sz w:val="20"/>
-      </w:rPr>
-    </w:lvl>
-    <w:lvl w:ilvl="5" w:tentative="1">
-      <w:start w:val="1"/>
-      <w:numFmt w:val="bullet"/>
-      <w:lvlText w:val=""/>
-      <w:lvlJc w:val="left"/>
-      <w:pPr>
-        <w:tabs>
-          <w:tab w:val="num" w:pos="4320"/>
-        </w:tabs>
-        <w:ind w:left="4320" w:hanging="360"/>
-      </w:pPr>
-      <w:rPr>
-        <w:rFonts w:ascii="Wingdings" w:hAnsi="Wingdings" w:hint="default"/>
-        <w:sz w:val="20"/>
-      </w:rPr>
-    </w:lvl>
-    <w:lvl w:ilvl="6" w:tentative="1">
-      <w:start w:val="1"/>
-      <w:numFmt w:val="bullet"/>
-      <w:lvlText w:val=""/>
-      <w:lvlJc w:val="left"/>
-      <w:pPr>
-        <w:tabs>
-          <w:tab w:val="num" w:pos="5040"/>
-        </w:tabs>
-        <w:ind w:left="5040" w:hanging="360"/>
-      </w:pPr>
-      <w:rPr>
-        <w:rFonts w:ascii="Wingdings" w:hAnsi="Wingdings" w:hint="default"/>
-        <w:sz w:val="20"/>
-      </w:rPr>
-    </w:lvl>
-    <w:lvl w:ilvl="7" w:tentative="1">
-      <w:start w:val="1"/>
-      <w:numFmt w:val="bullet"/>
-      <w:lvlText w:val=""/>
-      <w:lvlJc w:val="left"/>
-      <w:pPr>
-        <w:tabs>
-          <w:tab w:val="num" w:pos="5760"/>
-        </w:tabs>
-        <w:ind w:left="5760" w:hanging="360"/>
-      </w:pPr>
-      <w:rPr>
-        <w:rFonts w:ascii="Wingdings" w:hAnsi="Wingdings" w:hint="default"/>
-        <w:sz w:val="20"/>
-      </w:rPr>
-    </w:lvl>
-    <w:lvl w:ilvl="8" w:tentative="1">
-      <w:start w:val="1"/>
-      <w:numFmt w:val="bullet"/>
-      <w:lvlText w:val=""/>
-      <w:lvlJc w:val="left"/>
-      <w:pPr>
-        <w:tabs>
-          <w:tab w:val="num" w:pos="6480"/>
-        </w:tabs>
-        <w:ind w:left="6480" w:hanging="360"/>
-      </w:pPr>
-      <w:rPr>
-        <w:rFonts w:ascii="Wingdings" w:hAnsi="Wingdings" w:hint="default"/>
-        <w:sz w:val="20"/>
-      </w:rPr>
-    </w:lvl>
-  </w:abstractNum>
-  <w:abstractNum w:abstractNumId="29">
     <w:nsid w:val="30655B3F"/>
     <w:multiLevelType w:val="multilevel"/>
     <w:tmpl w:val="7E40E8E8"/>
+    <w:lvl w:ilvl="0">
+      <w:start w:val="1"/>
+      <w:numFmt w:val="bullet"/>
+      <w:lvlText w:val=""/>
+      <w:lvlJc w:val="left"/>
+      <w:pPr>
+        <w:tabs>
+          <w:tab w:val="num" w:pos="720"/>
+        </w:tabs>
+        <w:ind w:left="720" w:hanging="360"/>
+      </w:pPr>
+      <w:rPr>
+        <w:rFonts w:ascii="Symbol" w:hAnsi="Symbol" w:hint="default"/>
+        <w:sz w:val="20"/>
+      </w:rPr>
+    </w:lvl>
+    <w:lvl w:ilvl="1" w:tentative="1">
+      <w:start w:val="1"/>
+      <w:numFmt w:val="bullet"/>
+      <w:lvlText w:val="o"/>
+      <w:lvlJc w:val="left"/>
+      <w:pPr>
+        <w:tabs>
+          <w:tab w:val="num" w:pos="1440"/>
+        </w:tabs>
+        <w:ind w:left="1440" w:hanging="360"/>
+      </w:pPr>
+      <w:rPr>
+        <w:rFonts w:ascii="Courier New" w:hAnsi="Courier New" w:hint="default"/>
+        <w:sz w:val="20"/>
+      </w:rPr>
+    </w:lvl>
+    <w:lvl w:ilvl="2" w:tentative="1">
+      <w:start w:val="1"/>
+      <w:numFmt w:val="bullet"/>
+      <w:lvlText w:val=""/>
+      <w:lvlJc w:val="left"/>
+      <w:pPr>
+        <w:tabs>
+          <w:tab w:val="num" w:pos="2160"/>
+        </w:tabs>
+        <w:ind w:left="2160" w:hanging="360"/>
+      </w:pPr>
+      <w:rPr>
+        <w:rFonts w:ascii="Wingdings" w:hAnsi="Wingdings" w:hint="default"/>
+        <w:sz w:val="20"/>
+      </w:rPr>
+    </w:lvl>
+    <w:lvl w:ilvl="3" w:tentative="1">
+      <w:start w:val="1"/>
+      <w:numFmt w:val="bullet"/>
+      <w:lvlText w:val=""/>
+      <w:lvlJc w:val="left"/>
+      <w:pPr>
+        <w:tabs>
+          <w:tab w:val="num" w:pos="2880"/>
+        </w:tabs>
+        <w:ind w:left="2880" w:hanging="360"/>
+      </w:pPr>
+      <w:rPr>
+        <w:rFonts w:ascii="Wingdings" w:hAnsi="Wingdings" w:hint="default"/>
+        <w:sz w:val="20"/>
+      </w:rPr>
+    </w:lvl>
+    <w:lvl w:ilvl="4" w:tentative="1">
+      <w:start w:val="1"/>
+      <w:numFmt w:val="bullet"/>
+      <w:lvlText w:val=""/>
+      <w:lvlJc w:val="left"/>
+      <w:pPr>
+        <w:tabs>
+          <w:tab w:val="num" w:pos="3600"/>
+        </w:tabs>
+        <w:ind w:left="3600" w:hanging="360"/>
+      </w:pPr>
+      <w:rPr>
+        <w:rFonts w:ascii="Wingdings" w:hAnsi="Wingdings" w:hint="default"/>
+        <w:sz w:val="20"/>
+      </w:rPr>
+    </w:lvl>
+    <w:lvl w:ilvl="5" w:tentative="1">
+      <w:start w:val="1"/>
+      <w:numFmt w:val="bullet"/>
+      <w:lvlText w:val=""/>
+      <w:lvlJc w:val="left"/>
+      <w:pPr>
+        <w:tabs>
+          <w:tab w:val="num" w:pos="4320"/>
+        </w:tabs>
+        <w:ind w:left="4320" w:hanging="360"/>
+      </w:pPr>
+      <w:rPr>
+        <w:rFonts w:ascii="Wingdings" w:hAnsi="Wingdings" w:hint="default"/>
+        <w:sz w:val="20"/>
+      </w:rPr>
+    </w:lvl>
+    <w:lvl w:ilvl="6" w:tentative="1">
+      <w:start w:val="1"/>
+      <w:numFmt w:val="bullet"/>
+      <w:lvlText w:val=""/>
+      <w:lvlJc w:val="left"/>
+      <w:pPr>
+        <w:tabs>
+          <w:tab w:val="num" w:pos="5040"/>
+        </w:tabs>
+        <w:ind w:left="5040" w:hanging="360"/>
+      </w:pPr>
+      <w:rPr>
+        <w:rFonts w:ascii="Wingdings" w:hAnsi="Wingdings" w:hint="default"/>
+        <w:sz w:val="20"/>
+      </w:rPr>
+    </w:lvl>
+    <w:lvl w:ilvl="7" w:tentative="1">
+      <w:start w:val="1"/>
+      <w:numFmt w:val="bullet"/>
+      <w:lvlText w:val=""/>
+      <w:lvlJc w:val="left"/>
+      <w:pPr>
+        <w:tabs>
+          <w:tab w:val="num" w:pos="5760"/>
+        </w:tabs>
+        <w:ind w:left="5760" w:hanging="360"/>
+      </w:pPr>
+      <w:rPr>
+        <w:rFonts w:ascii="Wingdings" w:hAnsi="Wingdings" w:hint="default"/>
+        <w:sz w:val="20"/>
+      </w:rPr>
+    </w:lvl>
+    <w:lvl w:ilvl="8" w:tentative="1">
+      <w:start w:val="1"/>
+      <w:numFmt w:val="bullet"/>
+      <w:lvlText w:val=""/>
+      <w:lvlJc w:val="left"/>
+      <w:pPr>
+        <w:tabs>
+          <w:tab w:val="num" w:pos="6480"/>
+        </w:tabs>
+        <w:ind w:left="6480" w:hanging="360"/>
+      </w:pPr>
+      <w:rPr>
+        <w:rFonts w:ascii="Wingdings" w:hAnsi="Wingdings" w:hint="default"/>
+        <w:sz w:val="20"/>
+      </w:rPr>
+    </w:lvl>
+  </w:abstractNum>
+  <w:abstractNum w:abstractNumId="29">
+    <w:nsid w:val="31926F52"/>
+    <w:multiLevelType w:val="multilevel"/>
+    <w:tmpl w:val="BA525E08"/>
     <w:lvl w:ilvl="0">
       <w:start w:val="1"/>
       <w:numFmt w:val="bullet"/>
@@ -13245,155 +14993,6 @@
     </w:lvl>
   </w:abstractNum>
   <w:abstractNum w:abstractNumId="31">
-    <w:nsid w:val="335F738C"/>
-    <w:multiLevelType w:val="multilevel"/>
-    <w:tmpl w:val="390610EA"/>
-    <w:lvl w:ilvl="0">
-      <w:start w:val="1"/>
-      <w:numFmt w:val="bullet"/>
-      <w:lvlText w:val=""/>
-      <w:lvlJc w:val="left"/>
-      <w:pPr>
-        <w:tabs>
-          <w:tab w:val="num" w:pos="720"/>
-        </w:tabs>
-        <w:ind w:left="720" w:hanging="360"/>
-      </w:pPr>
-      <w:rPr>
-        <w:rFonts w:ascii="Symbol" w:hAnsi="Symbol" w:hint="default"/>
-        <w:sz w:val="20"/>
-      </w:rPr>
-    </w:lvl>
-    <w:lvl w:ilvl="1">
-      <w:start w:val="1"/>
-      <w:numFmt w:val="bullet"/>
-      <w:lvlText w:val="o"/>
-      <w:lvlJc w:val="left"/>
-      <w:pPr>
-        <w:tabs>
-          <w:tab w:val="num" w:pos="1440"/>
-        </w:tabs>
-        <w:ind w:left="1440" w:hanging="360"/>
-      </w:pPr>
-      <w:rPr>
-        <w:rFonts w:ascii="Courier New" w:hAnsi="Courier New" w:hint="default"/>
-        <w:sz w:val="20"/>
-      </w:rPr>
-    </w:lvl>
-    <w:lvl w:ilvl="2" w:tentative="1">
-      <w:start w:val="1"/>
-      <w:numFmt w:val="bullet"/>
-      <w:lvlText w:val=""/>
-      <w:lvlJc w:val="left"/>
-      <w:pPr>
-        <w:tabs>
-          <w:tab w:val="num" w:pos="2160"/>
-        </w:tabs>
-        <w:ind w:left="2160" w:hanging="360"/>
-      </w:pPr>
-      <w:rPr>
-        <w:rFonts w:ascii="Wingdings" w:hAnsi="Wingdings" w:hint="default"/>
-        <w:sz w:val="20"/>
-      </w:rPr>
-    </w:lvl>
-    <w:lvl w:ilvl="3" w:tentative="1">
-      <w:start w:val="1"/>
-      <w:numFmt w:val="bullet"/>
-      <w:lvlText w:val=""/>
-      <w:lvlJc w:val="left"/>
-      <w:pPr>
-        <w:tabs>
-          <w:tab w:val="num" w:pos="2880"/>
-        </w:tabs>
-        <w:ind w:left="2880" w:hanging="360"/>
-      </w:pPr>
-      <w:rPr>
-        <w:rFonts w:ascii="Wingdings" w:hAnsi="Wingdings" w:hint="default"/>
-        <w:sz w:val="20"/>
-      </w:rPr>
-    </w:lvl>
-    <w:lvl w:ilvl="4" w:tentative="1">
-      <w:start w:val="1"/>
-      <w:numFmt w:val="bullet"/>
-      <w:lvlText w:val=""/>
-      <w:lvlJc w:val="left"/>
-      <w:pPr>
-        <w:tabs>
-          <w:tab w:val="num" w:pos="3600"/>
-        </w:tabs>
-        <w:ind w:left="3600" w:hanging="360"/>
-      </w:pPr>
-      <w:rPr>
-        <w:rFonts w:ascii="Wingdings" w:hAnsi="Wingdings" w:hint="default"/>
-        <w:sz w:val="20"/>
-      </w:rPr>
-    </w:lvl>
-    <w:lvl w:ilvl="5" w:tentative="1">
-      <w:start w:val="1"/>
-      <w:numFmt w:val="bullet"/>
-      <w:lvlText w:val=""/>
-      <w:lvlJc w:val="left"/>
-      <w:pPr>
-        <w:tabs>
-          <w:tab w:val="num" w:pos="4320"/>
-        </w:tabs>
-        <w:ind w:left="4320" w:hanging="360"/>
-      </w:pPr>
-      <w:rPr>
-        <w:rFonts w:ascii="Wingdings" w:hAnsi="Wingdings" w:hint="default"/>
-        <w:sz w:val="20"/>
-      </w:rPr>
-    </w:lvl>
-    <w:lvl w:ilvl="6" w:tentative="1">
-      <w:start w:val="1"/>
-      <w:numFmt w:val="bullet"/>
-      <w:lvlText w:val=""/>
-      <w:lvlJc w:val="left"/>
-      <w:pPr>
-        <w:tabs>
-          <w:tab w:val="num" w:pos="5040"/>
-        </w:tabs>
-        <w:ind w:left="5040" w:hanging="360"/>
-      </w:pPr>
-      <w:rPr>
-        <w:rFonts w:ascii="Wingdings" w:hAnsi="Wingdings" w:hint="default"/>
-        <w:sz w:val="20"/>
-      </w:rPr>
-    </w:lvl>
-    <w:lvl w:ilvl="7" w:tentative="1">
-      <w:start w:val="1"/>
-      <w:numFmt w:val="bullet"/>
-      <w:lvlText w:val=""/>
-      <w:lvlJc w:val="left"/>
-      <w:pPr>
-        <w:tabs>
-          <w:tab w:val="num" w:pos="5760"/>
-        </w:tabs>
-        <w:ind w:left="5760" w:hanging="360"/>
-      </w:pPr>
-      <w:rPr>
-        <w:rFonts w:ascii="Wingdings" w:hAnsi="Wingdings" w:hint="default"/>
-        <w:sz w:val="20"/>
-      </w:rPr>
-    </w:lvl>
-    <w:lvl w:ilvl="8" w:tentative="1">
-      <w:start w:val="1"/>
-      <w:numFmt w:val="bullet"/>
-      <w:lvlText w:val=""/>
-      <w:lvlJc w:val="left"/>
-      <w:pPr>
-        <w:tabs>
-          <w:tab w:val="num" w:pos="6480"/>
-        </w:tabs>
-        <w:ind w:left="6480" w:hanging="360"/>
-      </w:pPr>
-      <w:rPr>
-        <w:rFonts w:ascii="Wingdings" w:hAnsi="Wingdings" w:hint="default"/>
-        <w:sz w:val="20"/>
-      </w:rPr>
-    </w:lvl>
-  </w:abstractNum>
-  <w:abstractNum w:abstractNumId="32">
     <w:nsid w:val="350C4908"/>
     <w:multiLevelType w:val="multilevel"/>
     <w:tmpl w:val="E8B286B8"/>
@@ -13542,7 +15141,7 @@
       </w:rPr>
     </w:lvl>
   </w:abstractNum>
-  <w:abstractNum w:abstractNumId="33">
+  <w:abstractNum w:abstractNumId="32">
     <w:nsid w:val="36260BCD"/>
     <w:multiLevelType w:val="multilevel"/>
     <w:tmpl w:val="F22AB4E4"/>
@@ -13691,7 +15290,7 @@
       </w:rPr>
     </w:lvl>
   </w:abstractNum>
-  <w:abstractNum w:abstractNumId="34">
+  <w:abstractNum w:abstractNumId="33">
     <w:nsid w:val="376B4E46"/>
     <w:multiLevelType w:val="multilevel"/>
     <w:tmpl w:val="52F885B6"/>
@@ -13840,7 +15439,7 @@
       </w:rPr>
     </w:lvl>
   </w:abstractNum>
-  <w:abstractNum w:abstractNumId="35">
+  <w:abstractNum w:abstractNumId="34">
     <w:nsid w:val="38196289"/>
     <w:multiLevelType w:val="multilevel"/>
     <w:tmpl w:val="BFF6D448"/>
@@ -13989,7 +15588,7 @@
       </w:rPr>
     </w:lvl>
   </w:abstractNum>
-  <w:abstractNum w:abstractNumId="36">
+  <w:abstractNum w:abstractNumId="35">
     <w:nsid w:val="39802981"/>
     <w:multiLevelType w:val="multilevel"/>
     <w:tmpl w:val="FC0A9F3E"/>
@@ -14138,7 +15737,7 @@
       </w:rPr>
     </w:lvl>
   </w:abstractNum>
-  <w:abstractNum w:abstractNumId="37">
+  <w:abstractNum w:abstractNumId="36">
     <w:nsid w:val="39D85CC4"/>
     <w:multiLevelType w:val="multilevel"/>
     <w:tmpl w:val="05A88248"/>
@@ -14287,156 +15886,7 @@
       </w:rPr>
     </w:lvl>
   </w:abstractNum>
-  <w:abstractNum w:abstractNumId="38">
-    <w:nsid w:val="3C6C4D1B"/>
-    <w:multiLevelType w:val="multilevel"/>
-    <w:tmpl w:val="91DE7D02"/>
-    <w:lvl w:ilvl="0">
-      <w:start w:val="1"/>
-      <w:numFmt w:val="bullet"/>
-      <w:lvlText w:val=""/>
-      <w:lvlJc w:val="left"/>
-      <w:pPr>
-        <w:tabs>
-          <w:tab w:val="num" w:pos="720"/>
-        </w:tabs>
-        <w:ind w:left="720" w:hanging="360"/>
-      </w:pPr>
-      <w:rPr>
-        <w:rFonts w:ascii="Symbol" w:hAnsi="Symbol" w:hint="default"/>
-        <w:sz w:val="20"/>
-      </w:rPr>
-    </w:lvl>
-    <w:lvl w:ilvl="1" w:tentative="1">
-      <w:start w:val="1"/>
-      <w:numFmt w:val="bullet"/>
-      <w:lvlText w:val="o"/>
-      <w:lvlJc w:val="left"/>
-      <w:pPr>
-        <w:tabs>
-          <w:tab w:val="num" w:pos="1440"/>
-        </w:tabs>
-        <w:ind w:left="1440" w:hanging="360"/>
-      </w:pPr>
-      <w:rPr>
-        <w:rFonts w:ascii="Courier New" w:hAnsi="Courier New" w:hint="default"/>
-        <w:sz w:val="20"/>
-      </w:rPr>
-    </w:lvl>
-    <w:lvl w:ilvl="2" w:tentative="1">
-      <w:start w:val="1"/>
-      <w:numFmt w:val="bullet"/>
-      <w:lvlText w:val=""/>
-      <w:lvlJc w:val="left"/>
-      <w:pPr>
-        <w:tabs>
-          <w:tab w:val="num" w:pos="2160"/>
-        </w:tabs>
-        <w:ind w:left="2160" w:hanging="360"/>
-      </w:pPr>
-      <w:rPr>
-        <w:rFonts w:ascii="Wingdings" w:hAnsi="Wingdings" w:hint="default"/>
-        <w:sz w:val="20"/>
-      </w:rPr>
-    </w:lvl>
-    <w:lvl w:ilvl="3" w:tentative="1">
-      <w:start w:val="1"/>
-      <w:numFmt w:val="bullet"/>
-      <w:lvlText w:val=""/>
-      <w:lvlJc w:val="left"/>
-      <w:pPr>
-        <w:tabs>
-          <w:tab w:val="num" w:pos="2880"/>
-        </w:tabs>
-        <w:ind w:left="2880" w:hanging="360"/>
-      </w:pPr>
-      <w:rPr>
-        <w:rFonts w:ascii="Wingdings" w:hAnsi="Wingdings" w:hint="default"/>
-        <w:sz w:val="20"/>
-      </w:rPr>
-    </w:lvl>
-    <w:lvl w:ilvl="4" w:tentative="1">
-      <w:start w:val="1"/>
-      <w:numFmt w:val="bullet"/>
-      <w:lvlText w:val=""/>
-      <w:lvlJc w:val="left"/>
-      <w:pPr>
-        <w:tabs>
-          <w:tab w:val="num" w:pos="3600"/>
-        </w:tabs>
-        <w:ind w:left="3600" w:hanging="360"/>
-      </w:pPr>
-      <w:rPr>
-        <w:rFonts w:ascii="Wingdings" w:hAnsi="Wingdings" w:hint="default"/>
-        <w:sz w:val="20"/>
-      </w:rPr>
-    </w:lvl>
-    <w:lvl w:ilvl="5" w:tentative="1">
-      <w:start w:val="1"/>
-      <w:numFmt w:val="bullet"/>
-      <w:lvlText w:val=""/>
-      <w:lvlJc w:val="left"/>
-      <w:pPr>
-        <w:tabs>
-          <w:tab w:val="num" w:pos="4320"/>
-        </w:tabs>
-        <w:ind w:left="4320" w:hanging="360"/>
-      </w:pPr>
-      <w:rPr>
-        <w:rFonts w:ascii="Wingdings" w:hAnsi="Wingdings" w:hint="default"/>
-        <w:sz w:val="20"/>
-      </w:rPr>
-    </w:lvl>
-    <w:lvl w:ilvl="6" w:tentative="1">
-      <w:start w:val="1"/>
-      <w:numFmt w:val="bullet"/>
-      <w:lvlText w:val=""/>
-      <w:lvlJc w:val="left"/>
-      <w:pPr>
-        <w:tabs>
-          <w:tab w:val="num" w:pos="5040"/>
-        </w:tabs>
-        <w:ind w:left="5040" w:hanging="360"/>
-      </w:pPr>
-      <w:rPr>
-        <w:rFonts w:ascii="Wingdings" w:hAnsi="Wingdings" w:hint="default"/>
-        <w:sz w:val="20"/>
-      </w:rPr>
-    </w:lvl>
-    <w:lvl w:ilvl="7" w:tentative="1">
-      <w:start w:val="1"/>
-      <w:numFmt w:val="bullet"/>
-      <w:lvlText w:val=""/>
-      <w:lvlJc w:val="left"/>
-      <w:pPr>
-        <w:tabs>
-          <w:tab w:val="num" w:pos="5760"/>
-        </w:tabs>
-        <w:ind w:left="5760" w:hanging="360"/>
-      </w:pPr>
-      <w:rPr>
-        <w:rFonts w:ascii="Wingdings" w:hAnsi="Wingdings" w:hint="default"/>
-        <w:sz w:val="20"/>
-      </w:rPr>
-    </w:lvl>
-    <w:lvl w:ilvl="8" w:tentative="1">
-      <w:start w:val="1"/>
-      <w:numFmt w:val="bullet"/>
-      <w:lvlText w:val=""/>
-      <w:lvlJc w:val="left"/>
-      <w:pPr>
-        <w:tabs>
-          <w:tab w:val="num" w:pos="6480"/>
-        </w:tabs>
-        <w:ind w:left="6480" w:hanging="360"/>
-      </w:pPr>
-      <w:rPr>
-        <w:rFonts w:ascii="Wingdings" w:hAnsi="Wingdings" w:hint="default"/>
-        <w:sz w:val="20"/>
-      </w:rPr>
-    </w:lvl>
-  </w:abstractNum>
-  <w:abstractNum w:abstractNumId="39">
+  <w:abstractNum w:abstractNumId="37">
     <w:nsid w:val="3CFA0BDE"/>
     <w:multiLevelType w:val="multilevel"/>
     <w:tmpl w:val="F552D7F4"/>
@@ -14585,7 +16035,7 @@
       </w:rPr>
     </w:lvl>
   </w:abstractNum>
-  <w:abstractNum w:abstractNumId="40">
+  <w:abstractNum w:abstractNumId="38">
     <w:nsid w:val="423C3E32"/>
     <w:multiLevelType w:val="multilevel"/>
     <w:tmpl w:val="9A263B4A"/>
@@ -14734,7 +16184,7 @@
       </w:rPr>
     </w:lvl>
   </w:abstractNum>
-  <w:abstractNum w:abstractNumId="41">
+  <w:abstractNum w:abstractNumId="39">
     <w:nsid w:val="455919D6"/>
     <w:multiLevelType w:val="multilevel"/>
     <w:tmpl w:val="A0021D62"/>
@@ -14883,156 +16333,7 @@
       </w:rPr>
     </w:lvl>
   </w:abstractNum>
-  <w:abstractNum w:abstractNumId="42">
-    <w:nsid w:val="461D7E84"/>
-    <w:multiLevelType w:val="multilevel"/>
-    <w:tmpl w:val="C27A3A82"/>
-    <w:lvl w:ilvl="0">
-      <w:start w:val="1"/>
-      <w:numFmt w:val="bullet"/>
-      <w:lvlText w:val=""/>
-      <w:lvlJc w:val="left"/>
-      <w:pPr>
-        <w:tabs>
-          <w:tab w:val="num" w:pos="720"/>
-        </w:tabs>
-        <w:ind w:left="720" w:hanging="360"/>
-      </w:pPr>
-      <w:rPr>
-        <w:rFonts w:ascii="Symbol" w:hAnsi="Symbol" w:hint="default"/>
-        <w:sz w:val="20"/>
-      </w:rPr>
-    </w:lvl>
-    <w:lvl w:ilvl="1" w:tentative="1">
-      <w:start w:val="1"/>
-      <w:numFmt w:val="bullet"/>
-      <w:lvlText w:val="o"/>
-      <w:lvlJc w:val="left"/>
-      <w:pPr>
-        <w:tabs>
-          <w:tab w:val="num" w:pos="1440"/>
-        </w:tabs>
-        <w:ind w:left="1440" w:hanging="360"/>
-      </w:pPr>
-      <w:rPr>
-        <w:rFonts w:ascii="Courier New" w:hAnsi="Courier New" w:hint="default"/>
-        <w:sz w:val="20"/>
-      </w:rPr>
-    </w:lvl>
-    <w:lvl w:ilvl="2" w:tentative="1">
-      <w:start w:val="1"/>
-      <w:numFmt w:val="bullet"/>
-      <w:lvlText w:val=""/>
-      <w:lvlJc w:val="left"/>
-      <w:pPr>
-        <w:tabs>
-          <w:tab w:val="num" w:pos="2160"/>
-        </w:tabs>
-        <w:ind w:left="2160" w:hanging="360"/>
-      </w:pPr>
-      <w:rPr>
-        <w:rFonts w:ascii="Wingdings" w:hAnsi="Wingdings" w:hint="default"/>
-        <w:sz w:val="20"/>
-      </w:rPr>
-    </w:lvl>
-    <w:lvl w:ilvl="3" w:tentative="1">
-      <w:start w:val="1"/>
-      <w:numFmt w:val="bullet"/>
-      <w:lvlText w:val=""/>
-      <w:lvlJc w:val="left"/>
-      <w:pPr>
-        <w:tabs>
-          <w:tab w:val="num" w:pos="2880"/>
-        </w:tabs>
-        <w:ind w:left="2880" w:hanging="360"/>
-      </w:pPr>
-      <w:rPr>
-        <w:rFonts w:ascii="Wingdings" w:hAnsi="Wingdings" w:hint="default"/>
-        <w:sz w:val="20"/>
-      </w:rPr>
-    </w:lvl>
-    <w:lvl w:ilvl="4" w:tentative="1">
-      <w:start w:val="1"/>
-      <w:numFmt w:val="bullet"/>
-      <w:lvlText w:val=""/>
-      <w:lvlJc w:val="left"/>
-      <w:pPr>
-        <w:tabs>
-          <w:tab w:val="num" w:pos="3600"/>
-        </w:tabs>
-        <w:ind w:left="3600" w:hanging="360"/>
-      </w:pPr>
-      <w:rPr>
-        <w:rFonts w:ascii="Wingdings" w:hAnsi="Wingdings" w:hint="default"/>
-        <w:sz w:val="20"/>
-      </w:rPr>
-    </w:lvl>
-    <w:lvl w:ilvl="5" w:tentative="1">
-      <w:start w:val="1"/>
-      <w:numFmt w:val="bullet"/>
-      <w:lvlText w:val=""/>
-      <w:lvlJc w:val="left"/>
-      <w:pPr>
-        <w:tabs>
-          <w:tab w:val="num" w:pos="4320"/>
-        </w:tabs>
-        <w:ind w:left="4320" w:hanging="360"/>
-      </w:pPr>
-      <w:rPr>
-        <w:rFonts w:ascii="Wingdings" w:hAnsi="Wingdings" w:hint="default"/>
-        <w:sz w:val="20"/>
-      </w:rPr>
-    </w:lvl>
-    <w:lvl w:ilvl="6" w:tentative="1">
-      <w:start w:val="1"/>
-      <w:numFmt w:val="bullet"/>
-      <w:lvlText w:val=""/>
-      <w:lvlJc w:val="left"/>
-      <w:pPr>
-        <w:tabs>
-          <w:tab w:val="num" w:pos="5040"/>
-        </w:tabs>
-        <w:ind w:left="5040" w:hanging="360"/>
-      </w:pPr>
-      <w:rPr>
-        <w:rFonts w:ascii="Wingdings" w:hAnsi="Wingdings" w:hint="default"/>
-        <w:sz w:val="20"/>
-      </w:rPr>
-    </w:lvl>
-    <w:lvl w:ilvl="7" w:tentative="1">
-      <w:start w:val="1"/>
-      <w:numFmt w:val="bullet"/>
-      <w:lvlText w:val=""/>
-      <w:lvlJc w:val="left"/>
-      <w:pPr>
-        <w:tabs>
-          <w:tab w:val="num" w:pos="5760"/>
-        </w:tabs>
-        <w:ind w:left="5760" w:hanging="360"/>
-      </w:pPr>
-      <w:rPr>
-        <w:rFonts w:ascii="Wingdings" w:hAnsi="Wingdings" w:hint="default"/>
-        <w:sz w:val="20"/>
-      </w:rPr>
-    </w:lvl>
-    <w:lvl w:ilvl="8" w:tentative="1">
-      <w:start w:val="1"/>
-      <w:numFmt w:val="bullet"/>
-      <w:lvlText w:val=""/>
-      <w:lvlJc w:val="left"/>
-      <w:pPr>
-        <w:tabs>
-          <w:tab w:val="num" w:pos="6480"/>
-        </w:tabs>
-        <w:ind w:left="6480" w:hanging="360"/>
-      </w:pPr>
-      <w:rPr>
-        <w:rFonts w:ascii="Wingdings" w:hAnsi="Wingdings" w:hint="default"/>
-        <w:sz w:val="20"/>
-      </w:rPr>
-    </w:lvl>
-  </w:abstractNum>
-  <w:abstractNum w:abstractNumId="43">
+  <w:abstractNum w:abstractNumId="40">
     <w:nsid w:val="46656300"/>
     <w:multiLevelType w:val="multilevel"/>
     <w:tmpl w:val="60389D66"/>
@@ -15181,7 +16482,156 @@
       </w:rPr>
     </w:lvl>
   </w:abstractNum>
-  <w:abstractNum w:abstractNumId="44">
+  <w:abstractNum w:abstractNumId="41">
+    <w:nsid w:val="46810734"/>
+    <w:multiLevelType w:val="multilevel"/>
+    <w:tmpl w:val="F22C4612"/>
+    <w:lvl w:ilvl="0">
+      <w:start w:val="1"/>
+      <w:numFmt w:val="bullet"/>
+      <w:lvlText w:val=""/>
+      <w:lvlJc w:val="left"/>
+      <w:pPr>
+        <w:tabs>
+          <w:tab w:val="num" w:pos="720"/>
+        </w:tabs>
+        <w:ind w:left="720" w:hanging="360"/>
+      </w:pPr>
+      <w:rPr>
+        <w:rFonts w:ascii="Symbol" w:hAnsi="Symbol" w:hint="default"/>
+        <w:sz w:val="20"/>
+      </w:rPr>
+    </w:lvl>
+    <w:lvl w:ilvl="1" w:tentative="1">
+      <w:start w:val="1"/>
+      <w:numFmt w:val="bullet"/>
+      <w:lvlText w:val="o"/>
+      <w:lvlJc w:val="left"/>
+      <w:pPr>
+        <w:tabs>
+          <w:tab w:val="num" w:pos="1440"/>
+        </w:tabs>
+        <w:ind w:left="1440" w:hanging="360"/>
+      </w:pPr>
+      <w:rPr>
+        <w:rFonts w:ascii="Courier New" w:hAnsi="Courier New" w:hint="default"/>
+        <w:sz w:val="20"/>
+      </w:rPr>
+    </w:lvl>
+    <w:lvl w:ilvl="2" w:tentative="1">
+      <w:start w:val="1"/>
+      <w:numFmt w:val="bullet"/>
+      <w:lvlText w:val=""/>
+      <w:lvlJc w:val="left"/>
+      <w:pPr>
+        <w:tabs>
+          <w:tab w:val="num" w:pos="2160"/>
+        </w:tabs>
+        <w:ind w:left="2160" w:hanging="360"/>
+      </w:pPr>
+      <w:rPr>
+        <w:rFonts w:ascii="Wingdings" w:hAnsi="Wingdings" w:hint="default"/>
+        <w:sz w:val="20"/>
+      </w:rPr>
+    </w:lvl>
+    <w:lvl w:ilvl="3" w:tentative="1">
+      <w:start w:val="1"/>
+      <w:numFmt w:val="bullet"/>
+      <w:lvlText w:val=""/>
+      <w:lvlJc w:val="left"/>
+      <w:pPr>
+        <w:tabs>
+          <w:tab w:val="num" w:pos="2880"/>
+        </w:tabs>
+        <w:ind w:left="2880" w:hanging="360"/>
+      </w:pPr>
+      <w:rPr>
+        <w:rFonts w:ascii="Wingdings" w:hAnsi="Wingdings" w:hint="default"/>
+        <w:sz w:val="20"/>
+      </w:rPr>
+    </w:lvl>
+    <w:lvl w:ilvl="4" w:tentative="1">
+      <w:start w:val="1"/>
+      <w:numFmt w:val="bullet"/>
+      <w:lvlText w:val=""/>
+      <w:lvlJc w:val="left"/>
+      <w:pPr>
+        <w:tabs>
+          <w:tab w:val="num" w:pos="3600"/>
+        </w:tabs>
+        <w:ind w:left="3600" w:hanging="360"/>
+      </w:pPr>
+      <w:rPr>
+        <w:rFonts w:ascii="Wingdings" w:hAnsi="Wingdings" w:hint="default"/>
+        <w:sz w:val="20"/>
+      </w:rPr>
+    </w:lvl>
+    <w:lvl w:ilvl="5" w:tentative="1">
+      <w:start w:val="1"/>
+      <w:numFmt w:val="bullet"/>
+      <w:lvlText w:val=""/>
+      <w:lvlJc w:val="left"/>
+      <w:pPr>
+        <w:tabs>
+          <w:tab w:val="num" w:pos="4320"/>
+        </w:tabs>
+        <w:ind w:left="4320" w:hanging="360"/>
+      </w:pPr>
+      <w:rPr>
+        <w:rFonts w:ascii="Wingdings" w:hAnsi="Wingdings" w:hint="default"/>
+        <w:sz w:val="20"/>
+      </w:rPr>
+    </w:lvl>
+    <w:lvl w:ilvl="6" w:tentative="1">
+      <w:start w:val="1"/>
+      <w:numFmt w:val="bullet"/>
+      <w:lvlText w:val=""/>
+      <w:lvlJc w:val="left"/>
+      <w:pPr>
+        <w:tabs>
+          <w:tab w:val="num" w:pos="5040"/>
+        </w:tabs>
+        <w:ind w:left="5040" w:hanging="360"/>
+      </w:pPr>
+      <w:rPr>
+        <w:rFonts w:ascii="Wingdings" w:hAnsi="Wingdings" w:hint="default"/>
+        <w:sz w:val="20"/>
+      </w:rPr>
+    </w:lvl>
+    <w:lvl w:ilvl="7" w:tentative="1">
+      <w:start w:val="1"/>
+      <w:numFmt w:val="bullet"/>
+      <w:lvlText w:val=""/>
+      <w:lvlJc w:val="left"/>
+      <w:pPr>
+        <w:tabs>
+          <w:tab w:val="num" w:pos="5760"/>
+        </w:tabs>
+        <w:ind w:left="5760" w:hanging="360"/>
+      </w:pPr>
+      <w:rPr>
+        <w:rFonts w:ascii="Wingdings" w:hAnsi="Wingdings" w:hint="default"/>
+        <w:sz w:val="20"/>
+      </w:rPr>
+    </w:lvl>
+    <w:lvl w:ilvl="8" w:tentative="1">
+      <w:start w:val="1"/>
+      <w:numFmt w:val="bullet"/>
+      <w:lvlText w:val=""/>
+      <w:lvlJc w:val="left"/>
+      <w:pPr>
+        <w:tabs>
+          <w:tab w:val="num" w:pos="6480"/>
+        </w:tabs>
+        <w:ind w:left="6480" w:hanging="360"/>
+      </w:pPr>
+      <w:rPr>
+        <w:rFonts w:ascii="Wingdings" w:hAnsi="Wingdings" w:hint="default"/>
+        <w:sz w:val="20"/>
+      </w:rPr>
+    </w:lvl>
+  </w:abstractNum>
+  <w:abstractNum w:abstractNumId="42">
     <w:nsid w:val="479E2F3B"/>
     <w:multiLevelType w:val="multilevel"/>
     <w:tmpl w:val="5254EB4C"/>
@@ -15330,7 +16780,7 @@
       </w:rPr>
     </w:lvl>
   </w:abstractNum>
-  <w:abstractNum w:abstractNumId="45">
+  <w:abstractNum w:abstractNumId="43">
     <w:nsid w:val="49475C12"/>
     <w:multiLevelType w:val="multilevel"/>
     <w:tmpl w:val="B64E4352"/>
@@ -15479,156 +16929,7 @@
       </w:rPr>
     </w:lvl>
   </w:abstractNum>
-  <w:abstractNum w:abstractNumId="46">
-    <w:nsid w:val="4B28104B"/>
-    <w:multiLevelType w:val="multilevel"/>
-    <w:tmpl w:val="9568336E"/>
-    <w:lvl w:ilvl="0">
-      <w:start w:val="1"/>
-      <w:numFmt w:val="bullet"/>
-      <w:lvlText w:val=""/>
-      <w:lvlJc w:val="left"/>
-      <w:pPr>
-        <w:tabs>
-          <w:tab w:val="num" w:pos="720"/>
-        </w:tabs>
-        <w:ind w:left="720" w:hanging="360"/>
-      </w:pPr>
-      <w:rPr>
-        <w:rFonts w:ascii="Symbol" w:hAnsi="Symbol" w:hint="default"/>
-        <w:sz w:val="20"/>
-      </w:rPr>
-    </w:lvl>
-    <w:lvl w:ilvl="1" w:tentative="1">
-      <w:start w:val="1"/>
-      <w:numFmt w:val="bullet"/>
-      <w:lvlText w:val="o"/>
-      <w:lvlJc w:val="left"/>
-      <w:pPr>
-        <w:tabs>
-          <w:tab w:val="num" w:pos="1440"/>
-        </w:tabs>
-        <w:ind w:left="1440" w:hanging="360"/>
-      </w:pPr>
-      <w:rPr>
-        <w:rFonts w:ascii="Courier New" w:hAnsi="Courier New" w:hint="default"/>
-        <w:sz w:val="20"/>
-      </w:rPr>
-    </w:lvl>
-    <w:lvl w:ilvl="2" w:tentative="1">
-      <w:start w:val="1"/>
-      <w:numFmt w:val="bullet"/>
-      <w:lvlText w:val=""/>
-      <w:lvlJc w:val="left"/>
-      <w:pPr>
-        <w:tabs>
-          <w:tab w:val="num" w:pos="2160"/>
-        </w:tabs>
-        <w:ind w:left="2160" w:hanging="360"/>
-      </w:pPr>
-      <w:rPr>
-        <w:rFonts w:ascii="Wingdings" w:hAnsi="Wingdings" w:hint="default"/>
-        <w:sz w:val="20"/>
-      </w:rPr>
-    </w:lvl>
-    <w:lvl w:ilvl="3" w:tentative="1">
-      <w:start w:val="1"/>
-      <w:numFmt w:val="bullet"/>
-      <w:lvlText w:val=""/>
-      <w:lvlJc w:val="left"/>
-      <w:pPr>
-        <w:tabs>
-          <w:tab w:val="num" w:pos="2880"/>
-        </w:tabs>
-        <w:ind w:left="2880" w:hanging="360"/>
-      </w:pPr>
-      <w:rPr>
-        <w:rFonts w:ascii="Wingdings" w:hAnsi="Wingdings" w:hint="default"/>
-        <w:sz w:val="20"/>
-      </w:rPr>
-    </w:lvl>
-    <w:lvl w:ilvl="4" w:tentative="1">
-      <w:start w:val="1"/>
-      <w:numFmt w:val="bullet"/>
-      <w:lvlText w:val=""/>
-      <w:lvlJc w:val="left"/>
-      <w:pPr>
-        <w:tabs>
-          <w:tab w:val="num" w:pos="3600"/>
-        </w:tabs>
-        <w:ind w:left="3600" w:hanging="360"/>
-      </w:pPr>
-      <w:rPr>
-        <w:rFonts w:ascii="Wingdings" w:hAnsi="Wingdings" w:hint="default"/>
-        <w:sz w:val="20"/>
-      </w:rPr>
-    </w:lvl>
-    <w:lvl w:ilvl="5" w:tentative="1">
-      <w:start w:val="1"/>
-      <w:numFmt w:val="bullet"/>
-      <w:lvlText w:val=""/>
-      <w:lvlJc w:val="left"/>
-      <w:pPr>
-        <w:tabs>
-          <w:tab w:val="num" w:pos="4320"/>
-        </w:tabs>
-        <w:ind w:left="4320" w:hanging="360"/>
-      </w:pPr>
-      <w:rPr>
-        <w:rFonts w:ascii="Wingdings" w:hAnsi="Wingdings" w:hint="default"/>
-        <w:sz w:val="20"/>
-      </w:rPr>
-    </w:lvl>
-    <w:lvl w:ilvl="6" w:tentative="1">
-      <w:start w:val="1"/>
-      <w:numFmt w:val="bullet"/>
-      <w:lvlText w:val=""/>
-      <w:lvlJc w:val="left"/>
-      <w:pPr>
-        <w:tabs>
-          <w:tab w:val="num" w:pos="5040"/>
-        </w:tabs>
-        <w:ind w:left="5040" w:hanging="360"/>
-      </w:pPr>
-      <w:rPr>
-        <w:rFonts w:ascii="Wingdings" w:hAnsi="Wingdings" w:hint="default"/>
-        <w:sz w:val="20"/>
-      </w:rPr>
-    </w:lvl>
-    <w:lvl w:ilvl="7" w:tentative="1">
-      <w:start w:val="1"/>
-      <w:numFmt w:val="bullet"/>
-      <w:lvlText w:val=""/>
-      <w:lvlJc w:val="left"/>
-      <w:pPr>
-        <w:tabs>
-          <w:tab w:val="num" w:pos="5760"/>
-        </w:tabs>
-        <w:ind w:left="5760" w:hanging="360"/>
-      </w:pPr>
-      <w:rPr>
-        <w:rFonts w:ascii="Wingdings" w:hAnsi="Wingdings" w:hint="default"/>
-        <w:sz w:val="20"/>
-      </w:rPr>
-    </w:lvl>
-    <w:lvl w:ilvl="8" w:tentative="1">
-      <w:start w:val="1"/>
-      <w:numFmt w:val="bullet"/>
-      <w:lvlText w:val=""/>
-      <w:lvlJc w:val="left"/>
-      <w:pPr>
-        <w:tabs>
-          <w:tab w:val="num" w:pos="6480"/>
-        </w:tabs>
-        <w:ind w:left="6480" w:hanging="360"/>
-      </w:pPr>
-      <w:rPr>
-        <w:rFonts w:ascii="Wingdings" w:hAnsi="Wingdings" w:hint="default"/>
-        <w:sz w:val="20"/>
-      </w:rPr>
-    </w:lvl>
-  </w:abstractNum>
-  <w:abstractNum w:abstractNumId="47">
+  <w:abstractNum w:abstractNumId="44">
     <w:nsid w:val="4C4F2CD3"/>
     <w:multiLevelType w:val="multilevel"/>
     <w:tmpl w:val="A5DA1F6C"/>
@@ -15777,7 +17078,7 @@
       </w:rPr>
     </w:lvl>
   </w:abstractNum>
-  <w:abstractNum w:abstractNumId="48">
+  <w:abstractNum w:abstractNumId="45">
     <w:nsid w:val="4D0C099F"/>
     <w:multiLevelType w:val="multilevel"/>
     <w:tmpl w:val="7DE43BF4"/>
@@ -15926,7 +17227,7 @@
       </w:rPr>
     </w:lvl>
   </w:abstractNum>
-  <w:abstractNum w:abstractNumId="49">
+  <w:abstractNum w:abstractNumId="46">
     <w:nsid w:val="4DEF1F98"/>
     <w:multiLevelType w:val="multilevel"/>
     <w:tmpl w:val="806AC7BA"/>
@@ -16075,7 +17376,7 @@
       </w:rPr>
     </w:lvl>
   </w:abstractNum>
-  <w:abstractNum w:abstractNumId="50">
+  <w:abstractNum w:abstractNumId="47">
     <w:nsid w:val="555B4C82"/>
     <w:multiLevelType w:val="multilevel"/>
     <w:tmpl w:val="ABF2F814"/>
@@ -16224,7 +17525,156 @@
       </w:rPr>
     </w:lvl>
   </w:abstractNum>
-  <w:abstractNum w:abstractNumId="51">
+  <w:abstractNum w:abstractNumId="48">
+    <w:nsid w:val="55C35B75"/>
+    <w:multiLevelType w:val="multilevel"/>
+    <w:tmpl w:val="D3F016E0"/>
+    <w:lvl w:ilvl="0">
+      <w:start w:val="1"/>
+      <w:numFmt w:val="bullet"/>
+      <w:lvlText w:val=""/>
+      <w:lvlJc w:val="left"/>
+      <w:pPr>
+        <w:tabs>
+          <w:tab w:val="num" w:pos="720"/>
+        </w:tabs>
+        <w:ind w:left="720" w:hanging="360"/>
+      </w:pPr>
+      <w:rPr>
+        <w:rFonts w:ascii="Symbol" w:hAnsi="Symbol" w:hint="default"/>
+        <w:sz w:val="20"/>
+      </w:rPr>
+    </w:lvl>
+    <w:lvl w:ilvl="1" w:tentative="1">
+      <w:start w:val="1"/>
+      <w:numFmt w:val="bullet"/>
+      <w:lvlText w:val="o"/>
+      <w:lvlJc w:val="left"/>
+      <w:pPr>
+        <w:tabs>
+          <w:tab w:val="num" w:pos="1440"/>
+        </w:tabs>
+        <w:ind w:left="1440" w:hanging="360"/>
+      </w:pPr>
+      <w:rPr>
+        <w:rFonts w:ascii="Courier New" w:hAnsi="Courier New" w:hint="default"/>
+        <w:sz w:val="20"/>
+      </w:rPr>
+    </w:lvl>
+    <w:lvl w:ilvl="2" w:tentative="1">
+      <w:start w:val="1"/>
+      <w:numFmt w:val="bullet"/>
+      <w:lvlText w:val=""/>
+      <w:lvlJc w:val="left"/>
+      <w:pPr>
+        <w:tabs>
+          <w:tab w:val="num" w:pos="2160"/>
+        </w:tabs>
+        <w:ind w:left="2160" w:hanging="360"/>
+      </w:pPr>
+      <w:rPr>
+        <w:rFonts w:ascii="Wingdings" w:hAnsi="Wingdings" w:hint="default"/>
+        <w:sz w:val="20"/>
+      </w:rPr>
+    </w:lvl>
+    <w:lvl w:ilvl="3" w:tentative="1">
+      <w:start w:val="1"/>
+      <w:numFmt w:val="bullet"/>
+      <w:lvlText w:val=""/>
+      <w:lvlJc w:val="left"/>
+      <w:pPr>
+        <w:tabs>
+          <w:tab w:val="num" w:pos="2880"/>
+        </w:tabs>
+        <w:ind w:left="2880" w:hanging="360"/>
+      </w:pPr>
+      <w:rPr>
+        <w:rFonts w:ascii="Wingdings" w:hAnsi="Wingdings" w:hint="default"/>
+        <w:sz w:val="20"/>
+      </w:rPr>
+    </w:lvl>
+    <w:lvl w:ilvl="4" w:tentative="1">
+      <w:start w:val="1"/>
+      <w:numFmt w:val="bullet"/>
+      <w:lvlText w:val=""/>
+      <w:lvlJc w:val="left"/>
+      <w:pPr>
+        <w:tabs>
+          <w:tab w:val="num" w:pos="3600"/>
+        </w:tabs>
+        <w:ind w:left="3600" w:hanging="360"/>
+      </w:pPr>
+      <w:rPr>
+        <w:rFonts w:ascii="Wingdings" w:hAnsi="Wingdings" w:hint="default"/>
+        <w:sz w:val="20"/>
+      </w:rPr>
+    </w:lvl>
+    <w:lvl w:ilvl="5" w:tentative="1">
+      <w:start w:val="1"/>
+      <w:numFmt w:val="bullet"/>
+      <w:lvlText w:val=""/>
+      <w:lvlJc w:val="left"/>
+      <w:pPr>
+        <w:tabs>
+          <w:tab w:val="num" w:pos="4320"/>
+        </w:tabs>
+        <w:ind w:left="4320" w:hanging="360"/>
+      </w:pPr>
+      <w:rPr>
+        <w:rFonts w:ascii="Wingdings" w:hAnsi="Wingdings" w:hint="default"/>
+        <w:sz w:val="20"/>
+      </w:rPr>
+    </w:lvl>
+    <w:lvl w:ilvl="6" w:tentative="1">
+      <w:start w:val="1"/>
+      <w:numFmt w:val="bullet"/>
+      <w:lvlText w:val=""/>
+      <w:lvlJc w:val="left"/>
+      <w:pPr>
+        <w:tabs>
+          <w:tab w:val="num" w:pos="5040"/>
+        </w:tabs>
+        <w:ind w:left="5040" w:hanging="360"/>
+      </w:pPr>
+      <w:rPr>
+        <w:rFonts w:ascii="Wingdings" w:hAnsi="Wingdings" w:hint="default"/>
+        <w:sz w:val="20"/>
+      </w:rPr>
+    </w:lvl>
+    <w:lvl w:ilvl="7" w:tentative="1">
+      <w:start w:val="1"/>
+      <w:numFmt w:val="bullet"/>
+      <w:lvlText w:val=""/>
+      <w:lvlJc w:val="left"/>
+      <w:pPr>
+        <w:tabs>
+          <w:tab w:val="num" w:pos="5760"/>
+        </w:tabs>
+        <w:ind w:left="5760" w:hanging="360"/>
+      </w:pPr>
+      <w:rPr>
+        <w:rFonts w:ascii="Wingdings" w:hAnsi="Wingdings" w:hint="default"/>
+        <w:sz w:val="20"/>
+      </w:rPr>
+    </w:lvl>
+    <w:lvl w:ilvl="8" w:tentative="1">
+      <w:start w:val="1"/>
+      <w:numFmt w:val="bullet"/>
+      <w:lvlText w:val=""/>
+      <w:lvlJc w:val="left"/>
+      <w:pPr>
+        <w:tabs>
+          <w:tab w:val="num" w:pos="6480"/>
+        </w:tabs>
+        <w:ind w:left="6480" w:hanging="360"/>
+      </w:pPr>
+      <w:rPr>
+        <w:rFonts w:ascii="Wingdings" w:hAnsi="Wingdings" w:hint="default"/>
+        <w:sz w:val="20"/>
+      </w:rPr>
+    </w:lvl>
+  </w:abstractNum>
+  <w:abstractNum w:abstractNumId="49">
     <w:nsid w:val="566B7FB5"/>
     <w:multiLevelType w:val="multilevel"/>
     <w:tmpl w:val="1FE03BCE"/>
@@ -16373,7 +17823,7 @@
       </w:rPr>
     </w:lvl>
   </w:abstractNum>
-  <w:abstractNum w:abstractNumId="52">
+  <w:abstractNum w:abstractNumId="50">
     <w:nsid w:val="579B15BD"/>
     <w:multiLevelType w:val="multilevel"/>
     <w:tmpl w:val="73A043E6"/>
@@ -16522,7 +17972,7 @@
       </w:rPr>
     </w:lvl>
   </w:abstractNum>
-  <w:abstractNum w:abstractNumId="53">
+  <w:abstractNum w:abstractNumId="51">
     <w:nsid w:val="57B748FF"/>
     <w:multiLevelType w:val="multilevel"/>
     <w:tmpl w:val="618C8B62"/>
@@ -16671,7 +18121,454 @@
       </w:rPr>
     </w:lvl>
   </w:abstractNum>
+  <w:abstractNum w:abstractNumId="52">
+    <w:nsid w:val="596E12C9"/>
+    <w:multiLevelType w:val="multilevel"/>
+    <w:tmpl w:val="C8329AF8"/>
+    <w:lvl w:ilvl="0">
+      <w:start w:val="1"/>
+      <w:numFmt w:val="bullet"/>
+      <w:lvlText w:val=""/>
+      <w:lvlJc w:val="left"/>
+      <w:pPr>
+        <w:tabs>
+          <w:tab w:val="num" w:pos="720"/>
+        </w:tabs>
+        <w:ind w:left="720" w:hanging="360"/>
+      </w:pPr>
+      <w:rPr>
+        <w:rFonts w:ascii="Symbol" w:hAnsi="Symbol" w:hint="default"/>
+        <w:sz w:val="20"/>
+      </w:rPr>
+    </w:lvl>
+    <w:lvl w:ilvl="1" w:tentative="1">
+      <w:start w:val="1"/>
+      <w:numFmt w:val="bullet"/>
+      <w:lvlText w:val="o"/>
+      <w:lvlJc w:val="left"/>
+      <w:pPr>
+        <w:tabs>
+          <w:tab w:val="num" w:pos="1440"/>
+        </w:tabs>
+        <w:ind w:left="1440" w:hanging="360"/>
+      </w:pPr>
+      <w:rPr>
+        <w:rFonts w:ascii="Courier New" w:hAnsi="Courier New" w:hint="default"/>
+        <w:sz w:val="20"/>
+      </w:rPr>
+    </w:lvl>
+    <w:lvl w:ilvl="2" w:tentative="1">
+      <w:start w:val="1"/>
+      <w:numFmt w:val="bullet"/>
+      <w:lvlText w:val=""/>
+      <w:lvlJc w:val="left"/>
+      <w:pPr>
+        <w:tabs>
+          <w:tab w:val="num" w:pos="2160"/>
+        </w:tabs>
+        <w:ind w:left="2160" w:hanging="360"/>
+      </w:pPr>
+      <w:rPr>
+        <w:rFonts w:ascii="Wingdings" w:hAnsi="Wingdings" w:hint="default"/>
+        <w:sz w:val="20"/>
+      </w:rPr>
+    </w:lvl>
+    <w:lvl w:ilvl="3" w:tentative="1">
+      <w:start w:val="1"/>
+      <w:numFmt w:val="bullet"/>
+      <w:lvlText w:val=""/>
+      <w:lvlJc w:val="left"/>
+      <w:pPr>
+        <w:tabs>
+          <w:tab w:val="num" w:pos="2880"/>
+        </w:tabs>
+        <w:ind w:left="2880" w:hanging="360"/>
+      </w:pPr>
+      <w:rPr>
+        <w:rFonts w:ascii="Wingdings" w:hAnsi="Wingdings" w:hint="default"/>
+        <w:sz w:val="20"/>
+      </w:rPr>
+    </w:lvl>
+    <w:lvl w:ilvl="4" w:tentative="1">
+      <w:start w:val="1"/>
+      <w:numFmt w:val="bullet"/>
+      <w:lvlText w:val=""/>
+      <w:lvlJc w:val="left"/>
+      <w:pPr>
+        <w:tabs>
+          <w:tab w:val="num" w:pos="3600"/>
+        </w:tabs>
+        <w:ind w:left="3600" w:hanging="360"/>
+      </w:pPr>
+      <w:rPr>
+        <w:rFonts w:ascii="Wingdings" w:hAnsi="Wingdings" w:hint="default"/>
+        <w:sz w:val="20"/>
+      </w:rPr>
+    </w:lvl>
+    <w:lvl w:ilvl="5" w:tentative="1">
+      <w:start w:val="1"/>
+      <w:numFmt w:val="bullet"/>
+      <w:lvlText w:val=""/>
+      <w:lvlJc w:val="left"/>
+      <w:pPr>
+        <w:tabs>
+          <w:tab w:val="num" w:pos="4320"/>
+        </w:tabs>
+        <w:ind w:left="4320" w:hanging="360"/>
+      </w:pPr>
+      <w:rPr>
+        <w:rFonts w:ascii="Wingdings" w:hAnsi="Wingdings" w:hint="default"/>
+        <w:sz w:val="20"/>
+      </w:rPr>
+    </w:lvl>
+    <w:lvl w:ilvl="6" w:tentative="1">
+      <w:start w:val="1"/>
+      <w:numFmt w:val="bullet"/>
+      <w:lvlText w:val=""/>
+      <w:lvlJc w:val="left"/>
+      <w:pPr>
+        <w:tabs>
+          <w:tab w:val="num" w:pos="5040"/>
+        </w:tabs>
+        <w:ind w:left="5040" w:hanging="360"/>
+      </w:pPr>
+      <w:rPr>
+        <w:rFonts w:ascii="Wingdings" w:hAnsi="Wingdings" w:hint="default"/>
+        <w:sz w:val="20"/>
+      </w:rPr>
+    </w:lvl>
+    <w:lvl w:ilvl="7" w:tentative="1">
+      <w:start w:val="1"/>
+      <w:numFmt w:val="bullet"/>
+      <w:lvlText w:val=""/>
+      <w:lvlJc w:val="left"/>
+      <w:pPr>
+        <w:tabs>
+          <w:tab w:val="num" w:pos="5760"/>
+        </w:tabs>
+        <w:ind w:left="5760" w:hanging="360"/>
+      </w:pPr>
+      <w:rPr>
+        <w:rFonts w:ascii="Wingdings" w:hAnsi="Wingdings" w:hint="default"/>
+        <w:sz w:val="20"/>
+      </w:rPr>
+    </w:lvl>
+    <w:lvl w:ilvl="8" w:tentative="1">
+      <w:start w:val="1"/>
+      <w:numFmt w:val="bullet"/>
+      <w:lvlText w:val=""/>
+      <w:lvlJc w:val="left"/>
+      <w:pPr>
+        <w:tabs>
+          <w:tab w:val="num" w:pos="6480"/>
+        </w:tabs>
+        <w:ind w:left="6480" w:hanging="360"/>
+      </w:pPr>
+      <w:rPr>
+        <w:rFonts w:ascii="Wingdings" w:hAnsi="Wingdings" w:hint="default"/>
+        <w:sz w:val="20"/>
+      </w:rPr>
+    </w:lvl>
+  </w:abstractNum>
+  <w:abstractNum w:abstractNumId="53">
+    <w:nsid w:val="5A0F4213"/>
+    <w:multiLevelType w:val="multilevel"/>
+    <w:tmpl w:val="0F302BBC"/>
+    <w:lvl w:ilvl="0">
+      <w:start w:val="1"/>
+      <w:numFmt w:val="bullet"/>
+      <w:lvlText w:val=""/>
+      <w:lvlJc w:val="left"/>
+      <w:pPr>
+        <w:tabs>
+          <w:tab w:val="num" w:pos="720"/>
+        </w:tabs>
+        <w:ind w:left="720" w:hanging="360"/>
+      </w:pPr>
+      <w:rPr>
+        <w:rFonts w:ascii="Symbol" w:hAnsi="Symbol" w:hint="default"/>
+        <w:sz w:val="20"/>
+      </w:rPr>
+    </w:lvl>
+    <w:lvl w:ilvl="1" w:tentative="1">
+      <w:start w:val="1"/>
+      <w:numFmt w:val="bullet"/>
+      <w:lvlText w:val="o"/>
+      <w:lvlJc w:val="left"/>
+      <w:pPr>
+        <w:tabs>
+          <w:tab w:val="num" w:pos="1440"/>
+        </w:tabs>
+        <w:ind w:left="1440" w:hanging="360"/>
+      </w:pPr>
+      <w:rPr>
+        <w:rFonts w:ascii="Courier New" w:hAnsi="Courier New" w:hint="default"/>
+        <w:sz w:val="20"/>
+      </w:rPr>
+    </w:lvl>
+    <w:lvl w:ilvl="2" w:tentative="1">
+      <w:start w:val="1"/>
+      <w:numFmt w:val="bullet"/>
+      <w:lvlText w:val=""/>
+      <w:lvlJc w:val="left"/>
+      <w:pPr>
+        <w:tabs>
+          <w:tab w:val="num" w:pos="2160"/>
+        </w:tabs>
+        <w:ind w:left="2160" w:hanging="360"/>
+      </w:pPr>
+      <w:rPr>
+        <w:rFonts w:ascii="Wingdings" w:hAnsi="Wingdings" w:hint="default"/>
+        <w:sz w:val="20"/>
+      </w:rPr>
+    </w:lvl>
+    <w:lvl w:ilvl="3" w:tentative="1">
+      <w:start w:val="1"/>
+      <w:numFmt w:val="bullet"/>
+      <w:lvlText w:val=""/>
+      <w:lvlJc w:val="left"/>
+      <w:pPr>
+        <w:tabs>
+          <w:tab w:val="num" w:pos="2880"/>
+        </w:tabs>
+        <w:ind w:left="2880" w:hanging="360"/>
+      </w:pPr>
+      <w:rPr>
+        <w:rFonts w:ascii="Wingdings" w:hAnsi="Wingdings" w:hint="default"/>
+        <w:sz w:val="20"/>
+      </w:rPr>
+    </w:lvl>
+    <w:lvl w:ilvl="4" w:tentative="1">
+      <w:start w:val="1"/>
+      <w:numFmt w:val="bullet"/>
+      <w:lvlText w:val=""/>
+      <w:lvlJc w:val="left"/>
+      <w:pPr>
+        <w:tabs>
+          <w:tab w:val="num" w:pos="3600"/>
+        </w:tabs>
+        <w:ind w:left="3600" w:hanging="360"/>
+      </w:pPr>
+      <w:rPr>
+        <w:rFonts w:ascii="Wingdings" w:hAnsi="Wingdings" w:hint="default"/>
+        <w:sz w:val="20"/>
+      </w:rPr>
+    </w:lvl>
+    <w:lvl w:ilvl="5" w:tentative="1">
+      <w:start w:val="1"/>
+      <w:numFmt w:val="bullet"/>
+      <w:lvlText w:val=""/>
+      <w:lvlJc w:val="left"/>
+      <w:pPr>
+        <w:tabs>
+          <w:tab w:val="num" w:pos="4320"/>
+        </w:tabs>
+        <w:ind w:left="4320" w:hanging="360"/>
+      </w:pPr>
+      <w:rPr>
+        <w:rFonts w:ascii="Wingdings" w:hAnsi="Wingdings" w:hint="default"/>
+        <w:sz w:val="20"/>
+      </w:rPr>
+    </w:lvl>
+    <w:lvl w:ilvl="6" w:tentative="1">
+      <w:start w:val="1"/>
+      <w:numFmt w:val="bullet"/>
+      <w:lvlText w:val=""/>
+      <w:lvlJc w:val="left"/>
+      <w:pPr>
+        <w:tabs>
+          <w:tab w:val="num" w:pos="5040"/>
+        </w:tabs>
+        <w:ind w:left="5040" w:hanging="360"/>
+      </w:pPr>
+      <w:rPr>
+        <w:rFonts w:ascii="Wingdings" w:hAnsi="Wingdings" w:hint="default"/>
+        <w:sz w:val="20"/>
+      </w:rPr>
+    </w:lvl>
+    <w:lvl w:ilvl="7" w:tentative="1">
+      <w:start w:val="1"/>
+      <w:numFmt w:val="bullet"/>
+      <w:lvlText w:val=""/>
+      <w:lvlJc w:val="left"/>
+      <w:pPr>
+        <w:tabs>
+          <w:tab w:val="num" w:pos="5760"/>
+        </w:tabs>
+        <w:ind w:left="5760" w:hanging="360"/>
+      </w:pPr>
+      <w:rPr>
+        <w:rFonts w:ascii="Wingdings" w:hAnsi="Wingdings" w:hint="default"/>
+        <w:sz w:val="20"/>
+      </w:rPr>
+    </w:lvl>
+    <w:lvl w:ilvl="8" w:tentative="1">
+      <w:start w:val="1"/>
+      <w:numFmt w:val="bullet"/>
+      <w:lvlText w:val=""/>
+      <w:lvlJc w:val="left"/>
+      <w:pPr>
+        <w:tabs>
+          <w:tab w:val="num" w:pos="6480"/>
+        </w:tabs>
+        <w:ind w:left="6480" w:hanging="360"/>
+      </w:pPr>
+      <w:rPr>
+        <w:rFonts w:ascii="Wingdings" w:hAnsi="Wingdings" w:hint="default"/>
+        <w:sz w:val="20"/>
+      </w:rPr>
+    </w:lvl>
+  </w:abstractNum>
   <w:abstractNum w:abstractNumId="54">
+    <w:nsid w:val="5A63439F"/>
+    <w:multiLevelType w:val="multilevel"/>
+    <w:tmpl w:val="F0E2C6C6"/>
+    <w:lvl w:ilvl="0">
+      <w:start w:val="1"/>
+      <w:numFmt w:val="bullet"/>
+      <w:lvlText w:val=""/>
+      <w:lvlJc w:val="left"/>
+      <w:pPr>
+        <w:tabs>
+          <w:tab w:val="num" w:pos="720"/>
+        </w:tabs>
+        <w:ind w:left="720" w:hanging="360"/>
+      </w:pPr>
+      <w:rPr>
+        <w:rFonts w:ascii="Symbol" w:hAnsi="Symbol" w:hint="default"/>
+        <w:sz w:val="20"/>
+      </w:rPr>
+    </w:lvl>
+    <w:lvl w:ilvl="1">
+      <w:start w:val="1"/>
+      <w:numFmt w:val="bullet"/>
+      <w:lvlText w:val="o"/>
+      <w:lvlJc w:val="left"/>
+      <w:pPr>
+        <w:tabs>
+          <w:tab w:val="num" w:pos="1440"/>
+        </w:tabs>
+        <w:ind w:left="1440" w:hanging="360"/>
+      </w:pPr>
+      <w:rPr>
+        <w:rFonts w:ascii="Courier New" w:hAnsi="Courier New" w:hint="default"/>
+        <w:sz w:val="20"/>
+      </w:rPr>
+    </w:lvl>
+    <w:lvl w:ilvl="2" w:tentative="1">
+      <w:start w:val="1"/>
+      <w:numFmt w:val="bullet"/>
+      <w:lvlText w:val=""/>
+      <w:lvlJc w:val="left"/>
+      <w:pPr>
+        <w:tabs>
+          <w:tab w:val="num" w:pos="2160"/>
+        </w:tabs>
+        <w:ind w:left="2160" w:hanging="360"/>
+      </w:pPr>
+      <w:rPr>
+        <w:rFonts w:ascii="Wingdings" w:hAnsi="Wingdings" w:hint="default"/>
+        <w:sz w:val="20"/>
+      </w:rPr>
+    </w:lvl>
+    <w:lvl w:ilvl="3" w:tentative="1">
+      <w:start w:val="1"/>
+      <w:numFmt w:val="bullet"/>
+      <w:lvlText w:val=""/>
+      <w:lvlJc w:val="left"/>
+      <w:pPr>
+        <w:tabs>
+          <w:tab w:val="num" w:pos="2880"/>
+        </w:tabs>
+        <w:ind w:left="2880" w:hanging="360"/>
+      </w:pPr>
+      <w:rPr>
+        <w:rFonts w:ascii="Wingdings" w:hAnsi="Wingdings" w:hint="default"/>
+        <w:sz w:val="20"/>
+      </w:rPr>
+    </w:lvl>
+    <w:lvl w:ilvl="4" w:tentative="1">
+      <w:start w:val="1"/>
+      <w:numFmt w:val="bullet"/>
+      <w:lvlText w:val=""/>
+      <w:lvlJc w:val="left"/>
+      <w:pPr>
+        <w:tabs>
+          <w:tab w:val="num" w:pos="3600"/>
+        </w:tabs>
+        <w:ind w:left="3600" w:hanging="360"/>
+      </w:pPr>
+      <w:rPr>
+        <w:rFonts w:ascii="Wingdings" w:hAnsi="Wingdings" w:hint="default"/>
+        <w:sz w:val="20"/>
+      </w:rPr>
+    </w:lvl>
+    <w:lvl w:ilvl="5" w:tentative="1">
+      <w:start w:val="1"/>
+      <w:numFmt w:val="bullet"/>
+      <w:lvlText w:val=""/>
+      <w:lvlJc w:val="left"/>
+      <w:pPr>
+        <w:tabs>
+          <w:tab w:val="num" w:pos="4320"/>
+        </w:tabs>
+        <w:ind w:left="4320" w:hanging="360"/>
+      </w:pPr>
+      <w:rPr>
+        <w:rFonts w:ascii="Wingdings" w:hAnsi="Wingdings" w:hint="default"/>
+        <w:sz w:val="20"/>
+      </w:rPr>
+    </w:lvl>
+    <w:lvl w:ilvl="6" w:tentative="1">
+      <w:start w:val="1"/>
+      <w:numFmt w:val="bullet"/>
+      <w:lvlText w:val=""/>
+      <w:lvlJc w:val="left"/>
+      <w:pPr>
+        <w:tabs>
+          <w:tab w:val="num" w:pos="5040"/>
+        </w:tabs>
+        <w:ind w:left="5040" w:hanging="360"/>
+      </w:pPr>
+      <w:rPr>
+        <w:rFonts w:ascii="Wingdings" w:hAnsi="Wingdings" w:hint="default"/>
+        <w:sz w:val="20"/>
+      </w:rPr>
+    </w:lvl>
+    <w:lvl w:ilvl="7" w:tentative="1">
+      <w:start w:val="1"/>
+      <w:numFmt w:val="bullet"/>
+      <w:lvlText w:val=""/>
+      <w:lvlJc w:val="left"/>
+      <w:pPr>
+        <w:tabs>
+          <w:tab w:val="num" w:pos="5760"/>
+        </w:tabs>
+        <w:ind w:left="5760" w:hanging="360"/>
+      </w:pPr>
+      <w:rPr>
+        <w:rFonts w:ascii="Wingdings" w:hAnsi="Wingdings" w:hint="default"/>
+        <w:sz w:val="20"/>
+      </w:rPr>
+    </w:lvl>
+    <w:lvl w:ilvl="8" w:tentative="1">
+      <w:start w:val="1"/>
+      <w:numFmt w:val="bullet"/>
+      <w:lvlText w:val=""/>
+      <w:lvlJc w:val="left"/>
+      <w:pPr>
+        <w:tabs>
+          <w:tab w:val="num" w:pos="6480"/>
+        </w:tabs>
+        <w:ind w:left="6480" w:hanging="360"/>
+      </w:pPr>
+      <w:rPr>
+        <w:rFonts w:ascii="Wingdings" w:hAnsi="Wingdings" w:hint="default"/>
+        <w:sz w:val="20"/>
+      </w:rPr>
+    </w:lvl>
+  </w:abstractNum>
+  <w:abstractNum w:abstractNumId="55">
     <w:nsid w:val="5C4C0781"/>
     <w:multiLevelType w:val="multilevel"/>
     <w:tmpl w:val="1D3AB18A"/>
@@ -16820,10 +18717,10 @@
       </w:rPr>
     </w:lvl>
   </w:abstractNum>
-  <w:abstractNum w:abstractNumId="55">
-    <w:nsid w:val="5D2B0E1A"/>
+  <w:abstractNum w:abstractNumId="56">
+    <w:nsid w:val="5D402E0C"/>
     <w:multiLevelType w:val="multilevel"/>
-    <w:tmpl w:val="76FC054C"/>
+    <w:tmpl w:val="842CF672"/>
     <w:lvl w:ilvl="0">
       <w:start w:val="1"/>
       <w:numFmt w:val="bullet"/>
@@ -16969,7 +18866,7 @@
       </w:rPr>
     </w:lvl>
   </w:abstractNum>
-  <w:abstractNum w:abstractNumId="56">
+  <w:abstractNum w:abstractNumId="57">
     <w:nsid w:val="5DAD7507"/>
     <w:multiLevelType w:val="multilevel"/>
     <w:tmpl w:val="A6CAFFAE"/>
@@ -17118,7 +19015,7 @@
       </w:rPr>
     </w:lvl>
   </w:abstractNum>
-  <w:abstractNum w:abstractNumId="57">
+  <w:abstractNum w:abstractNumId="58">
     <w:nsid w:val="5DC92CA4"/>
     <w:multiLevelType w:val="multilevel"/>
     <w:tmpl w:val="85A45C72"/>
@@ -17267,7 +19164,7 @@
       </w:rPr>
     </w:lvl>
   </w:abstractNum>
-  <w:abstractNum w:abstractNumId="58">
+  <w:abstractNum w:abstractNumId="59">
     <w:nsid w:val="5EDC5B1D"/>
     <w:multiLevelType w:val="multilevel"/>
     <w:tmpl w:val="3D9271A0"/>
@@ -17416,7 +19313,7 @@
       </w:rPr>
     </w:lvl>
   </w:abstractNum>
-  <w:abstractNum w:abstractNumId="59">
+  <w:abstractNum w:abstractNumId="60">
     <w:nsid w:val="5F2D1E07"/>
     <w:multiLevelType w:val="multilevel"/>
     <w:tmpl w:val="67BE58E8"/>
@@ -17565,7 +19462,7 @@
       </w:rPr>
     </w:lvl>
   </w:abstractNum>
-  <w:abstractNum w:abstractNumId="60">
+  <w:abstractNum w:abstractNumId="61">
     <w:nsid w:val="601F40B2"/>
     <w:multiLevelType w:val="multilevel"/>
     <w:tmpl w:val="73760AD2"/>
@@ -17714,7 +19611,7 @@
       </w:rPr>
     </w:lvl>
   </w:abstractNum>
-  <w:abstractNum w:abstractNumId="61">
+  <w:abstractNum w:abstractNumId="62">
     <w:nsid w:val="60E60FEC"/>
     <w:multiLevelType w:val="multilevel"/>
     <w:tmpl w:val="0972AEE4"/>
@@ -17863,7 +19760,7 @@
       </w:rPr>
     </w:lvl>
   </w:abstractNum>
-  <w:abstractNum w:abstractNumId="62">
+  <w:abstractNum w:abstractNumId="63">
     <w:nsid w:val="60F43D47"/>
     <w:multiLevelType w:val="multilevel"/>
     <w:tmpl w:val="302EA07E"/>
@@ -18012,7 +19909,7 @@
       </w:rPr>
     </w:lvl>
   </w:abstractNum>
-  <w:abstractNum w:abstractNumId="63">
+  <w:abstractNum w:abstractNumId="64">
     <w:nsid w:val="62F80815"/>
     <w:multiLevelType w:val="multilevel"/>
     <w:tmpl w:val="72EC6B4C"/>
@@ -18161,7 +20058,7 @@
       </w:rPr>
     </w:lvl>
   </w:abstractNum>
-  <w:abstractNum w:abstractNumId="64">
+  <w:abstractNum w:abstractNumId="65">
     <w:nsid w:val="645436CF"/>
     <w:multiLevelType w:val="multilevel"/>
     <w:tmpl w:val="E0641648"/>
@@ -18274,7 +20171,7 @@
       </w:pPr>
     </w:lvl>
   </w:abstractNum>
-  <w:abstractNum w:abstractNumId="65">
+  <w:abstractNum w:abstractNumId="66">
     <w:nsid w:val="64F13D58"/>
     <w:multiLevelType w:val="multilevel"/>
     <w:tmpl w:val="2E8AC4FC"/>
@@ -18423,7 +20320,7 @@
       </w:rPr>
     </w:lvl>
   </w:abstractNum>
-  <w:abstractNum w:abstractNumId="66">
+  <w:abstractNum w:abstractNumId="67">
     <w:nsid w:val="65DF68C5"/>
     <w:multiLevelType w:val="multilevel"/>
     <w:tmpl w:val="4BEAD7A0"/>
@@ -18572,7 +20469,7 @@
       </w:rPr>
     </w:lvl>
   </w:abstractNum>
-  <w:abstractNum w:abstractNumId="67">
+  <w:abstractNum w:abstractNumId="68">
     <w:nsid w:val="680C5FC7"/>
     <w:multiLevelType w:val="multilevel"/>
     <w:tmpl w:val="526EB7E8"/>
@@ -18721,7 +20618,7 @@
       </w:rPr>
     </w:lvl>
   </w:abstractNum>
-  <w:abstractNum w:abstractNumId="68">
+  <w:abstractNum w:abstractNumId="69">
     <w:nsid w:val="6CA417C5"/>
     <w:multiLevelType w:val="multilevel"/>
     <w:tmpl w:val="1884C094"/>
@@ -18870,7 +20767,156 @@
       </w:rPr>
     </w:lvl>
   </w:abstractNum>
-  <w:abstractNum w:abstractNumId="69">
+  <w:abstractNum w:abstractNumId="70">
+    <w:nsid w:val="6D1B0289"/>
+    <w:multiLevelType w:val="multilevel"/>
+    <w:tmpl w:val="EF10DA1A"/>
+    <w:lvl w:ilvl="0">
+      <w:start w:val="1"/>
+      <w:numFmt w:val="bullet"/>
+      <w:lvlText w:val=""/>
+      <w:lvlJc w:val="left"/>
+      <w:pPr>
+        <w:tabs>
+          <w:tab w:val="num" w:pos="720"/>
+        </w:tabs>
+        <w:ind w:left="720" w:hanging="360"/>
+      </w:pPr>
+      <w:rPr>
+        <w:rFonts w:ascii="Symbol" w:hAnsi="Symbol" w:hint="default"/>
+        <w:sz w:val="20"/>
+      </w:rPr>
+    </w:lvl>
+    <w:lvl w:ilvl="1" w:tentative="1">
+      <w:start w:val="1"/>
+      <w:numFmt w:val="bullet"/>
+      <w:lvlText w:val="o"/>
+      <w:lvlJc w:val="left"/>
+      <w:pPr>
+        <w:tabs>
+          <w:tab w:val="num" w:pos="1440"/>
+        </w:tabs>
+        <w:ind w:left="1440" w:hanging="360"/>
+      </w:pPr>
+      <w:rPr>
+        <w:rFonts w:ascii="Courier New" w:hAnsi="Courier New" w:hint="default"/>
+        <w:sz w:val="20"/>
+      </w:rPr>
+    </w:lvl>
+    <w:lvl w:ilvl="2" w:tentative="1">
+      <w:start w:val="1"/>
+      <w:numFmt w:val="bullet"/>
+      <w:lvlText w:val=""/>
+      <w:lvlJc w:val="left"/>
+      <w:pPr>
+        <w:tabs>
+          <w:tab w:val="num" w:pos="2160"/>
+        </w:tabs>
+        <w:ind w:left="2160" w:hanging="360"/>
+      </w:pPr>
+      <w:rPr>
+        <w:rFonts w:ascii="Wingdings" w:hAnsi="Wingdings" w:hint="default"/>
+        <w:sz w:val="20"/>
+      </w:rPr>
+    </w:lvl>
+    <w:lvl w:ilvl="3" w:tentative="1">
+      <w:start w:val="1"/>
+      <w:numFmt w:val="bullet"/>
+      <w:lvlText w:val=""/>
+      <w:lvlJc w:val="left"/>
+      <w:pPr>
+        <w:tabs>
+          <w:tab w:val="num" w:pos="2880"/>
+        </w:tabs>
+        <w:ind w:left="2880" w:hanging="360"/>
+      </w:pPr>
+      <w:rPr>
+        <w:rFonts w:ascii="Wingdings" w:hAnsi="Wingdings" w:hint="default"/>
+        <w:sz w:val="20"/>
+      </w:rPr>
+    </w:lvl>
+    <w:lvl w:ilvl="4" w:tentative="1">
+      <w:start w:val="1"/>
+      <w:numFmt w:val="bullet"/>
+      <w:lvlText w:val=""/>
+      <w:lvlJc w:val="left"/>
+      <w:pPr>
+        <w:tabs>
+          <w:tab w:val="num" w:pos="3600"/>
+        </w:tabs>
+        <w:ind w:left="3600" w:hanging="360"/>
+      </w:pPr>
+      <w:rPr>
+        <w:rFonts w:ascii="Wingdings" w:hAnsi="Wingdings" w:hint="default"/>
+        <w:sz w:val="20"/>
+      </w:rPr>
+    </w:lvl>
+    <w:lvl w:ilvl="5" w:tentative="1">
+      <w:start w:val="1"/>
+      <w:numFmt w:val="bullet"/>
+      <w:lvlText w:val=""/>
+      <w:lvlJc w:val="left"/>
+      <w:pPr>
+        <w:tabs>
+          <w:tab w:val="num" w:pos="4320"/>
+        </w:tabs>
+        <w:ind w:left="4320" w:hanging="360"/>
+      </w:pPr>
+      <w:rPr>
+        <w:rFonts w:ascii="Wingdings" w:hAnsi="Wingdings" w:hint="default"/>
+        <w:sz w:val="20"/>
+      </w:rPr>
+    </w:lvl>
+    <w:lvl w:ilvl="6" w:tentative="1">
+      <w:start w:val="1"/>
+      <w:numFmt w:val="bullet"/>
+      <w:lvlText w:val=""/>
+      <w:lvlJc w:val="left"/>
+      <w:pPr>
+        <w:tabs>
+          <w:tab w:val="num" w:pos="5040"/>
+        </w:tabs>
+        <w:ind w:left="5040" w:hanging="360"/>
+      </w:pPr>
+      <w:rPr>
+        <w:rFonts w:ascii="Wingdings" w:hAnsi="Wingdings" w:hint="default"/>
+        <w:sz w:val="20"/>
+      </w:rPr>
+    </w:lvl>
+    <w:lvl w:ilvl="7" w:tentative="1">
+      <w:start w:val="1"/>
+      <w:numFmt w:val="bullet"/>
+      <w:lvlText w:val=""/>
+      <w:lvlJc w:val="left"/>
+      <w:pPr>
+        <w:tabs>
+          <w:tab w:val="num" w:pos="5760"/>
+        </w:tabs>
+        <w:ind w:left="5760" w:hanging="360"/>
+      </w:pPr>
+      <w:rPr>
+        <w:rFonts w:ascii="Wingdings" w:hAnsi="Wingdings" w:hint="default"/>
+        <w:sz w:val="20"/>
+      </w:rPr>
+    </w:lvl>
+    <w:lvl w:ilvl="8" w:tentative="1">
+      <w:start w:val="1"/>
+      <w:numFmt w:val="bullet"/>
+      <w:lvlText w:val=""/>
+      <w:lvlJc w:val="left"/>
+      <w:pPr>
+        <w:tabs>
+          <w:tab w:val="num" w:pos="6480"/>
+        </w:tabs>
+        <w:ind w:left="6480" w:hanging="360"/>
+      </w:pPr>
+      <w:rPr>
+        <w:rFonts w:ascii="Wingdings" w:hAnsi="Wingdings" w:hint="default"/>
+        <w:sz w:val="20"/>
+      </w:rPr>
+    </w:lvl>
+  </w:abstractNum>
+  <w:abstractNum w:abstractNumId="71">
     <w:nsid w:val="6D4A0526"/>
     <w:multiLevelType w:val="multilevel"/>
     <w:tmpl w:val="7A101A2E"/>
@@ -19019,7 +21065,7 @@
       </w:rPr>
     </w:lvl>
   </w:abstractNum>
-  <w:abstractNum w:abstractNumId="70">
+  <w:abstractNum w:abstractNumId="72">
     <w:nsid w:val="6E0C23E7"/>
     <w:multiLevelType w:val="multilevel"/>
     <w:tmpl w:val="13FC0BBE"/>
@@ -19168,7 +21214,7 @@
       </w:rPr>
     </w:lvl>
   </w:abstractNum>
-  <w:abstractNum w:abstractNumId="71">
+  <w:abstractNum w:abstractNumId="73">
     <w:nsid w:val="6E5B60FC"/>
     <w:multiLevelType w:val="multilevel"/>
     <w:tmpl w:val="C51C76C4"/>
@@ -19317,7 +21363,7 @@
       </w:rPr>
     </w:lvl>
   </w:abstractNum>
-  <w:abstractNum w:abstractNumId="72">
+  <w:abstractNum w:abstractNumId="74">
     <w:nsid w:val="7076218F"/>
     <w:multiLevelType w:val="multilevel"/>
     <w:tmpl w:val="2362B4A0"/>
@@ -19466,7 +21512,7 @@
       </w:rPr>
     </w:lvl>
   </w:abstractNum>
-  <w:abstractNum w:abstractNumId="73">
+  <w:abstractNum w:abstractNumId="75">
     <w:nsid w:val="70A36CCF"/>
     <w:multiLevelType w:val="multilevel"/>
     <w:tmpl w:val="095A0F46"/>
@@ -19615,7 +21661,7 @@
       </w:rPr>
     </w:lvl>
   </w:abstractNum>
-  <w:abstractNum w:abstractNumId="74">
+  <w:abstractNum w:abstractNumId="76">
     <w:nsid w:val="70AD62B0"/>
     <w:multiLevelType w:val="multilevel"/>
     <w:tmpl w:val="8A06B346"/>
@@ -19764,7 +21810,7 @@
       </w:rPr>
     </w:lvl>
   </w:abstractNum>
-  <w:abstractNum w:abstractNumId="75">
+  <w:abstractNum w:abstractNumId="77">
     <w:nsid w:val="71BA2B76"/>
     <w:multiLevelType w:val="multilevel"/>
     <w:tmpl w:val="25E64BE6"/>
@@ -19913,7 +21959,7 @@
       </w:rPr>
     </w:lvl>
   </w:abstractNum>
-  <w:abstractNum w:abstractNumId="76">
+  <w:abstractNum w:abstractNumId="78">
     <w:nsid w:val="73AD08DD"/>
     <w:multiLevelType w:val="multilevel"/>
     <w:tmpl w:val="7C6EE5E6"/>
@@ -20062,7 +22108,305 @@
       </w:rPr>
     </w:lvl>
   </w:abstractNum>
-  <w:abstractNum w:abstractNumId="77">
+  <w:abstractNum w:abstractNumId="79">
+    <w:nsid w:val="771A052E"/>
+    <w:multiLevelType w:val="multilevel"/>
+    <w:tmpl w:val="D4E63880"/>
+    <w:lvl w:ilvl="0">
+      <w:start w:val="1"/>
+      <w:numFmt w:val="bullet"/>
+      <w:lvlText w:val=""/>
+      <w:lvlJc w:val="left"/>
+      <w:pPr>
+        <w:tabs>
+          <w:tab w:val="num" w:pos="720"/>
+        </w:tabs>
+        <w:ind w:left="720" w:hanging="360"/>
+      </w:pPr>
+      <w:rPr>
+        <w:rFonts w:ascii="Symbol" w:hAnsi="Symbol" w:hint="default"/>
+        <w:sz w:val="20"/>
+      </w:rPr>
+    </w:lvl>
+    <w:lvl w:ilvl="1" w:tentative="1">
+      <w:start w:val="1"/>
+      <w:numFmt w:val="bullet"/>
+      <w:lvlText w:val="o"/>
+      <w:lvlJc w:val="left"/>
+      <w:pPr>
+        <w:tabs>
+          <w:tab w:val="num" w:pos="1440"/>
+        </w:tabs>
+        <w:ind w:left="1440" w:hanging="360"/>
+      </w:pPr>
+      <w:rPr>
+        <w:rFonts w:ascii="Courier New" w:hAnsi="Courier New" w:hint="default"/>
+        <w:sz w:val="20"/>
+      </w:rPr>
+    </w:lvl>
+    <w:lvl w:ilvl="2" w:tentative="1">
+      <w:start w:val="1"/>
+      <w:numFmt w:val="bullet"/>
+      <w:lvlText w:val=""/>
+      <w:lvlJc w:val="left"/>
+      <w:pPr>
+        <w:tabs>
+          <w:tab w:val="num" w:pos="2160"/>
+        </w:tabs>
+        <w:ind w:left="2160" w:hanging="360"/>
+      </w:pPr>
+      <w:rPr>
+        <w:rFonts w:ascii="Wingdings" w:hAnsi="Wingdings" w:hint="default"/>
+        <w:sz w:val="20"/>
+      </w:rPr>
+    </w:lvl>
+    <w:lvl w:ilvl="3" w:tentative="1">
+      <w:start w:val="1"/>
+      <w:numFmt w:val="bullet"/>
+      <w:lvlText w:val=""/>
+      <w:lvlJc w:val="left"/>
+      <w:pPr>
+        <w:tabs>
+          <w:tab w:val="num" w:pos="2880"/>
+        </w:tabs>
+        <w:ind w:left="2880" w:hanging="360"/>
+      </w:pPr>
+      <w:rPr>
+        <w:rFonts w:ascii="Wingdings" w:hAnsi="Wingdings" w:hint="default"/>
+        <w:sz w:val="20"/>
+      </w:rPr>
+    </w:lvl>
+    <w:lvl w:ilvl="4" w:tentative="1">
+      <w:start w:val="1"/>
+      <w:numFmt w:val="bullet"/>
+      <w:lvlText w:val=""/>
+      <w:lvlJc w:val="left"/>
+      <w:pPr>
+        <w:tabs>
+          <w:tab w:val="num" w:pos="3600"/>
+        </w:tabs>
+        <w:ind w:left="3600" w:hanging="360"/>
+      </w:pPr>
+      <w:rPr>
+        <w:rFonts w:ascii="Wingdings" w:hAnsi="Wingdings" w:hint="default"/>
+        <w:sz w:val="20"/>
+      </w:rPr>
+    </w:lvl>
+    <w:lvl w:ilvl="5" w:tentative="1">
+      <w:start w:val="1"/>
+      <w:numFmt w:val="bullet"/>
+      <w:lvlText w:val=""/>
+      <w:lvlJc w:val="left"/>
+      <w:pPr>
+        <w:tabs>
+          <w:tab w:val="num" w:pos="4320"/>
+        </w:tabs>
+        <w:ind w:left="4320" w:hanging="360"/>
+      </w:pPr>
+      <w:rPr>
+        <w:rFonts w:ascii="Wingdings" w:hAnsi="Wingdings" w:hint="default"/>
+        <w:sz w:val="20"/>
+      </w:rPr>
+    </w:lvl>
+    <w:lvl w:ilvl="6" w:tentative="1">
+      <w:start w:val="1"/>
+      <w:numFmt w:val="bullet"/>
+      <w:lvlText w:val=""/>
+      <w:lvlJc w:val="left"/>
+      <w:pPr>
+        <w:tabs>
+          <w:tab w:val="num" w:pos="5040"/>
+        </w:tabs>
+        <w:ind w:left="5040" w:hanging="360"/>
+      </w:pPr>
+      <w:rPr>
+        <w:rFonts w:ascii="Wingdings" w:hAnsi="Wingdings" w:hint="default"/>
+        <w:sz w:val="20"/>
+      </w:rPr>
+    </w:lvl>
+    <w:lvl w:ilvl="7" w:tentative="1">
+      <w:start w:val="1"/>
+      <w:numFmt w:val="bullet"/>
+      <w:lvlText w:val=""/>
+      <w:lvlJc w:val="left"/>
+      <w:pPr>
+        <w:tabs>
+          <w:tab w:val="num" w:pos="5760"/>
+        </w:tabs>
+        <w:ind w:left="5760" w:hanging="360"/>
+      </w:pPr>
+      <w:rPr>
+        <w:rFonts w:ascii="Wingdings" w:hAnsi="Wingdings" w:hint="default"/>
+        <w:sz w:val="20"/>
+      </w:rPr>
+    </w:lvl>
+    <w:lvl w:ilvl="8" w:tentative="1">
+      <w:start w:val="1"/>
+      <w:numFmt w:val="bullet"/>
+      <w:lvlText w:val=""/>
+      <w:lvlJc w:val="left"/>
+      <w:pPr>
+        <w:tabs>
+          <w:tab w:val="num" w:pos="6480"/>
+        </w:tabs>
+        <w:ind w:left="6480" w:hanging="360"/>
+      </w:pPr>
+      <w:rPr>
+        <w:rFonts w:ascii="Wingdings" w:hAnsi="Wingdings" w:hint="default"/>
+        <w:sz w:val="20"/>
+      </w:rPr>
+    </w:lvl>
+  </w:abstractNum>
+  <w:abstractNum w:abstractNumId="80">
+    <w:nsid w:val="788B45FE"/>
+    <w:multiLevelType w:val="multilevel"/>
+    <w:tmpl w:val="A42008BE"/>
+    <w:lvl w:ilvl="0">
+      <w:start w:val="1"/>
+      <w:numFmt w:val="bullet"/>
+      <w:lvlText w:val=""/>
+      <w:lvlJc w:val="left"/>
+      <w:pPr>
+        <w:tabs>
+          <w:tab w:val="num" w:pos="720"/>
+        </w:tabs>
+        <w:ind w:left="720" w:hanging="360"/>
+      </w:pPr>
+      <w:rPr>
+        <w:rFonts w:ascii="Symbol" w:hAnsi="Symbol" w:hint="default"/>
+        <w:sz w:val="20"/>
+      </w:rPr>
+    </w:lvl>
+    <w:lvl w:ilvl="1" w:tentative="1">
+      <w:start w:val="1"/>
+      <w:numFmt w:val="bullet"/>
+      <w:lvlText w:val="o"/>
+      <w:lvlJc w:val="left"/>
+      <w:pPr>
+        <w:tabs>
+          <w:tab w:val="num" w:pos="1440"/>
+        </w:tabs>
+        <w:ind w:left="1440" w:hanging="360"/>
+      </w:pPr>
+      <w:rPr>
+        <w:rFonts w:ascii="Courier New" w:hAnsi="Courier New" w:hint="default"/>
+        <w:sz w:val="20"/>
+      </w:rPr>
+    </w:lvl>
+    <w:lvl w:ilvl="2" w:tentative="1">
+      <w:start w:val="1"/>
+      <w:numFmt w:val="bullet"/>
+      <w:lvlText w:val=""/>
+      <w:lvlJc w:val="left"/>
+      <w:pPr>
+        <w:tabs>
+          <w:tab w:val="num" w:pos="2160"/>
+        </w:tabs>
+        <w:ind w:left="2160" w:hanging="360"/>
+      </w:pPr>
+      <w:rPr>
+        <w:rFonts w:ascii="Wingdings" w:hAnsi="Wingdings" w:hint="default"/>
+        <w:sz w:val="20"/>
+      </w:rPr>
+    </w:lvl>
+    <w:lvl w:ilvl="3" w:tentative="1">
+      <w:start w:val="1"/>
+      <w:numFmt w:val="bullet"/>
+      <w:lvlText w:val=""/>
+      <w:lvlJc w:val="left"/>
+      <w:pPr>
+        <w:tabs>
+          <w:tab w:val="num" w:pos="2880"/>
+        </w:tabs>
+        <w:ind w:left="2880" w:hanging="360"/>
+      </w:pPr>
+      <w:rPr>
+        <w:rFonts w:ascii="Wingdings" w:hAnsi="Wingdings" w:hint="default"/>
+        <w:sz w:val="20"/>
+      </w:rPr>
+    </w:lvl>
+    <w:lvl w:ilvl="4" w:tentative="1">
+      <w:start w:val="1"/>
+      <w:numFmt w:val="bullet"/>
+      <w:lvlText w:val=""/>
+      <w:lvlJc w:val="left"/>
+      <w:pPr>
+        <w:tabs>
+          <w:tab w:val="num" w:pos="3600"/>
+        </w:tabs>
+        <w:ind w:left="3600" w:hanging="360"/>
+      </w:pPr>
+      <w:rPr>
+        <w:rFonts w:ascii="Wingdings" w:hAnsi="Wingdings" w:hint="default"/>
+        <w:sz w:val="20"/>
+      </w:rPr>
+    </w:lvl>
+    <w:lvl w:ilvl="5" w:tentative="1">
+      <w:start w:val="1"/>
+      <w:numFmt w:val="bullet"/>
+      <w:lvlText w:val=""/>
+      <w:lvlJc w:val="left"/>
+      <w:pPr>
+        <w:tabs>
+          <w:tab w:val="num" w:pos="4320"/>
+        </w:tabs>
+        <w:ind w:left="4320" w:hanging="360"/>
+      </w:pPr>
+      <w:rPr>
+        <w:rFonts w:ascii="Wingdings" w:hAnsi="Wingdings" w:hint="default"/>
+        <w:sz w:val="20"/>
+      </w:rPr>
+    </w:lvl>
+    <w:lvl w:ilvl="6" w:tentative="1">
+      <w:start w:val="1"/>
+      <w:numFmt w:val="bullet"/>
+      <w:lvlText w:val=""/>
+      <w:lvlJc w:val="left"/>
+      <w:pPr>
+        <w:tabs>
+          <w:tab w:val="num" w:pos="5040"/>
+        </w:tabs>
+        <w:ind w:left="5040" w:hanging="360"/>
+      </w:pPr>
+      <w:rPr>
+        <w:rFonts w:ascii="Wingdings" w:hAnsi="Wingdings" w:hint="default"/>
+        <w:sz w:val="20"/>
+      </w:rPr>
+    </w:lvl>
+    <w:lvl w:ilvl="7" w:tentative="1">
+      <w:start w:val="1"/>
+      <w:numFmt w:val="bullet"/>
+      <w:lvlText w:val=""/>
+      <w:lvlJc w:val="left"/>
+      <w:pPr>
+        <w:tabs>
+          <w:tab w:val="num" w:pos="5760"/>
+        </w:tabs>
+        <w:ind w:left="5760" w:hanging="360"/>
+      </w:pPr>
+      <w:rPr>
+        <w:rFonts w:ascii="Wingdings" w:hAnsi="Wingdings" w:hint="default"/>
+        <w:sz w:val="20"/>
+      </w:rPr>
+    </w:lvl>
+    <w:lvl w:ilvl="8" w:tentative="1">
+      <w:start w:val="1"/>
+      <w:numFmt w:val="bullet"/>
+      <w:lvlText w:val=""/>
+      <w:lvlJc w:val="left"/>
+      <w:pPr>
+        <w:tabs>
+          <w:tab w:val="num" w:pos="6480"/>
+        </w:tabs>
+        <w:ind w:left="6480" w:hanging="360"/>
+      </w:pPr>
+      <w:rPr>
+        <w:rFonts w:ascii="Wingdings" w:hAnsi="Wingdings" w:hint="default"/>
+        <w:sz w:val="20"/>
+      </w:rPr>
+    </w:lvl>
+  </w:abstractNum>
+  <w:abstractNum w:abstractNumId="81">
     <w:nsid w:val="78A4027C"/>
     <w:multiLevelType w:val="multilevel"/>
     <w:tmpl w:val="0984720E"/>
@@ -20211,7 +22555,7 @@
       </w:rPr>
     </w:lvl>
   </w:abstractNum>
-  <w:abstractNum w:abstractNumId="78">
+  <w:abstractNum w:abstractNumId="82">
     <w:nsid w:val="7CEC2DDD"/>
     <w:multiLevelType w:val="multilevel"/>
     <w:tmpl w:val="51021056"/>
@@ -20360,7 +22704,7 @@
       </w:rPr>
     </w:lvl>
   </w:abstractNum>
-  <w:abstractNum w:abstractNumId="79">
+  <w:abstractNum w:abstractNumId="83">
     <w:nsid w:val="7D57586A"/>
     <w:multiLevelType w:val="multilevel"/>
     <w:tmpl w:val="671ABE36"/>
@@ -20509,7 +22853,7 @@
       </w:rPr>
     </w:lvl>
   </w:abstractNum>
-  <w:abstractNum w:abstractNumId="80">
+  <w:abstractNum w:abstractNumId="84">
     <w:nsid w:val="7EB234BF"/>
     <w:multiLevelType w:val="multilevel"/>
     <w:tmpl w:val="9EC8CF7A"/>
@@ -20658,7 +23002,7 @@
       </w:rPr>
     </w:lvl>
   </w:abstractNum>
-  <w:abstractNum w:abstractNumId="81">
+  <w:abstractNum w:abstractNumId="85">
     <w:nsid w:val="7F3E4AA9"/>
     <w:multiLevelType w:val="multilevel"/>
     <w:tmpl w:val="D7B279CA"/>
@@ -20808,252 +23152,264 @@
     </w:lvl>
   </w:abstractNum>
   <w:num w:numId="1">
-    <w:abstractNumId w:val="17"/>
+    <w:abstractNumId w:val="16"/>
   </w:num>
   <w:num w:numId="2">
-    <w:abstractNumId w:val="34"/>
+    <w:abstractNumId w:val="33"/>
   </w:num>
   <w:num w:numId="3">
-    <w:abstractNumId w:val="4"/>
+    <w:abstractNumId w:val="3"/>
   </w:num>
   <w:num w:numId="4">
-    <w:abstractNumId w:val="56"/>
+    <w:abstractNumId w:val="57"/>
   </w:num>
   <w:num w:numId="5">
-    <w:abstractNumId w:val="20"/>
+    <w:abstractNumId w:val="19"/>
   </w:num>
   <w:num w:numId="6">
-    <w:abstractNumId w:val="45"/>
+    <w:abstractNumId w:val="43"/>
   </w:num>
   <w:num w:numId="7">
     <w:abstractNumId w:val="12"/>
   </w:num>
   <w:num w:numId="8">
-    <w:abstractNumId w:val="49"/>
+    <w:abstractNumId w:val="46"/>
   </w:num>
   <w:num w:numId="9">
+    <w:abstractNumId w:val="71"/>
+  </w:num>
+  <w:num w:numId="10">
+    <w:abstractNumId w:val="50"/>
+  </w:num>
+  <w:num w:numId="11">
+    <w:abstractNumId w:val="21"/>
+  </w:num>
+  <w:num w:numId="12">
+    <w:abstractNumId w:val="72"/>
+  </w:num>
+  <w:num w:numId="13">
     <w:abstractNumId w:val="69"/>
   </w:num>
-  <w:num w:numId="10">
-    <w:abstractNumId w:val="52"/>
-  </w:num>
-  <w:num w:numId="11">
-    <w:abstractNumId w:val="22"/>
-  </w:num>
-  <w:num w:numId="12">
-    <w:abstractNumId w:val="70"/>
-  </w:num>
-  <w:num w:numId="13">
-    <w:abstractNumId w:val="68"/>
-  </w:num>
   <w:num w:numId="14">
-    <w:abstractNumId w:val="2"/>
+    <w:abstractNumId w:val="1"/>
   </w:num>
   <w:num w:numId="15">
-    <w:abstractNumId w:val="65"/>
+    <w:abstractNumId w:val="66"/>
   </w:num>
   <w:num w:numId="16">
-    <w:abstractNumId w:val="47"/>
+    <w:abstractNumId w:val="44"/>
   </w:num>
   <w:num w:numId="17">
-    <w:abstractNumId w:val="61"/>
+    <w:abstractNumId w:val="62"/>
   </w:num>
   <w:num w:numId="18">
-    <w:abstractNumId w:val="79"/>
+    <w:abstractNumId w:val="83"/>
   </w:num>
   <w:num w:numId="19">
-    <w:abstractNumId w:val="54"/>
+    <w:abstractNumId w:val="55"/>
   </w:num>
   <w:num w:numId="20">
-    <w:abstractNumId w:val="39"/>
+    <w:abstractNumId w:val="37"/>
   </w:num>
   <w:num w:numId="21">
-    <w:abstractNumId w:val="27"/>
+    <w:abstractNumId w:val="26"/>
   </w:num>
   <w:num w:numId="22">
-    <w:abstractNumId w:val="40"/>
+    <w:abstractNumId w:val="38"/>
   </w:num>
   <w:num w:numId="23">
-    <w:abstractNumId w:val="74"/>
+    <w:abstractNumId w:val="76"/>
   </w:num>
   <w:num w:numId="24">
     <w:abstractNumId w:val="7"/>
   </w:num>
   <w:num w:numId="25">
-    <w:abstractNumId w:val="64"/>
+    <w:abstractNumId w:val="65"/>
   </w:num>
   <w:num w:numId="26">
-    <w:abstractNumId w:val="25"/>
+    <w:abstractNumId w:val="24"/>
   </w:num>
   <w:num w:numId="27">
-    <w:abstractNumId w:val="6"/>
+    <w:abstractNumId w:val="5"/>
   </w:num>
   <w:num w:numId="28">
-    <w:abstractNumId w:val="24"/>
+    <w:abstractNumId w:val="23"/>
   </w:num>
   <w:num w:numId="29">
-    <w:abstractNumId w:val="75"/>
+    <w:abstractNumId w:val="77"/>
   </w:num>
   <w:num w:numId="30">
-    <w:abstractNumId w:val="16"/>
+    <w:abstractNumId w:val="15"/>
   </w:num>
   <w:num w:numId="31">
-    <w:abstractNumId w:val="71"/>
+    <w:abstractNumId w:val="73"/>
   </w:num>
   <w:num w:numId="32">
-    <w:abstractNumId w:val="60"/>
+    <w:abstractNumId w:val="61"/>
   </w:num>
   <w:num w:numId="33">
-    <w:abstractNumId w:val="32"/>
+    <w:abstractNumId w:val="31"/>
   </w:num>
   <w:num w:numId="34">
-    <w:abstractNumId w:val="53"/>
+    <w:abstractNumId w:val="51"/>
   </w:num>
   <w:num w:numId="35">
-    <w:abstractNumId w:val="62"/>
+    <w:abstractNumId w:val="63"/>
   </w:num>
   <w:num w:numId="36">
-    <w:abstractNumId w:val="43"/>
+    <w:abstractNumId w:val="40"/>
   </w:num>
   <w:num w:numId="37">
-    <w:abstractNumId w:val="81"/>
+    <w:abstractNumId w:val="85"/>
   </w:num>
   <w:num w:numId="38">
-    <w:abstractNumId w:val="72"/>
+    <w:abstractNumId w:val="74"/>
   </w:num>
   <w:num w:numId="39">
     <w:abstractNumId w:val="9"/>
   </w:num>
   <w:num w:numId="40">
-    <w:abstractNumId w:val="59"/>
+    <w:abstractNumId w:val="60"/>
   </w:num>
   <w:num w:numId="41">
     <w:abstractNumId w:val="13"/>
   </w:num>
   <w:num w:numId="42">
-    <w:abstractNumId w:val="76"/>
+    <w:abstractNumId w:val="78"/>
   </w:num>
   <w:num w:numId="43">
-    <w:abstractNumId w:val="19"/>
+    <w:abstractNumId w:val="18"/>
   </w:num>
   <w:num w:numId="44">
-    <w:abstractNumId w:val="21"/>
+    <w:abstractNumId w:val="20"/>
   </w:num>
   <w:num w:numId="45">
     <w:abstractNumId w:val="14"/>
   </w:num>
   <w:num w:numId="46">
-    <w:abstractNumId w:val="48"/>
+    <w:abstractNumId w:val="45"/>
   </w:num>
   <w:num w:numId="47">
-    <w:abstractNumId w:val="33"/>
+    <w:abstractNumId w:val="32"/>
   </w:num>
   <w:num w:numId="48">
-    <w:abstractNumId w:val="5"/>
+    <w:abstractNumId w:val="4"/>
   </w:num>
   <w:num w:numId="49">
-    <w:abstractNumId w:val="26"/>
+    <w:abstractNumId w:val="25"/>
   </w:num>
   <w:num w:numId="50">
-    <w:abstractNumId w:val="77"/>
+    <w:abstractNumId w:val="81"/>
   </w:num>
   <w:num w:numId="51">
     <w:abstractNumId w:val="8"/>
   </w:num>
   <w:num w:numId="52">
-    <w:abstractNumId w:val="18"/>
+    <w:abstractNumId w:val="17"/>
   </w:num>
   <w:num w:numId="53">
     <w:abstractNumId w:val="10"/>
   </w:num>
   <w:num w:numId="54">
-    <w:abstractNumId w:val="78"/>
+    <w:abstractNumId w:val="82"/>
   </w:num>
   <w:num w:numId="55">
-    <w:abstractNumId w:val="1"/>
+    <w:abstractNumId w:val="0"/>
   </w:num>
   <w:num w:numId="56">
-    <w:abstractNumId w:val="57"/>
+    <w:abstractNumId w:val="58"/>
   </w:num>
   <w:num w:numId="57">
-    <w:abstractNumId w:val="73"/>
+    <w:abstractNumId w:val="75"/>
   </w:num>
   <w:num w:numId="58">
-    <w:abstractNumId w:val="29"/>
+    <w:abstractNumId w:val="28"/>
   </w:num>
   <w:num w:numId="59">
-    <w:abstractNumId w:val="41"/>
+    <w:abstractNumId w:val="39"/>
   </w:num>
   <w:num w:numId="60">
-    <w:abstractNumId w:val="51"/>
+    <w:abstractNumId w:val="49"/>
   </w:num>
   <w:num w:numId="61">
-    <w:abstractNumId w:val="50"/>
+    <w:abstractNumId w:val="47"/>
   </w:num>
   <w:num w:numId="62">
+    <w:abstractNumId w:val="68"/>
+  </w:num>
+  <w:num w:numId="63">
     <w:abstractNumId w:val="67"/>
   </w:num>
-  <w:num w:numId="63">
-    <w:abstractNumId w:val="66"/>
-  </w:num>
   <w:num w:numId="64">
-    <w:abstractNumId w:val="63"/>
+    <w:abstractNumId w:val="64"/>
   </w:num>
   <w:num w:numId="65">
-    <w:abstractNumId w:val="58"/>
+    <w:abstractNumId w:val="59"/>
   </w:num>
   <w:num w:numId="66">
+    <w:abstractNumId w:val="34"/>
+  </w:num>
+  <w:num w:numId="67">
     <w:abstractNumId w:val="35"/>
   </w:num>
-  <w:num w:numId="67">
-    <w:abstractNumId w:val="36"/>
-  </w:num>
   <w:num w:numId="68">
-    <w:abstractNumId w:val="44"/>
+    <w:abstractNumId w:val="42"/>
   </w:num>
   <w:num w:numId="69">
-    <w:abstractNumId w:val="23"/>
+    <w:abstractNumId w:val="22"/>
   </w:num>
   <w:num w:numId="70">
     <w:abstractNumId w:val="11"/>
   </w:num>
   <w:num w:numId="71">
-    <w:abstractNumId w:val="80"/>
+    <w:abstractNumId w:val="84"/>
   </w:num>
   <w:num w:numId="72">
-    <w:abstractNumId w:val="3"/>
+    <w:abstractNumId w:val="2"/>
   </w:num>
   <w:num w:numId="73">
-    <w:abstractNumId w:val="37"/>
+    <w:abstractNumId w:val="36"/>
   </w:num>
   <w:num w:numId="74">
     <w:abstractNumId w:val="30"/>
   </w:num>
   <w:num w:numId="75">
-    <w:abstractNumId w:val="15"/>
+    <w:abstractNumId w:val="56"/>
   </w:num>
   <w:num w:numId="76">
-    <w:abstractNumId w:val="55"/>
+    <w:abstractNumId w:val="6"/>
   </w:num>
   <w:num w:numId="77">
-    <w:abstractNumId w:val="38"/>
+    <w:abstractNumId w:val="29"/>
   </w:num>
   <w:num w:numId="78">
-    <w:abstractNumId w:val="28"/>
+    <w:abstractNumId w:val="79"/>
   </w:num>
   <w:num w:numId="79">
-    <w:abstractNumId w:val="46"/>
+    <w:abstractNumId w:val="80"/>
   </w:num>
   <w:num w:numId="80">
-    <w:abstractNumId w:val="42"/>
+    <w:abstractNumId w:val="52"/>
   </w:num>
   <w:num w:numId="81">
-    <w:abstractNumId w:val="0"/>
+    <w:abstractNumId w:val="41"/>
   </w:num>
   <w:num w:numId="82">
-    <w:abstractNumId w:val="31"/>
+    <w:abstractNumId w:val="53"/>
   </w:num>
-  <w:numIdMacAtCleanup w:val="82"/>
+  <w:num w:numId="83">
+    <w:abstractNumId w:val="27"/>
+  </w:num>
+  <w:num w:numId="84">
+    <w:abstractNumId w:val="48"/>
+  </w:num>
+  <w:num w:numId="85">
+    <w:abstractNumId w:val="70"/>
+  </w:num>
+  <w:num w:numId="86">
+    <w:abstractNumId w:val="54"/>
+  </w:num>
+  <w:numIdMacAtCleanup w:val="86"/>
 </w:numbering>
 </file>
 
